--- a/4 семестр/Электроника/lab2.docx
+++ b/4 семестр/Электроника/lab2.docx
@@ -289,7 +289,7 @@
           <w:sz w:val="28"/>
           <w:szCs w:val="28"/>
         </w:rPr>
-        <w:t>Выполнил</w:t>
+        <w:t xml:space="preserve">Выполнил: </w:t>
       </w:r>
       <w:r>
         <w:rPr>
@@ -297,50 +297,8 @@
           <w:sz w:val="28"/>
           <w:szCs w:val="28"/>
         </w:rPr>
-        <w:t>(</w:t>
-      </w:r>
-      <w:r>
-        <w:rPr>
-          <w:rFonts w:ascii="Times New Roman" w:hAnsi="Times New Roman" w:cs="Times New Roman"/>
-          <w:sz w:val="28"/>
-          <w:szCs w:val="28"/>
-        </w:rPr>
-        <w:t>а</w:t>
-      </w:r>
-      <w:r>
-        <w:rPr>
-          <w:rFonts w:ascii="Times New Roman" w:hAnsi="Times New Roman" w:cs="Times New Roman"/>
-          <w:sz w:val="28"/>
-          <w:szCs w:val="28"/>
-        </w:rPr>
-        <w:t>)</w:t>
-      </w:r>
-      <w:r>
-        <w:rPr>
-          <w:rFonts w:ascii="Times New Roman" w:hAnsi="Times New Roman" w:cs="Times New Roman"/>
-          <w:sz w:val="28"/>
-          <w:szCs w:val="28"/>
-        </w:rPr>
-        <w:t xml:space="preserve">: </w:t>
-      </w:r>
-      <w:r>
-        <w:rPr>
-          <w:rFonts w:ascii="Times New Roman" w:hAnsi="Times New Roman" w:cs="Times New Roman"/>
-          <w:sz w:val="28"/>
-          <w:szCs w:val="28"/>
-        </w:rPr>
         <w:t>Гематоген Карман</w:t>
       </w:r>
-    </w:p>
-    <w:p>
-      <w:pPr>
-        <w:jc w:val="right"/>
-        <w:rPr>
-          <w:rFonts w:ascii="Times New Roman" w:hAnsi="Times New Roman" w:cs="Times New Roman"/>
-          <w:sz w:val="28"/>
-          <w:szCs w:val="28"/>
-        </w:rPr>
-      </w:pPr>
     </w:p>
     <w:p>
       <w:pPr>
@@ -374,8 +332,23 @@
           <w:sz w:val="24"/>
           <w:szCs w:val="24"/>
         </w:rPr>
-        <w:lastRenderedPageBreak/>
-        <w:t>Цель работы:  Исследование биполярных и полевых транзисторов</w:t>
+        <w:t xml:space="preserve">Цель </w:t>
+      </w:r>
+      <w:r>
+        <w:rPr>
+          <w:rFonts w:ascii="Times New Roman" w:hAnsi="Times New Roman" w:cs="Times New Roman"/>
+          <w:sz w:val="24"/>
+          <w:szCs w:val="24"/>
+        </w:rPr>
+        <w:t>работы: Исследование</w:t>
+      </w:r>
+      <w:r>
+        <w:rPr>
+          <w:rFonts w:ascii="Times New Roman" w:hAnsi="Times New Roman" w:cs="Times New Roman"/>
+          <w:sz w:val="24"/>
+          <w:szCs w:val="24"/>
+        </w:rPr>
+        <w:t xml:space="preserve"> биполярных и полевых транзисторов</w:t>
       </w:r>
     </w:p>
     <w:p>
@@ -392,6 +365,7 @@
           <w:sz w:val="24"/>
           <w:szCs w:val="24"/>
         </w:rPr>
+        <w:lastRenderedPageBreak/>
         <w:t xml:space="preserve">E = 5 + </w:t>
       </w:r>
       <m:oMath>
@@ -475,12 +449,29 @@
       <w:r>
         <w:rPr>
           <w:rFonts w:ascii="Times New Roman" w:hAnsi="Times New Roman" w:cs="Times New Roman"/>
+          <w:sz w:val="24"/>
+          <w:szCs w:val="24"/>
+        </w:rPr>
+        <w:t>Схема цепи:</w:t>
+      </w:r>
+    </w:p>
+    <w:p>
+      <w:pPr>
+        <w:rPr>
+          <w:rFonts w:ascii="Times New Roman" w:hAnsi="Times New Roman" w:cs="Times New Roman"/>
+          <w:sz w:val="24"/>
+          <w:szCs w:val="24"/>
+        </w:rPr>
+      </w:pPr>
+      <w:r>
+        <w:rPr>
+          <w:rFonts w:ascii="Times New Roman" w:hAnsi="Times New Roman" w:cs="Times New Roman"/>
           <w:noProof/>
           <w:sz w:val="24"/>
           <w:szCs w:val="24"/>
         </w:rPr>
         <w:drawing>
-          <wp:inline distT="0" distB="0" distL="0" distR="0" wp14:anchorId="008840D9" wp14:editId="062C84F9">
+          <wp:inline distT="0" distB="0" distL="0" distR="0" wp14:anchorId="6EF4C363" wp14:editId="3EF8B09D">
             <wp:extent cx="5940425" cy="6212646"/>
             <wp:effectExtent l="0" t="0" r="3175" b="0"/>
             <wp:docPr id="1" name="Рисунок 1"/>
@@ -495,7 +486,7 @@
                     <pic:cNvPicPr/>
                   </pic:nvPicPr>
                   <pic:blipFill>
-                    <a:blip r:embed="rId4"/>
+                    <a:blip r:embed="rId6"/>
                     <a:stretch>
                       <a:fillRect/>
                     </a:stretch>
@@ -710,6 +701,41 @@
         </w:rPr>
         <w:t>const</w:t>
       </w:r>
+    </w:p>
+    <w:p>
+      <w:pPr>
+        <w:rPr>
+          <w:rFonts w:ascii="Times New Roman" w:hAnsi="Times New Roman" w:cs="Times New Roman"/>
+          <w:sz w:val="24"/>
+          <w:szCs w:val="24"/>
+        </w:rPr>
+      </w:pPr>
+      <w:r>
+        <w:rPr>
+          <w:rFonts w:ascii="Times New Roman" w:hAnsi="Times New Roman" w:cs="Times New Roman"/>
+          <w:sz w:val="24"/>
+          <w:szCs w:val="24"/>
+        </w:rPr>
+        <w:t>Будем изменять ток базы, изменяя ее сопротивление (путем замыкания и размыкания ключей J1 – J5), при разных значениях напряжения на переходе коллектор-эмиттер и занесем полученные при этом значения токов коллектора в таблицу:</w:t>
+      </w:r>
+    </w:p>
+    <w:p>
+      <w:pPr>
+        <w:rPr>
+          <w:rFonts w:ascii="Times New Roman" w:hAnsi="Times New Roman" w:cs="Times New Roman"/>
+          <w:sz w:val="24"/>
+          <w:szCs w:val="24"/>
+        </w:rPr>
+      </w:pPr>
+    </w:p>
+    <w:p>
+      <w:pPr>
+        <w:rPr>
+          <w:rFonts w:ascii="Times New Roman" w:hAnsi="Times New Roman" w:cs="Times New Roman"/>
+          <w:sz w:val="24"/>
+          <w:szCs w:val="24"/>
+        </w:rPr>
+      </w:pPr>
     </w:p>
     <w:tbl>
       <w:tblPr>
@@ -1098,7 +1124,16 @@
                 <w:szCs w:val="24"/>
                 <w:lang w:val="en-US"/>
               </w:rPr>
-              <w:t>1.31</w:t>
+              <w:t>1.3</w:t>
+            </w:r>
+            <w:r>
+              <w:rPr>
+                <w:rFonts w:ascii="Times New Roman" w:hAnsi="Times New Roman" w:cs="Times New Roman"/>
+                <w:sz w:val="24"/>
+                <w:szCs w:val="24"/>
+                <w:lang w:val="en-US"/>
+              </w:rPr>
+              <w:t>0</w:t>
             </w:r>
           </w:p>
         </w:tc>
@@ -1122,7 +1157,16 @@
                 <w:szCs w:val="24"/>
                 <w:lang w:val="en-US"/>
               </w:rPr>
-              <w:t>1.32</w:t>
+              <w:t>1.3</w:t>
+            </w:r>
+            <w:r>
+              <w:rPr>
+                <w:rFonts w:ascii="Times New Roman" w:hAnsi="Times New Roman" w:cs="Times New Roman"/>
+                <w:sz w:val="24"/>
+                <w:szCs w:val="24"/>
+                <w:lang w:val="en-US"/>
+              </w:rPr>
+              <w:t>5</w:t>
             </w:r>
           </w:p>
         </w:tc>
@@ -1146,7 +1190,16 @@
                 <w:szCs w:val="24"/>
                 <w:lang w:val="en-US"/>
               </w:rPr>
-              <w:t>1.45</w:t>
+              <w:t>1.4</w:t>
+            </w:r>
+            <w:r>
+              <w:rPr>
+                <w:rFonts w:ascii="Times New Roman" w:hAnsi="Times New Roman" w:cs="Times New Roman"/>
+                <w:sz w:val="24"/>
+                <w:szCs w:val="24"/>
+                <w:lang w:val="en-US"/>
+              </w:rPr>
+              <w:t>2</w:t>
             </w:r>
           </w:p>
         </w:tc>
@@ -1170,7 +1223,16 @@
                 <w:szCs w:val="24"/>
                 <w:lang w:val="en-US"/>
               </w:rPr>
-              <w:t>1.47</w:t>
+              <w:t>1.4</w:t>
+            </w:r>
+            <w:r>
+              <w:rPr>
+                <w:rFonts w:ascii="Times New Roman" w:hAnsi="Times New Roman" w:cs="Times New Roman"/>
+                <w:sz w:val="24"/>
+                <w:szCs w:val="24"/>
+                <w:lang w:val="en-US"/>
+              </w:rPr>
+              <w:t>8</w:t>
             </w:r>
           </w:p>
         </w:tc>
@@ -1194,7 +1256,16 @@
                 <w:szCs w:val="24"/>
                 <w:lang w:val="en-US"/>
               </w:rPr>
-              <w:t>1.50</w:t>
+              <w:t>1.5</w:t>
+            </w:r>
+            <w:r>
+              <w:rPr>
+                <w:rFonts w:ascii="Times New Roman" w:hAnsi="Times New Roman" w:cs="Times New Roman"/>
+                <w:sz w:val="24"/>
+                <w:szCs w:val="24"/>
+                <w:lang w:val="en-US"/>
+              </w:rPr>
+              <w:t>4</w:t>
             </w:r>
           </w:p>
         </w:tc>
@@ -1218,7 +1289,16 @@
                 <w:szCs w:val="24"/>
                 <w:lang w:val="en-US"/>
               </w:rPr>
-              <w:t>1.60</w:t>
+              <w:t>1.6</w:t>
+            </w:r>
+            <w:r>
+              <w:rPr>
+                <w:rFonts w:ascii="Times New Roman" w:hAnsi="Times New Roman" w:cs="Times New Roman"/>
+                <w:sz w:val="24"/>
+                <w:szCs w:val="24"/>
+                <w:lang w:val="en-US"/>
+              </w:rPr>
+              <w:t>2</w:t>
             </w:r>
           </w:p>
         </w:tc>
@@ -1386,7 +1466,16 @@
                 <w:szCs w:val="24"/>
                 <w:lang w:val="en-US"/>
               </w:rPr>
-              <w:t>3.56</w:t>
+              <w:t>3.5</w:t>
+            </w:r>
+            <w:r>
+              <w:rPr>
+                <w:rFonts w:ascii="Times New Roman" w:hAnsi="Times New Roman" w:cs="Times New Roman"/>
+                <w:sz w:val="24"/>
+                <w:szCs w:val="24"/>
+                <w:lang w:val="en-US"/>
+              </w:rPr>
+              <w:t>5</w:t>
             </w:r>
           </w:p>
         </w:tc>
@@ -1410,7 +1499,16 @@
                 <w:szCs w:val="24"/>
                 <w:lang w:val="en-US"/>
               </w:rPr>
-              <w:t>3.73</w:t>
+              <w:t>3.</w:t>
+            </w:r>
+            <w:r>
+              <w:rPr>
+                <w:rFonts w:ascii="Times New Roman" w:hAnsi="Times New Roman" w:cs="Times New Roman"/>
+                <w:sz w:val="24"/>
+                <w:szCs w:val="24"/>
+                <w:lang w:val="en-US"/>
+              </w:rPr>
+              <w:t>65</w:t>
             </w:r>
           </w:p>
         </w:tc>
@@ -1434,7 +1532,16 @@
                 <w:szCs w:val="24"/>
                 <w:lang w:val="en-US"/>
               </w:rPr>
-              <w:t>3.84</w:t>
+              <w:t>3.</w:t>
+            </w:r>
+            <w:r>
+              <w:rPr>
+                <w:rFonts w:ascii="Times New Roman" w:hAnsi="Times New Roman" w:cs="Times New Roman"/>
+                <w:sz w:val="24"/>
+                <w:szCs w:val="24"/>
+                <w:lang w:val="en-US"/>
+              </w:rPr>
+              <w:t>78</w:t>
             </w:r>
           </w:p>
         </w:tc>
@@ -1458,16 +1565,7 @@
                 <w:szCs w:val="24"/>
                 <w:lang w:val="en-US"/>
               </w:rPr>
-              <w:t>3.</w:t>
-            </w:r>
-            <w:r>
-              <w:rPr>
-                <w:rFonts w:ascii="Times New Roman" w:hAnsi="Times New Roman" w:cs="Times New Roman"/>
-                <w:sz w:val="24"/>
-                <w:szCs w:val="24"/>
-                <w:lang w:val="en-US"/>
-              </w:rPr>
-              <w:t>93</w:t>
+              <w:t>3.92</w:t>
             </w:r>
           </w:p>
         </w:tc>
@@ -1491,7 +1589,16 @@
                 <w:szCs w:val="24"/>
                 <w:lang w:val="en-US"/>
               </w:rPr>
-              <w:t>4.09</w:t>
+              <w:t>4.0</w:t>
+            </w:r>
+            <w:r>
+              <w:rPr>
+                <w:rFonts w:ascii="Times New Roman" w:hAnsi="Times New Roman" w:cs="Times New Roman"/>
+                <w:sz w:val="24"/>
+                <w:szCs w:val="24"/>
+                <w:lang w:val="en-US"/>
+              </w:rPr>
+              <w:t>5</w:t>
             </w:r>
           </w:p>
         </w:tc>
@@ -1515,7 +1622,16 @@
                 <w:szCs w:val="24"/>
                 <w:lang w:val="en-US"/>
               </w:rPr>
-              <w:t>4.32</w:t>
+              <w:t>4.</w:t>
+            </w:r>
+            <w:r>
+              <w:rPr>
+                <w:rFonts w:ascii="Times New Roman" w:hAnsi="Times New Roman" w:cs="Times New Roman"/>
+                <w:sz w:val="24"/>
+                <w:szCs w:val="24"/>
+                <w:lang w:val="en-US"/>
+              </w:rPr>
+              <w:t>25</w:t>
             </w:r>
           </w:p>
         </w:tc>
@@ -1683,7 +1799,16 @@
                 <w:szCs w:val="24"/>
                 <w:lang w:val="en-US"/>
               </w:rPr>
-              <w:t>5.98</w:t>
+              <w:t>5.9</w:t>
+            </w:r>
+            <w:r>
+              <w:rPr>
+                <w:rFonts w:ascii="Times New Roman" w:hAnsi="Times New Roman" w:cs="Times New Roman"/>
+                <w:sz w:val="24"/>
+                <w:szCs w:val="24"/>
+                <w:lang w:val="en-US"/>
+              </w:rPr>
+              <w:t>5</w:t>
             </w:r>
           </w:p>
         </w:tc>
@@ -1707,7 +1832,16 @@
                 <w:szCs w:val="24"/>
                 <w:lang w:val="en-US"/>
               </w:rPr>
-              <w:t>6.02</w:t>
+              <w:t>6.0</w:t>
+            </w:r>
+            <w:r>
+              <w:rPr>
+                <w:rFonts w:ascii="Times New Roman" w:hAnsi="Times New Roman" w:cs="Times New Roman"/>
+                <w:sz w:val="24"/>
+                <w:szCs w:val="24"/>
+                <w:lang w:val="en-US"/>
+              </w:rPr>
+              <w:t>5</w:t>
             </w:r>
           </w:p>
         </w:tc>
@@ -1740,7 +1874,16 @@
                 <w:szCs w:val="24"/>
                 <w:lang w:val="en-US"/>
               </w:rPr>
-              <w:t>30</w:t>
+              <w:t>2</w:t>
+            </w:r>
+            <w:r>
+              <w:rPr>
+                <w:rFonts w:ascii="Times New Roman" w:hAnsi="Times New Roman" w:cs="Times New Roman"/>
+                <w:sz w:val="24"/>
+                <w:szCs w:val="24"/>
+                <w:lang w:val="en-US"/>
+              </w:rPr>
+              <w:t>0</w:t>
             </w:r>
           </w:p>
         </w:tc>
@@ -1764,7 +1907,16 @@
                 <w:szCs w:val="24"/>
                 <w:lang w:val="en-US"/>
               </w:rPr>
-              <w:t>6.34</w:t>
+              <w:t>6.</w:t>
+            </w:r>
+            <w:r>
+              <w:rPr>
+                <w:rFonts w:ascii="Times New Roman" w:hAnsi="Times New Roman" w:cs="Times New Roman"/>
+                <w:sz w:val="24"/>
+                <w:szCs w:val="24"/>
+                <w:lang w:val="en-US"/>
+              </w:rPr>
+              <w:t>40</w:t>
             </w:r>
           </w:p>
         </w:tc>
@@ -1788,7 +1940,16 @@
                 <w:szCs w:val="24"/>
                 <w:lang w:val="en-US"/>
               </w:rPr>
-              <w:t>6.72</w:t>
+              <w:t>6.</w:t>
+            </w:r>
+            <w:r>
+              <w:rPr>
+                <w:rFonts w:ascii="Times New Roman" w:hAnsi="Times New Roman" w:cs="Times New Roman"/>
+                <w:sz w:val="24"/>
+                <w:szCs w:val="24"/>
+                <w:lang w:val="en-US"/>
+              </w:rPr>
+              <w:t>65</w:t>
             </w:r>
           </w:p>
         </w:tc>
@@ -1812,7 +1973,16 @@
                 <w:szCs w:val="24"/>
                 <w:lang w:val="en-US"/>
               </w:rPr>
-              <w:t>7.02</w:t>
+              <w:t>7.0</w:t>
+            </w:r>
+            <w:r>
+              <w:rPr>
+                <w:rFonts w:ascii="Times New Roman" w:hAnsi="Times New Roman" w:cs="Times New Roman"/>
+                <w:sz w:val="24"/>
+                <w:szCs w:val="24"/>
+                <w:lang w:val="en-US"/>
+              </w:rPr>
+              <w:t>0</w:t>
             </w:r>
           </w:p>
         </w:tc>
@@ -1980,7 +2150,16 @@
                 <w:szCs w:val="24"/>
                 <w:lang w:val="en-US"/>
               </w:rPr>
-              <w:t>8.33</w:t>
+              <w:t>8.3</w:t>
+            </w:r>
+            <w:r>
+              <w:rPr>
+                <w:rFonts w:ascii="Times New Roman" w:hAnsi="Times New Roman" w:cs="Times New Roman"/>
+                <w:sz w:val="24"/>
+                <w:szCs w:val="24"/>
+                <w:lang w:val="en-US"/>
+              </w:rPr>
+              <w:t>0</w:t>
             </w:r>
           </w:p>
         </w:tc>
@@ -2004,7 +2183,16 @@
                 <w:szCs w:val="24"/>
                 <w:lang w:val="en-US"/>
               </w:rPr>
-              <w:t>8.48</w:t>
+              <w:t>8.4</w:t>
+            </w:r>
+            <w:r>
+              <w:rPr>
+                <w:rFonts w:ascii="Times New Roman" w:hAnsi="Times New Roman" w:cs="Times New Roman"/>
+                <w:sz w:val="24"/>
+                <w:szCs w:val="24"/>
+                <w:lang w:val="en-US"/>
+              </w:rPr>
+              <w:t>5</w:t>
             </w:r>
           </w:p>
         </w:tc>
@@ -2037,16 +2225,16 @@
                 <w:szCs w:val="24"/>
                 <w:lang w:val="en-US"/>
               </w:rPr>
-              <w:t>.8</w:t>
-            </w:r>
-            <w:r>
-              <w:rPr>
-                <w:rFonts w:ascii="Times New Roman" w:hAnsi="Times New Roman" w:cs="Times New Roman"/>
-                <w:sz w:val="24"/>
-                <w:szCs w:val="24"/>
-                <w:lang w:val="en-US"/>
-              </w:rPr>
-              <w:t>1</w:t>
+              <w:t>.</w:t>
+            </w:r>
+            <w:r>
+              <w:rPr>
+                <w:rFonts w:ascii="Times New Roman" w:hAnsi="Times New Roman" w:cs="Times New Roman"/>
+                <w:sz w:val="24"/>
+                <w:szCs w:val="24"/>
+                <w:lang w:val="en-US"/>
+              </w:rPr>
+              <w:t>65</w:t>
             </w:r>
           </w:p>
         </w:tc>
@@ -2070,7 +2258,16 @@
                 <w:szCs w:val="24"/>
                 <w:lang w:val="en-US"/>
               </w:rPr>
-              <w:t>9.12</w:t>
+              <w:t>9.</w:t>
+            </w:r>
+            <w:r>
+              <w:rPr>
+                <w:rFonts w:ascii="Times New Roman" w:hAnsi="Times New Roman" w:cs="Times New Roman"/>
+                <w:sz w:val="24"/>
+                <w:szCs w:val="24"/>
+                <w:lang w:val="en-US"/>
+              </w:rPr>
+              <w:t>00</w:t>
             </w:r>
           </w:p>
         </w:tc>
@@ -2094,7 +2291,16 @@
                 <w:szCs w:val="24"/>
                 <w:lang w:val="en-US"/>
               </w:rPr>
-              <w:t>9.34</w:t>
+              <w:t>9.3</w:t>
+            </w:r>
+            <w:r>
+              <w:rPr>
+                <w:rFonts w:ascii="Times New Roman" w:hAnsi="Times New Roman" w:cs="Times New Roman"/>
+                <w:sz w:val="24"/>
+                <w:szCs w:val="24"/>
+                <w:lang w:val="en-US"/>
+              </w:rPr>
+              <w:t>5</w:t>
             </w:r>
           </w:p>
         </w:tc>
@@ -2118,7 +2324,16 @@
                 <w:szCs w:val="24"/>
                 <w:lang w:val="en-US"/>
               </w:rPr>
-              <w:t>9.83</w:t>
+              <w:t>9.8</w:t>
+            </w:r>
+            <w:r>
+              <w:rPr>
+                <w:rFonts w:ascii="Times New Roman" w:hAnsi="Times New Roman" w:cs="Times New Roman"/>
+                <w:sz w:val="24"/>
+                <w:szCs w:val="24"/>
+                <w:lang w:val="en-US"/>
+              </w:rPr>
+              <w:t>0</w:t>
             </w:r>
           </w:p>
         </w:tc>
@@ -2286,7 +2501,25 @@
                 <w:szCs w:val="24"/>
                 <w:lang w:val="en-US"/>
               </w:rPr>
-              <w:t>10.60</w:t>
+              <w:t>10.</w:t>
+            </w:r>
+            <w:r>
+              <w:rPr>
+                <w:rFonts w:ascii="Times New Roman" w:hAnsi="Times New Roman" w:cs="Times New Roman"/>
+                <w:sz w:val="24"/>
+                <w:szCs w:val="24"/>
+                <w:lang w:val="en-US"/>
+              </w:rPr>
+              <w:t>5</w:t>
+            </w:r>
+            <w:r>
+              <w:rPr>
+                <w:rFonts w:ascii="Times New Roman" w:hAnsi="Times New Roman" w:cs="Times New Roman"/>
+                <w:sz w:val="24"/>
+                <w:szCs w:val="24"/>
+                <w:lang w:val="en-US"/>
+              </w:rPr>
+              <w:t>0</w:t>
             </w:r>
           </w:p>
         </w:tc>
@@ -2310,7 +2543,16 @@
                 <w:szCs w:val="24"/>
                 <w:lang w:val="en-US"/>
               </w:rPr>
-              <w:t>10.49</w:t>
+              <w:t>10.</w:t>
+            </w:r>
+            <w:r>
+              <w:rPr>
+                <w:rFonts w:ascii="Times New Roman" w:hAnsi="Times New Roman" w:cs="Times New Roman"/>
+                <w:sz w:val="24"/>
+                <w:szCs w:val="24"/>
+                <w:lang w:val="en-US"/>
+              </w:rPr>
+              <w:t>70</w:t>
             </w:r>
           </w:p>
         </w:tc>
@@ -2334,7 +2576,34 @@
                 <w:szCs w:val="24"/>
                 <w:lang w:val="en-US"/>
               </w:rPr>
-              <w:t>10.85</w:t>
+              <w:t>1</w:t>
+            </w:r>
+            <w:r>
+              <w:rPr>
+                <w:rFonts w:ascii="Times New Roman" w:hAnsi="Times New Roman" w:cs="Times New Roman"/>
+                <w:sz w:val="24"/>
+                <w:szCs w:val="24"/>
+                <w:lang w:val="en-US"/>
+              </w:rPr>
+              <w:t>1</w:t>
+            </w:r>
+            <w:r>
+              <w:rPr>
+                <w:rFonts w:ascii="Times New Roman" w:hAnsi="Times New Roman" w:cs="Times New Roman"/>
+                <w:sz w:val="24"/>
+                <w:szCs w:val="24"/>
+                <w:lang w:val="en-US"/>
+              </w:rPr>
+              <w:t>.</w:t>
+            </w:r>
+            <w:r>
+              <w:rPr>
+                <w:rFonts w:ascii="Times New Roman" w:hAnsi="Times New Roman" w:cs="Times New Roman"/>
+                <w:sz w:val="24"/>
+                <w:szCs w:val="24"/>
+                <w:lang w:val="en-US"/>
+              </w:rPr>
+              <w:t>00</w:t>
             </w:r>
           </w:p>
         </w:tc>
@@ -2358,7 +2627,16 @@
                 <w:szCs w:val="24"/>
                 <w:lang w:val="en-US"/>
               </w:rPr>
-              <w:t>11.58</w:t>
+              <w:t>11.</w:t>
+            </w:r>
+            <w:r>
+              <w:rPr>
+                <w:rFonts w:ascii="Times New Roman" w:hAnsi="Times New Roman" w:cs="Times New Roman"/>
+                <w:sz w:val="24"/>
+                <w:szCs w:val="24"/>
+                <w:lang w:val="en-US"/>
+              </w:rPr>
+              <w:t>40</w:t>
             </w:r>
           </w:p>
         </w:tc>
@@ -2382,7 +2660,16 @@
                 <w:szCs w:val="24"/>
                 <w:lang w:val="en-US"/>
               </w:rPr>
-              <w:t>11.98</w:t>
+              <w:t>11.</w:t>
+            </w:r>
+            <w:r>
+              <w:rPr>
+                <w:rFonts w:ascii="Times New Roman" w:hAnsi="Times New Roman" w:cs="Times New Roman"/>
+                <w:sz w:val="24"/>
+                <w:szCs w:val="24"/>
+                <w:lang w:val="en-US"/>
+              </w:rPr>
+              <w:t>90</w:t>
             </w:r>
           </w:p>
         </w:tc>
@@ -2407,6 +2694,15 @@
                 <w:lang w:val="en-US"/>
               </w:rPr>
               <w:t>12.5</w:t>
+            </w:r>
+            <w:r>
+              <w:rPr>
+                <w:rFonts w:ascii="Times New Roman" w:hAnsi="Times New Roman" w:cs="Times New Roman"/>
+                <w:sz w:val="24"/>
+                <w:szCs w:val="24"/>
+                <w:lang w:val="en-US"/>
+              </w:rPr>
+              <w:t>0</w:t>
             </w:r>
           </w:p>
         </w:tc>
@@ -2445,24 +2741,16 @@
           <w:rFonts w:ascii="Times New Roman" w:hAnsi="Times New Roman" w:cs="Times New Roman"/>
           <w:sz w:val="24"/>
           <w:szCs w:val="24"/>
-          <w:lang w:val="en-US"/>
         </w:rPr>
       </w:pPr>
-      <w:r>
-        <w:rPr>
-          <w:rFonts w:ascii="Times New Roman" w:hAnsi="Times New Roman" w:cs="Times New Roman"/>
-          <w:sz w:val="24"/>
-          <w:szCs w:val="24"/>
-          <w:lang w:val="en-US"/>
-        </w:rPr>
-        <w:tab/>
-      </w:r>
     </w:p>
     <w:p>
       <w:pPr>
-        <w:rPr>
-          <w:rFonts w:ascii="Times New Roman" w:hAnsi="Times New Roman" w:cs="Times New Roman"/>
-          <w:b/>
+        <w:tabs>
+          <w:tab w:val="left" w:pos="2998"/>
+        </w:tabs>
+        <w:rPr>
+          <w:rFonts w:ascii="Times New Roman" w:hAnsi="Times New Roman" w:cs="Times New Roman"/>
           <w:sz w:val="24"/>
           <w:szCs w:val="24"/>
         </w:rPr>
@@ -2470,120 +2758,10 @@
       <w:r>
         <w:rPr>
           <w:rFonts w:ascii="Times New Roman" w:hAnsi="Times New Roman" w:cs="Times New Roman"/>
-          <w:b/>
-          <w:sz w:val="24"/>
-          <w:szCs w:val="24"/>
-        </w:rPr>
-        <w:lastRenderedPageBreak/>
-        <w:t>Задание 2 Расчет коэффициента усиления и выходного сопротивления</w:t>
-      </w:r>
-    </w:p>
-    <w:p>
-      <w:pPr>
-        <w:rPr>
-          <w:rFonts w:ascii="Times New Roman" w:eastAsiaTheme="minorEastAsia" w:hAnsi="Times New Roman" w:cs="Times New Roman"/>
-          <w:sz w:val="24"/>
-          <w:szCs w:val="24"/>
-        </w:rPr>
-      </w:pPr>
-      <w:r>
-        <w:rPr>
-          <w:rFonts w:ascii="Times New Roman" w:hAnsi="Times New Roman" w:cs="Times New Roman"/>
-          <w:sz w:val="24"/>
-          <w:szCs w:val="24"/>
-        </w:rPr>
-        <w:t>β</w:t>
-      </w:r>
-      <w:r>
-        <w:rPr>
-          <w:rFonts w:ascii="Times New Roman" w:hAnsi="Times New Roman" w:cs="Times New Roman"/>
-          <w:sz w:val="24"/>
-          <w:szCs w:val="24"/>
-        </w:rPr>
-        <w:t xml:space="preserve"> = </w:t>
-      </w:r>
-      <m:oMath>
-        <m:f>
-          <m:fPr>
-            <m:ctrlPr>
-              <w:rPr>
-                <w:rFonts w:ascii="Cambria Math" w:eastAsiaTheme="minorEastAsia" w:hAnsi="Cambria Math" w:cs="Times New Roman"/>
-                <w:i/>
-                <w:sz w:val="24"/>
-                <w:szCs w:val="24"/>
-                <w:lang w:val="en-US"/>
-              </w:rPr>
-            </m:ctrlPr>
-          </m:fPr>
-          <m:num>
-            <m:r>
-              <w:rPr>
-                <w:rFonts w:ascii="Cambria Math" w:eastAsiaTheme="minorEastAsia" w:hAnsi="Cambria Math" w:cs="Times New Roman"/>
-                <w:sz w:val="24"/>
-                <w:szCs w:val="24"/>
-              </w:rPr>
-              <m:t xml:space="preserve">∆ </m:t>
-            </m:r>
-            <m:r>
-              <w:rPr>
-                <w:rFonts w:ascii="Cambria Math" w:eastAsiaTheme="minorEastAsia" w:hAnsi="Cambria Math" w:cs="Times New Roman"/>
-                <w:sz w:val="24"/>
-                <w:szCs w:val="24"/>
-                <w:lang w:val="en-US"/>
-              </w:rPr>
-              <m:t>I</m:t>
-            </m:r>
-            <m:r>
-              <w:rPr>
-                <w:rFonts w:ascii="Cambria Math" w:eastAsiaTheme="minorEastAsia" w:hAnsi="Cambria Math" w:cs="Times New Roman"/>
-                <w:sz w:val="24"/>
-                <w:szCs w:val="24"/>
-              </w:rPr>
-              <m:t>к</m:t>
-            </m:r>
-          </m:num>
-          <m:den>
-            <m:r>
-              <w:rPr>
-                <w:rFonts w:ascii="Cambria Math" w:eastAsiaTheme="minorEastAsia" w:hAnsi="Cambria Math" w:cs="Times New Roman"/>
-                <w:sz w:val="24"/>
-                <w:szCs w:val="24"/>
-              </w:rPr>
-              <m:t>∆</m:t>
-            </m:r>
-            <m:r>
-              <m:rPr>
-                <m:sty m:val="p"/>
-              </m:rPr>
-              <w:rPr>
-                <w:rFonts w:ascii="Cambria Math" w:hAnsi="Cambria Math" w:cs="Times New Roman"/>
-                <w:sz w:val="24"/>
-                <w:szCs w:val="24"/>
-                <w:lang w:val="en-US"/>
-              </w:rPr>
-              <m:t>I</m:t>
-            </m:r>
-            <m:r>
-              <m:rPr>
-                <m:sty m:val="p"/>
-              </m:rPr>
-              <w:rPr>
-                <w:rFonts w:ascii="Cambria Math" w:hAnsi="Cambria Math" w:cs="Times New Roman"/>
-                <w:sz w:val="24"/>
-                <w:szCs w:val="24"/>
-              </w:rPr>
-              <m:t>Бф</m:t>
-            </m:r>
-          </m:den>
-        </m:f>
-      </m:oMath>
-      <w:r>
-        <w:rPr>
-          <w:rFonts w:ascii="Times New Roman" w:hAnsi="Times New Roman" w:cs="Times New Roman"/>
-          <w:sz w:val="24"/>
-          <w:szCs w:val="24"/>
-        </w:rPr>
-        <w:t xml:space="preserve">  при </w:t>
+          <w:sz w:val="24"/>
+          <w:szCs w:val="24"/>
+        </w:rPr>
+        <w:t xml:space="preserve">Измерим значения тока базы при различных сопротивлениях базы и напряжении </w:t>
       </w:r>
       <w:r>
         <w:rPr>
@@ -2592,446 +2770,15 @@
           <w:szCs w:val="24"/>
           <w:lang w:val="en-US"/>
         </w:rPr>
-        <w:t>U</w:t>
-      </w:r>
-      <w:r>
-        <w:rPr>
-          <w:rFonts w:ascii="Times New Roman" w:hAnsi="Times New Roman" w:cs="Times New Roman"/>
-          <w:sz w:val="24"/>
-          <w:szCs w:val="24"/>
-        </w:rPr>
-        <w:t xml:space="preserve">кэ = </w:t>
-      </w:r>
-      <w:r>
-        <w:rPr>
-          <w:rFonts w:ascii="Times New Roman" w:hAnsi="Times New Roman" w:cs="Times New Roman"/>
-          <w:sz w:val="24"/>
-          <w:szCs w:val="24"/>
-        </w:rPr>
-        <w:t>5</w:t>
-      </w:r>
-      <w:r>
-        <w:rPr>
-          <w:rFonts w:ascii="Times New Roman" w:hAnsi="Times New Roman" w:cs="Times New Roman"/>
-          <w:sz w:val="24"/>
-          <w:szCs w:val="24"/>
-        </w:rPr>
-        <w:t xml:space="preserve">В и </w:t>
-      </w:r>
-      <m:oMath>
-        <m:sSub>
-          <m:sSubPr>
-            <m:ctrlPr>
-              <w:rPr>
-                <w:rFonts w:ascii="Cambria Math" w:hAnsi="Cambria Math" w:cs="Times New Roman"/>
-                <w:i/>
-                <w:sz w:val="24"/>
-                <w:szCs w:val="24"/>
-                <w:lang w:val="en-US"/>
-              </w:rPr>
-            </m:ctrlPr>
-          </m:sSubPr>
-          <m:e>
-            <m:r>
-              <w:rPr>
-                <w:rFonts w:ascii="Cambria Math" w:hAnsi="Cambria Math" w:cs="Times New Roman"/>
-                <w:sz w:val="24"/>
-                <w:szCs w:val="24"/>
-                <w:lang w:val="en-US"/>
-              </w:rPr>
-              <m:t>r</m:t>
-            </m:r>
-          </m:e>
-          <m:sub>
-            <m:r>
-              <m:rPr>
-                <m:sty m:val="p"/>
-              </m:rPr>
-              <w:rPr>
-                <w:rFonts w:ascii="Cambria Math" w:hAnsi="Cambria Math" w:cs="Times New Roman"/>
-                <w:sz w:val="24"/>
-                <w:szCs w:val="24"/>
-              </w:rPr>
-              <m:t>вых</m:t>
-            </m:r>
-          </m:sub>
-        </m:sSub>
-      </m:oMath>
-      <w:r>
-        <w:rPr>
-          <w:rFonts w:ascii="Times New Roman" w:hAnsi="Times New Roman" w:cs="Times New Roman"/>
-          <w:sz w:val="24"/>
-          <w:szCs w:val="24"/>
-        </w:rPr>
-        <w:t xml:space="preserve"> = </w:t>
-      </w:r>
-      <m:oMath>
-        <m:f>
-          <m:fPr>
-            <m:ctrlPr>
-              <w:rPr>
-                <w:rFonts w:ascii="Cambria Math" w:eastAsiaTheme="minorEastAsia" w:hAnsi="Cambria Math" w:cs="Times New Roman"/>
-                <w:i/>
-                <w:sz w:val="24"/>
-                <w:szCs w:val="24"/>
-                <w:lang w:val="en-US"/>
-              </w:rPr>
-            </m:ctrlPr>
-          </m:fPr>
-          <m:num>
-            <m:r>
-              <w:rPr>
-                <w:rFonts w:ascii="Cambria Math" w:eastAsiaTheme="minorEastAsia" w:hAnsi="Cambria Math" w:cs="Times New Roman"/>
-                <w:sz w:val="24"/>
-                <w:szCs w:val="24"/>
-              </w:rPr>
-              <m:t xml:space="preserve">∆ </m:t>
-            </m:r>
-            <m:r>
-              <w:rPr>
-                <w:rFonts w:ascii="Cambria Math" w:eastAsiaTheme="minorEastAsia" w:hAnsi="Cambria Math" w:cs="Times New Roman"/>
-                <w:sz w:val="24"/>
-                <w:szCs w:val="24"/>
-                <w:lang w:val="en-US"/>
-              </w:rPr>
-              <m:t>U</m:t>
-            </m:r>
-            <m:r>
-              <w:rPr>
-                <w:rFonts w:ascii="Cambria Math" w:eastAsiaTheme="minorEastAsia" w:hAnsi="Cambria Math" w:cs="Times New Roman"/>
-                <w:sz w:val="24"/>
-                <w:szCs w:val="24"/>
-              </w:rPr>
-              <m:t>кэ</m:t>
-            </m:r>
-          </m:num>
-          <m:den>
-            <m:r>
-              <w:rPr>
-                <w:rFonts w:ascii="Cambria Math" w:eastAsiaTheme="minorEastAsia" w:hAnsi="Cambria Math" w:cs="Times New Roman"/>
-                <w:sz w:val="24"/>
-                <w:szCs w:val="24"/>
-              </w:rPr>
-              <m:t>∆</m:t>
-            </m:r>
-            <m:r>
-              <m:rPr>
-                <m:sty m:val="p"/>
-              </m:rPr>
-              <w:rPr>
-                <w:rFonts w:ascii="Cambria Math" w:hAnsi="Cambria Math" w:cs="Times New Roman"/>
-                <w:sz w:val="24"/>
-                <w:szCs w:val="24"/>
-                <w:lang w:val="en-US"/>
-              </w:rPr>
-              <m:t>I</m:t>
-            </m:r>
-            <m:r>
-              <w:rPr>
-                <w:rFonts w:ascii="Cambria Math" w:eastAsiaTheme="minorEastAsia" w:hAnsi="Cambria Math" w:cs="Times New Roman"/>
-                <w:sz w:val="24"/>
-                <w:szCs w:val="24"/>
-              </w:rPr>
-              <m:t>к</m:t>
-            </m:r>
-          </m:den>
-        </m:f>
-      </m:oMath>
-      <w:r>
-        <w:rPr>
-          <w:rFonts w:ascii="Times New Roman" w:hAnsi="Times New Roman" w:cs="Times New Roman"/>
-          <w:sz w:val="24"/>
-          <w:szCs w:val="24"/>
-        </w:rPr>
-        <w:t xml:space="preserve">   при </w:t>
-      </w:r>
-      <m:oMath>
-        <m:sSub>
-          <m:sSubPr>
-            <m:ctrlPr>
-              <w:rPr>
-                <w:rFonts w:ascii="Cambria Math" w:hAnsi="Cambria Math" w:cs="Times New Roman"/>
-                <w:i/>
-                <w:sz w:val="24"/>
-                <w:szCs w:val="24"/>
-                <w:lang w:val="en-US"/>
-              </w:rPr>
-            </m:ctrlPr>
-          </m:sSubPr>
-          <m:e>
-            <m:r>
-              <w:rPr>
-                <w:rFonts w:ascii="Cambria Math" w:hAnsi="Cambria Math" w:cs="Times New Roman"/>
-                <w:sz w:val="24"/>
-                <w:szCs w:val="24"/>
-                <w:lang w:val="en-US"/>
-              </w:rPr>
-              <m:t>I</m:t>
-            </m:r>
-          </m:e>
-          <m:sub>
-            <m:r>
-              <w:rPr>
-                <w:rFonts w:ascii="Cambria Math" w:hAnsi="Cambria Math" w:cs="Times New Roman"/>
-                <w:sz w:val="24"/>
-                <w:szCs w:val="24"/>
-              </w:rPr>
-              <m:t>б</m:t>
-            </m:r>
-          </m:sub>
-        </m:sSub>
-      </m:oMath>
-      <w:r>
-        <w:rPr>
-          <w:rFonts w:ascii="Times New Roman" w:eastAsiaTheme="minorEastAsia" w:hAnsi="Times New Roman" w:cs="Times New Roman"/>
-          <w:sz w:val="24"/>
-          <w:szCs w:val="24"/>
-        </w:rPr>
-        <w:t xml:space="preserve"> </w:t>
-      </w:r>
-      <w:r>
-        <w:rPr>
-          <w:rFonts w:ascii="Times New Roman" w:hAnsi="Times New Roman" w:cs="Times New Roman"/>
-          <w:sz w:val="24"/>
-          <w:szCs w:val="24"/>
-        </w:rPr>
-        <w:t>=</w:t>
-      </w:r>
-      <m:oMath>
-        <m:sSub>
-          <m:sSubPr>
-            <m:ctrlPr>
-              <w:rPr>
-                <w:rFonts w:ascii="Cambria Math" w:hAnsi="Cambria Math" w:cs="Times New Roman"/>
-                <w:i/>
-                <w:sz w:val="24"/>
-                <w:szCs w:val="24"/>
-                <w:lang w:val="en-US"/>
-              </w:rPr>
-            </m:ctrlPr>
-          </m:sSubPr>
-          <m:e>
-            <m:r>
-              <w:rPr>
-                <w:rFonts w:ascii="Cambria Math" w:hAnsi="Cambria Math" w:cs="Times New Roman"/>
-                <w:sz w:val="24"/>
-                <w:szCs w:val="24"/>
-              </w:rPr>
-              <m:t xml:space="preserve"> </m:t>
-            </m:r>
-            <m:r>
-              <w:rPr>
-                <w:rFonts w:ascii="Cambria Math" w:hAnsi="Cambria Math" w:cs="Times New Roman"/>
-                <w:sz w:val="24"/>
-                <w:szCs w:val="24"/>
-                <w:lang w:val="en-US"/>
-              </w:rPr>
-              <m:t>I</m:t>
-            </m:r>
-          </m:e>
-          <m:sub>
-            <m:r>
-              <w:rPr>
-                <w:rFonts w:ascii="Cambria Math" w:hAnsi="Cambria Math" w:cs="Times New Roman"/>
-                <w:sz w:val="24"/>
-                <w:szCs w:val="24"/>
-              </w:rPr>
-              <m:t>бз</m:t>
-            </m:r>
-          </m:sub>
-        </m:sSub>
-      </m:oMath>
-    </w:p>
-    <w:p>
-      <w:pPr>
-        <w:rPr>
-          <w:rFonts w:ascii="Times New Roman" w:eastAsiaTheme="minorEastAsia" w:hAnsi="Times New Roman" w:cs="Times New Roman"/>
-          <w:sz w:val="24"/>
-          <w:szCs w:val="24"/>
-        </w:rPr>
-      </w:pPr>
-      <w:r>
-        <w:rPr>
-          <w:rFonts w:ascii="Times New Roman" w:hAnsi="Times New Roman" w:cs="Times New Roman"/>
-          <w:sz w:val="24"/>
-          <w:szCs w:val="24"/>
-        </w:rPr>
-        <w:t xml:space="preserve">β = </w:t>
-      </w:r>
-      <m:oMath>
-        <m:f>
-          <m:fPr>
-            <m:ctrlPr>
-              <w:rPr>
-                <w:rFonts w:ascii="Cambria Math" w:eastAsiaTheme="minorEastAsia" w:hAnsi="Cambria Math" w:cs="Times New Roman"/>
-                <w:i/>
-                <w:sz w:val="24"/>
-                <w:szCs w:val="24"/>
-                <w:lang w:val="en-US"/>
-              </w:rPr>
-            </m:ctrlPr>
-          </m:fPr>
-          <m:num>
-            <m:r>
-              <w:rPr>
-                <w:rFonts w:ascii="Cambria Math" w:eastAsiaTheme="minorEastAsia" w:hAnsi="Cambria Math" w:cs="Times New Roman"/>
-                <w:sz w:val="24"/>
-                <w:szCs w:val="24"/>
-              </w:rPr>
-              <m:t xml:space="preserve">∆ </m:t>
-            </m:r>
-            <m:r>
-              <w:rPr>
-                <w:rFonts w:ascii="Cambria Math" w:eastAsiaTheme="minorEastAsia" w:hAnsi="Cambria Math" w:cs="Times New Roman"/>
-                <w:sz w:val="24"/>
-                <w:szCs w:val="24"/>
-                <w:lang w:val="en-US"/>
-              </w:rPr>
-              <m:t>I</m:t>
-            </m:r>
-            <m:r>
-              <w:rPr>
-                <w:rFonts w:ascii="Cambria Math" w:eastAsiaTheme="minorEastAsia" w:hAnsi="Cambria Math" w:cs="Times New Roman"/>
-                <w:sz w:val="24"/>
-                <w:szCs w:val="24"/>
-              </w:rPr>
-              <m:t>к</m:t>
-            </m:r>
-          </m:num>
-          <m:den>
-            <m:r>
-              <w:rPr>
-                <w:rFonts w:ascii="Cambria Math" w:eastAsiaTheme="minorEastAsia" w:hAnsi="Cambria Math" w:cs="Times New Roman"/>
-                <w:sz w:val="24"/>
-                <w:szCs w:val="24"/>
-              </w:rPr>
-              <m:t>∆</m:t>
-            </m:r>
-            <m:r>
-              <m:rPr>
-                <m:sty m:val="p"/>
-              </m:rPr>
-              <w:rPr>
-                <w:rFonts w:ascii="Cambria Math" w:hAnsi="Cambria Math" w:cs="Times New Roman"/>
-                <w:sz w:val="24"/>
-                <w:szCs w:val="24"/>
-                <w:lang w:val="en-US"/>
-              </w:rPr>
-              <m:t>I</m:t>
-            </m:r>
-            <m:r>
-              <m:rPr>
-                <m:sty m:val="p"/>
-              </m:rPr>
-              <w:rPr>
-                <w:rFonts w:ascii="Cambria Math" w:hAnsi="Cambria Math" w:cs="Times New Roman"/>
-                <w:sz w:val="24"/>
-                <w:szCs w:val="24"/>
-              </w:rPr>
-              <m:t>Бф</m:t>
-            </m:r>
-          </m:den>
-        </m:f>
-        <m:r>
-          <w:rPr>
-            <w:rFonts w:ascii="Cambria Math" w:eastAsiaTheme="minorEastAsia" w:hAnsi="Cambria Math" w:cs="Times New Roman"/>
-            <w:sz w:val="24"/>
-            <w:szCs w:val="24"/>
-          </w:rPr>
-          <m:t>=</m:t>
-        </m:r>
-        <m:f>
-          <m:fPr>
-            <m:ctrlPr>
-              <w:rPr>
-                <w:rFonts w:ascii="Cambria Math" w:eastAsiaTheme="minorEastAsia" w:hAnsi="Cambria Math" w:cs="Times New Roman"/>
-                <w:i/>
-                <w:sz w:val="24"/>
-                <w:szCs w:val="24"/>
-                <w:lang w:val="en-US"/>
-              </w:rPr>
-            </m:ctrlPr>
-          </m:fPr>
-          <m:num>
-            <m:r>
-              <w:rPr>
-                <w:rFonts w:ascii="Cambria Math" w:eastAsiaTheme="minorEastAsia" w:hAnsi="Cambria Math" w:cs="Times New Roman"/>
-                <w:sz w:val="24"/>
-                <w:szCs w:val="24"/>
-              </w:rPr>
-              <m:t xml:space="preserve">∆ </m:t>
-            </m:r>
-            <m:r>
-              <w:rPr>
-                <w:rFonts w:ascii="Cambria Math" w:eastAsiaTheme="minorEastAsia" w:hAnsi="Cambria Math" w:cs="Times New Roman"/>
-                <w:sz w:val="24"/>
-                <w:szCs w:val="24"/>
-                <w:lang w:val="en-US"/>
-              </w:rPr>
-              <m:t>I</m:t>
-            </m:r>
-            <m:r>
-              <w:rPr>
-                <w:rFonts w:ascii="Cambria Math" w:eastAsiaTheme="minorEastAsia" w:hAnsi="Cambria Math" w:cs="Times New Roman"/>
-                <w:sz w:val="24"/>
-                <w:szCs w:val="24"/>
-              </w:rPr>
-              <m:t>к</m:t>
-            </m:r>
-          </m:num>
-          <m:den>
-            <m:r>
-              <w:rPr>
-                <w:rFonts w:ascii="Cambria Math" w:eastAsiaTheme="minorEastAsia" w:hAnsi="Cambria Math" w:cs="Times New Roman"/>
-                <w:sz w:val="24"/>
-                <w:szCs w:val="24"/>
-              </w:rPr>
-              <m:t>∆</m:t>
-            </m:r>
-            <m:r>
-              <m:rPr>
-                <m:sty m:val="p"/>
-              </m:rPr>
-              <w:rPr>
-                <w:rFonts w:ascii="Cambria Math" w:hAnsi="Cambria Math" w:cs="Times New Roman"/>
-                <w:sz w:val="24"/>
-                <w:szCs w:val="24"/>
-                <w:lang w:val="en-US"/>
-              </w:rPr>
-              <m:t>I</m:t>
-            </m:r>
-            <m:r>
-              <m:rPr>
-                <m:sty m:val="p"/>
-              </m:rPr>
-              <w:rPr>
-                <w:rFonts w:ascii="Cambria Math" w:hAnsi="Cambria Math" w:cs="Times New Roman"/>
-                <w:sz w:val="24"/>
-                <w:szCs w:val="24"/>
-              </w:rPr>
-              <m:t>Бф</m:t>
-            </m:r>
-          </m:den>
-        </m:f>
-      </m:oMath>
-    </w:p>
-    <w:p>
-      <w:pPr>
-        <w:rPr>
-          <w:rFonts w:ascii="Times New Roman" w:hAnsi="Times New Roman" w:cs="Times New Roman"/>
-          <w:b/>
-          <w:sz w:val="24"/>
-          <w:szCs w:val="24"/>
-        </w:rPr>
-      </w:pPr>
-      <w:r>
-        <w:rPr>
-          <w:rFonts w:ascii="Times New Roman" w:hAnsi="Times New Roman" w:cs="Times New Roman"/>
-          <w:b/>
-          <w:sz w:val="24"/>
-          <w:szCs w:val="24"/>
-        </w:rPr>
-        <w:t>Задание 3 Построение входной ВАХ</w:t>
+        <w:t>V</w:t>
+      </w:r>
+      <w:r>
+        <w:rPr>
+          <w:rFonts w:ascii="Times New Roman" w:hAnsi="Times New Roman" w:cs="Times New Roman"/>
+          <w:sz w:val="24"/>
+          <w:szCs w:val="24"/>
+        </w:rPr>
+        <w:t>2 = 5 В:</w:t>
       </w:r>
     </w:p>
     <w:tbl>
@@ -3041,33 +2788,16 @@
         <w:tblLook w:val="04A0" w:firstRow="1" w:lastRow="0" w:firstColumn="1" w:lastColumn="0" w:noHBand="0" w:noVBand="1"/>
       </w:tblPr>
       <w:tblGrid>
-        <w:gridCol w:w="957"/>
-        <w:gridCol w:w="957"/>
-        <w:gridCol w:w="957"/>
-        <w:gridCol w:w="957"/>
-        <w:gridCol w:w="957"/>
-        <w:gridCol w:w="957"/>
-        <w:gridCol w:w="958"/>
+        <w:gridCol w:w="1033"/>
+        <w:gridCol w:w="1033"/>
+        <w:gridCol w:w="1033"/>
+        <w:gridCol w:w="1033"/>
+        <w:gridCol w:w="1033"/>
       </w:tblGrid>
       <w:tr>
         <w:tc>
           <w:tcPr>
-            <w:tcW w:w="957" w:type="dxa"/>
-          </w:tcPr>
-          <w:p>
-            <w:pPr>
-              <w:rPr>
-                <w:rFonts w:ascii="Times New Roman" w:hAnsi="Times New Roman" w:cs="Times New Roman"/>
-                <w:b/>
-                <w:sz w:val="24"/>
-                <w:szCs w:val="24"/>
-              </w:rPr>
-            </w:pPr>
-          </w:p>
-        </w:tc>
-        <w:tc>
-          <w:tcPr>
-            <w:tcW w:w="957" w:type="dxa"/>
+            <w:tcW w:w="1033" w:type="dxa"/>
           </w:tcPr>
           <w:p>
             <w:pPr>
@@ -3114,13 +2844,22 @@
                     </m:r>
                   </m:sub>
                 </m:sSub>
+                <m:r>
+                  <w:rPr>
+                    <w:rFonts w:ascii="Cambria Math" w:hAnsi="Cambria Math" w:cs="Times New Roman"/>
+                    <w:sz w:val="24"/>
+                    <w:szCs w:val="24"/>
+                    <w:lang w:val="en-US"/>
+                  </w:rPr>
+                  <m:t>, мкА</m:t>
+                </m:r>
               </m:oMath>
             </m:oMathPara>
           </w:p>
         </w:tc>
         <w:tc>
           <w:tcPr>
-            <w:tcW w:w="957" w:type="dxa"/>
+            <w:tcW w:w="1033" w:type="dxa"/>
           </w:tcPr>
           <w:p>
             <w:pPr>
@@ -3167,13 +2906,22 @@
                     </m:r>
                   </m:sub>
                 </m:sSub>
+                <m:r>
+                  <w:rPr>
+                    <w:rFonts w:ascii="Cambria Math" w:hAnsi="Cambria Math" w:cs="Times New Roman"/>
+                    <w:sz w:val="24"/>
+                    <w:szCs w:val="24"/>
+                    <w:lang w:val="en-US"/>
+                  </w:rPr>
+                  <m:t>, мкА</m:t>
+                </m:r>
               </m:oMath>
             </m:oMathPara>
           </w:p>
         </w:tc>
         <w:tc>
           <w:tcPr>
-            <w:tcW w:w="957" w:type="dxa"/>
+            <w:tcW w:w="1033" w:type="dxa"/>
           </w:tcPr>
           <w:p>
             <w:pPr>
@@ -3220,13 +2968,22 @@
                     </m:r>
                   </m:sub>
                 </m:sSub>
+                <m:r>
+                  <w:rPr>
+                    <w:rFonts w:ascii="Cambria Math" w:hAnsi="Cambria Math" w:cs="Times New Roman"/>
+                    <w:sz w:val="24"/>
+                    <w:szCs w:val="24"/>
+                    <w:lang w:val="en-US"/>
+                  </w:rPr>
+                  <m:t>, мкА</m:t>
+                </m:r>
               </m:oMath>
             </m:oMathPara>
           </w:p>
         </w:tc>
         <w:tc>
           <w:tcPr>
-            <w:tcW w:w="957" w:type="dxa"/>
+            <w:tcW w:w="1033" w:type="dxa"/>
           </w:tcPr>
           <w:p>
             <w:pPr>
@@ -3273,13 +3030,22 @@
                     </m:r>
                   </m:sub>
                 </m:sSub>
+                <m:r>
+                  <w:rPr>
+                    <w:rFonts w:ascii="Cambria Math" w:hAnsi="Cambria Math" w:cs="Times New Roman"/>
+                    <w:sz w:val="24"/>
+                    <w:szCs w:val="24"/>
+                    <w:lang w:val="en-US"/>
+                  </w:rPr>
+                  <m:t>, мкА</m:t>
+                </m:r>
               </m:oMath>
             </m:oMathPara>
           </w:p>
         </w:tc>
         <w:tc>
           <w:tcPr>
-            <w:tcW w:w="957" w:type="dxa"/>
+            <w:tcW w:w="1033" w:type="dxa"/>
           </w:tcPr>
           <w:p>
             <w:pPr>
@@ -3326,36 +3092,1753 @@
                     </m:r>
                   </m:sub>
                 </m:sSub>
+                <m:r>
+                  <w:rPr>
+                    <w:rFonts w:ascii="Cambria Math" w:hAnsi="Cambria Math" w:cs="Times New Roman"/>
+                    <w:sz w:val="24"/>
+                    <w:szCs w:val="24"/>
+                    <w:lang w:val="en-US"/>
+                  </w:rPr>
+                  <m:t>, мкА</m:t>
+                </m:r>
               </m:oMath>
             </m:oMathPara>
           </w:p>
         </w:tc>
-        <w:tc>
-          <w:tcPr>
-            <w:tcW w:w="958" w:type="dxa"/>
-          </w:tcPr>
-          <w:p>
-            <w:pPr>
-              <w:rPr>
-                <w:rFonts w:ascii="Times New Roman" w:hAnsi="Times New Roman" w:cs="Times New Roman"/>
-                <w:b/>
-                <w:sz w:val="24"/>
-                <w:szCs w:val="24"/>
-              </w:rPr>
-            </w:pPr>
-          </w:p>
-        </w:tc>
       </w:tr>
       <w:tr>
         <w:tc>
           <w:tcPr>
+            <w:tcW w:w="1033" w:type="dxa"/>
+          </w:tcPr>
+          <w:p>
+            <w:pPr>
+              <w:rPr>
+                <w:rFonts w:ascii="Times New Roman" w:hAnsi="Times New Roman" w:cs="Times New Roman"/>
+                <w:sz w:val="24"/>
+                <w:szCs w:val="24"/>
+                <w:lang w:val="en-US"/>
+              </w:rPr>
+            </w:pPr>
+            <w:r>
+              <w:rPr>
+                <w:rFonts w:ascii="Times New Roman" w:hAnsi="Times New Roman" w:cs="Times New Roman"/>
+                <w:sz w:val="24"/>
+                <w:szCs w:val="24"/>
+                <w:lang w:val="en-US"/>
+              </w:rPr>
+              <w:t>12.97</w:t>
+            </w:r>
+          </w:p>
+        </w:tc>
+        <w:tc>
+          <w:tcPr>
+            <w:tcW w:w="1033" w:type="dxa"/>
+          </w:tcPr>
+          <w:p>
+            <w:pPr>
+              <w:rPr>
+                <w:rFonts w:ascii="Times New Roman" w:hAnsi="Times New Roman" w:cs="Times New Roman"/>
+                <w:sz w:val="24"/>
+                <w:szCs w:val="24"/>
+                <w:lang w:val="en-US"/>
+              </w:rPr>
+            </w:pPr>
+            <w:r>
+              <w:rPr>
+                <w:rFonts w:ascii="Times New Roman" w:hAnsi="Times New Roman" w:cs="Times New Roman"/>
+                <w:sz w:val="24"/>
+                <w:szCs w:val="24"/>
+                <w:lang w:val="en-US"/>
+              </w:rPr>
+              <w:t>32.30</w:t>
+            </w:r>
+          </w:p>
+        </w:tc>
+        <w:tc>
+          <w:tcPr>
+            <w:tcW w:w="1033" w:type="dxa"/>
+          </w:tcPr>
+          <w:p>
+            <w:pPr>
+              <w:rPr>
+                <w:rFonts w:ascii="Times New Roman" w:hAnsi="Times New Roman" w:cs="Times New Roman"/>
+                <w:sz w:val="24"/>
+                <w:szCs w:val="24"/>
+                <w:lang w:val="en-US"/>
+              </w:rPr>
+            </w:pPr>
+            <w:r>
+              <w:rPr>
+                <w:rFonts w:ascii="Times New Roman" w:hAnsi="Times New Roman" w:cs="Times New Roman"/>
+                <w:sz w:val="24"/>
+                <w:szCs w:val="24"/>
+                <w:lang w:val="en-US"/>
+              </w:rPr>
+              <w:t>52.00</w:t>
+            </w:r>
+          </w:p>
+        </w:tc>
+        <w:tc>
+          <w:tcPr>
+            <w:tcW w:w="1033" w:type="dxa"/>
+          </w:tcPr>
+          <w:p>
+            <w:pPr>
+              <w:rPr>
+                <w:rFonts w:ascii="Times New Roman" w:hAnsi="Times New Roman" w:cs="Times New Roman"/>
+                <w:sz w:val="24"/>
+                <w:szCs w:val="24"/>
+                <w:lang w:val="en-US"/>
+              </w:rPr>
+            </w:pPr>
+            <w:r>
+              <w:rPr>
+                <w:rFonts w:ascii="Times New Roman" w:hAnsi="Times New Roman" w:cs="Times New Roman"/>
+                <w:sz w:val="24"/>
+                <w:szCs w:val="24"/>
+                <w:lang w:val="en-US"/>
+              </w:rPr>
+              <w:t>71.6</w:t>
+            </w:r>
+            <w:r>
+              <w:rPr>
+                <w:rFonts w:ascii="Times New Roman" w:hAnsi="Times New Roman" w:cs="Times New Roman"/>
+                <w:sz w:val="24"/>
+                <w:szCs w:val="24"/>
+                <w:lang w:val="en-US"/>
+              </w:rPr>
+              <w:t>1</w:t>
+            </w:r>
+          </w:p>
+        </w:tc>
+        <w:tc>
+          <w:tcPr>
+            <w:tcW w:w="1033" w:type="dxa"/>
+          </w:tcPr>
+          <w:p>
+            <w:pPr>
+              <w:rPr>
+                <w:rFonts w:ascii="Times New Roman" w:hAnsi="Times New Roman" w:cs="Times New Roman"/>
+                <w:sz w:val="24"/>
+                <w:szCs w:val="24"/>
+                <w:lang w:val="en-US"/>
+              </w:rPr>
+            </w:pPr>
+            <w:r>
+              <w:rPr>
+                <w:rFonts w:ascii="Times New Roman" w:hAnsi="Times New Roman" w:cs="Times New Roman"/>
+                <w:sz w:val="24"/>
+                <w:szCs w:val="24"/>
+                <w:lang w:val="en-US"/>
+              </w:rPr>
+              <w:t>91.4</w:t>
+            </w:r>
+            <w:r>
+              <w:rPr>
+                <w:rFonts w:ascii="Times New Roman" w:hAnsi="Times New Roman" w:cs="Times New Roman"/>
+                <w:sz w:val="24"/>
+                <w:szCs w:val="24"/>
+                <w:lang w:val="en-US"/>
+              </w:rPr>
+              <w:t>3</w:t>
+            </w:r>
+          </w:p>
+        </w:tc>
+      </w:tr>
+    </w:tbl>
+    <w:p>
+      <w:pPr>
+        <w:tabs>
+          <w:tab w:val="left" w:pos="2998"/>
+        </w:tabs>
+        <w:rPr>
+          <w:rFonts w:ascii="Times New Roman" w:hAnsi="Times New Roman" w:cs="Times New Roman"/>
+          <w:sz w:val="24"/>
+          <w:szCs w:val="24"/>
+          <w:lang w:val="en-US"/>
+        </w:rPr>
+      </w:pPr>
+    </w:p>
+    <w:p>
+      <w:pPr>
+        <w:tabs>
+          <w:tab w:val="left" w:pos="2998"/>
+        </w:tabs>
+        <w:rPr>
+          <w:rFonts w:ascii="Times New Roman" w:hAnsi="Times New Roman" w:cs="Times New Roman"/>
+          <w:sz w:val="24"/>
+          <w:szCs w:val="24"/>
+          <w:lang w:val="en-US"/>
+        </w:rPr>
+      </w:pPr>
+      <w:r>
+        <w:rPr>
+          <w:rFonts w:ascii="Times New Roman" w:hAnsi="Times New Roman" w:cs="Times New Roman"/>
+          <w:noProof/>
+          <w:sz w:val="24"/>
+          <w:szCs w:val="24"/>
+          <w:lang w:val="en-US"/>
+        </w:rPr>
+        <w:drawing>
+          <wp:inline distT="0" distB="0" distL="0" distR="0" wp14:anchorId="7B725636" wp14:editId="47A54EEA">
+            <wp:extent cx="5940425" cy="2893695"/>
+            <wp:effectExtent l="0" t="0" r="3175" b="1905"/>
+            <wp:docPr id="4" name="Рисунок 4" descr="Изображение выглядит как линия, График, текст, диаграмма"/>
+            <wp:cNvGraphicFramePr>
+              <a:graphicFrameLocks xmlns:a="http://schemas.openxmlformats.org/drawingml/2006/main" noChangeAspect="1"/>
+            </wp:cNvGraphicFramePr>
+            <a:graphic xmlns:a="http://schemas.openxmlformats.org/drawingml/2006/main">
+              <a:graphicData uri="http://schemas.openxmlformats.org/drawingml/2006/picture">
+                <pic:pic xmlns:pic="http://schemas.openxmlformats.org/drawingml/2006/picture">
+                  <pic:nvPicPr>
+                    <pic:cNvPr id="4" name="Рисунок 4" descr="Изображение выглядит как линия, График, текст, диаграмма"/>
+                    <pic:cNvPicPr/>
+                  </pic:nvPicPr>
+                  <pic:blipFill>
+                    <a:blip r:embed="rId7">
+                      <a:extLst>
+                        <a:ext uri="{28A0092B-C50C-407E-A947-70E740481C1C}">
+                          <a14:useLocalDpi xmlns:a14="http://schemas.microsoft.com/office/drawing/2010/main" val="0"/>
+                        </a:ext>
+                      </a:extLst>
+                    </a:blip>
+                    <a:stretch>
+                      <a:fillRect/>
+                    </a:stretch>
+                  </pic:blipFill>
+                  <pic:spPr>
+                    <a:xfrm>
+                      <a:off x="0" y="0"/>
+                      <a:ext cx="5940425" cy="2893695"/>
+                    </a:xfrm>
+                    <a:prstGeom prst="rect">
+                      <a:avLst/>
+                    </a:prstGeom>
+                  </pic:spPr>
+                </pic:pic>
+              </a:graphicData>
+            </a:graphic>
+          </wp:inline>
+        </w:drawing>
+      </w:r>
+    </w:p>
+    <w:p>
+      <w:pPr>
+        <w:tabs>
+          <w:tab w:val="left" w:pos="2998"/>
+        </w:tabs>
+        <w:rPr>
+          <w:rFonts w:ascii="Times New Roman" w:hAnsi="Times New Roman" w:cs="Times New Roman"/>
+          <w:sz w:val="24"/>
+          <w:szCs w:val="24"/>
+        </w:rPr>
+      </w:pPr>
+      <w:r>
+        <w:rPr>
+          <w:rFonts w:ascii="Times New Roman" w:hAnsi="Times New Roman" w:cs="Times New Roman"/>
+          <w:sz w:val="24"/>
+          <w:szCs w:val="24"/>
+        </w:rPr>
+        <w:t>С</w:t>
+      </w:r>
+      <w:r>
+        <w:rPr>
+          <w:rFonts w:ascii="Times New Roman" w:hAnsi="Times New Roman" w:cs="Times New Roman"/>
+          <w:sz w:val="24"/>
+          <w:szCs w:val="24"/>
+        </w:rPr>
+        <w:t xml:space="preserve"> ростом номера ключа раст</w:t>
+      </w:r>
+      <w:r>
+        <w:rPr>
+          <w:rFonts w:ascii="Times New Roman" w:hAnsi="Times New Roman" w:cs="Times New Roman"/>
+          <w:sz w:val="24"/>
+          <w:szCs w:val="24"/>
+        </w:rPr>
+        <w:t>е</w:t>
+      </w:r>
+      <w:r>
+        <w:rPr>
+          <w:rFonts w:ascii="Times New Roman" w:hAnsi="Times New Roman" w:cs="Times New Roman"/>
+          <w:sz w:val="24"/>
+          <w:szCs w:val="24"/>
+        </w:rPr>
+        <w:t>т токи базы и</w:t>
+      </w:r>
+      <w:r>
+        <w:rPr>
+          <w:rFonts w:ascii="Times New Roman" w:hAnsi="Times New Roman" w:cs="Times New Roman"/>
+          <w:sz w:val="24"/>
+          <w:szCs w:val="24"/>
+        </w:rPr>
+        <w:t>, следственно,</w:t>
+      </w:r>
+      <w:r>
+        <w:rPr>
+          <w:rFonts w:ascii="Times New Roman" w:hAnsi="Times New Roman" w:cs="Times New Roman"/>
+          <w:sz w:val="24"/>
+          <w:szCs w:val="24"/>
+        </w:rPr>
+        <w:t xml:space="preserve"> коллектора.</w:t>
+      </w:r>
+      <w:r>
+        <w:rPr>
+          <w:rFonts w:ascii="Times New Roman" w:hAnsi="Times New Roman" w:cs="Times New Roman"/>
+          <w:sz w:val="24"/>
+          <w:szCs w:val="24"/>
+        </w:rPr>
+        <w:t xml:space="preserve"> Н</w:t>
+      </w:r>
+      <w:r>
+        <w:rPr>
+          <w:rFonts w:ascii="Times New Roman" w:hAnsi="Times New Roman" w:cs="Times New Roman"/>
+          <w:sz w:val="24"/>
+          <w:szCs w:val="24"/>
+        </w:rPr>
+        <w:t xml:space="preserve">а графике </w:t>
+      </w:r>
+      <w:r>
+        <w:rPr>
+          <w:rFonts w:ascii="Times New Roman" w:hAnsi="Times New Roman" w:cs="Times New Roman"/>
+          <w:sz w:val="24"/>
+          <w:szCs w:val="24"/>
+        </w:rPr>
+        <w:t xml:space="preserve">в </w:t>
+      </w:r>
+      <w:r>
+        <w:rPr>
+          <w:rFonts w:ascii="Times New Roman" w:hAnsi="Times New Roman" w:cs="Times New Roman"/>
+          <w:sz w:val="24"/>
+          <w:szCs w:val="24"/>
+        </w:rPr>
+        <w:t xml:space="preserve">рабочем диапазоне напряжений (0,3–10 В) ток коллектора почти не зависит от напряжения на коллекторе — </w:t>
+      </w:r>
+      <w:r>
+        <w:rPr>
+          <w:rFonts w:ascii="Times New Roman" w:hAnsi="Times New Roman" w:cs="Times New Roman"/>
+          <w:sz w:val="24"/>
+          <w:szCs w:val="24"/>
+        </w:rPr>
+        <w:t>график</w:t>
+      </w:r>
+      <w:r>
+        <w:rPr>
+          <w:rFonts w:ascii="Times New Roman" w:hAnsi="Times New Roman" w:cs="Times New Roman"/>
+          <w:sz w:val="24"/>
+          <w:szCs w:val="24"/>
+        </w:rPr>
+        <w:t xml:space="preserve"> почти горизонтальн</w:t>
+      </w:r>
+      <w:r>
+        <w:rPr>
+          <w:rFonts w:ascii="Times New Roman" w:hAnsi="Times New Roman" w:cs="Times New Roman"/>
+          <w:sz w:val="24"/>
+          <w:szCs w:val="24"/>
+        </w:rPr>
+        <w:t>ый</w:t>
+      </w:r>
+      <w:r>
+        <w:rPr>
+          <w:rFonts w:ascii="Times New Roman" w:hAnsi="Times New Roman" w:cs="Times New Roman"/>
+          <w:sz w:val="24"/>
+          <w:szCs w:val="24"/>
+        </w:rPr>
+        <w:t>, близкий к линейной зависимости.</w:t>
+      </w:r>
+    </w:p>
+    <w:p>
+      <w:pPr>
+        <w:tabs>
+          <w:tab w:val="left" w:pos="2998"/>
+        </w:tabs>
+        <w:rPr>
+          <w:rFonts w:ascii="Times New Roman" w:hAnsi="Times New Roman" w:cs="Times New Roman"/>
+          <w:sz w:val="24"/>
+          <w:szCs w:val="24"/>
+        </w:rPr>
+      </w:pPr>
+    </w:p>
+    <w:p>
+      <w:pPr>
+        <w:rPr>
+          <w:rFonts w:ascii="Times New Roman" w:hAnsi="Times New Roman" w:cs="Times New Roman"/>
+          <w:b/>
+          <w:sz w:val="24"/>
+          <w:szCs w:val="24"/>
+        </w:rPr>
+      </w:pPr>
+      <w:r>
+        <w:rPr>
+          <w:rFonts w:ascii="Times New Roman" w:hAnsi="Times New Roman" w:cs="Times New Roman"/>
+          <w:b/>
+          <w:sz w:val="24"/>
+          <w:szCs w:val="24"/>
+        </w:rPr>
+        <w:t>Задание 2 Расчет коэффициента усиления и выходного сопротивления</w:t>
+      </w:r>
+    </w:p>
+    <w:p>
+      <w:pPr>
+        <w:rPr>
+          <w:rFonts w:ascii="Times New Roman" w:hAnsi="Times New Roman" w:cs="Times New Roman"/>
+          <w:bCs/>
+          <w:sz w:val="24"/>
+          <w:szCs w:val="24"/>
+        </w:rPr>
+      </w:pPr>
+      <w:r>
+        <w:rPr>
+          <w:rFonts w:ascii="Times New Roman" w:hAnsi="Times New Roman" w:cs="Times New Roman"/>
+          <w:bCs/>
+          <w:sz w:val="24"/>
+          <w:szCs w:val="24"/>
+        </w:rPr>
+        <w:t>Найдем коэффициент усиления по формуле:</w:t>
+      </w:r>
+    </w:p>
+    <w:p>
+      <w:pPr>
+        <w:rPr>
+          <w:rFonts w:ascii="Times New Roman" w:hAnsi="Times New Roman" w:cs="Times New Roman"/>
+          <w:sz w:val="24"/>
+          <w:szCs w:val="24"/>
+        </w:rPr>
+      </w:pPr>
+      <w:r>
+        <w:rPr>
+          <w:rFonts w:ascii="Times New Roman" w:hAnsi="Times New Roman" w:cs="Times New Roman"/>
+          <w:sz w:val="24"/>
+          <w:szCs w:val="24"/>
+        </w:rPr>
+        <w:t>β</w:t>
+      </w:r>
+      <w:r>
+        <w:rPr>
+          <w:rFonts w:ascii="Times New Roman" w:hAnsi="Times New Roman" w:cs="Times New Roman"/>
+          <w:sz w:val="24"/>
+          <w:szCs w:val="24"/>
+        </w:rPr>
+        <w:t xml:space="preserve"> = </w:t>
+      </w:r>
+      <m:oMath>
+        <m:f>
+          <m:fPr>
+            <m:ctrlPr>
+              <w:rPr>
+                <w:rFonts w:ascii="Cambria Math" w:eastAsiaTheme="minorEastAsia" w:hAnsi="Cambria Math" w:cs="Times New Roman"/>
+                <w:i/>
+                <w:sz w:val="24"/>
+                <w:szCs w:val="24"/>
+                <w:lang w:val="en-US"/>
+              </w:rPr>
+            </m:ctrlPr>
+          </m:fPr>
+          <m:num>
+            <m:r>
+              <w:rPr>
+                <w:rFonts w:ascii="Cambria Math" w:eastAsiaTheme="minorEastAsia" w:hAnsi="Cambria Math" w:cs="Times New Roman"/>
+                <w:sz w:val="24"/>
+                <w:szCs w:val="24"/>
+              </w:rPr>
+              <m:t xml:space="preserve">∆ </m:t>
+            </m:r>
+            <m:r>
+              <w:rPr>
+                <w:rFonts w:ascii="Cambria Math" w:eastAsiaTheme="minorEastAsia" w:hAnsi="Cambria Math" w:cs="Times New Roman"/>
+                <w:sz w:val="24"/>
+                <w:szCs w:val="24"/>
+                <w:lang w:val="en-US"/>
+              </w:rPr>
+              <m:t>I</m:t>
+            </m:r>
+            <m:r>
+              <w:rPr>
+                <w:rFonts w:ascii="Cambria Math" w:eastAsiaTheme="minorEastAsia" w:hAnsi="Cambria Math" w:cs="Times New Roman"/>
+                <w:sz w:val="24"/>
+                <w:szCs w:val="24"/>
+              </w:rPr>
+              <m:t>к</m:t>
+            </m:r>
+          </m:num>
+          <m:den>
+            <m:r>
+              <w:rPr>
+                <w:rFonts w:ascii="Cambria Math" w:eastAsiaTheme="minorEastAsia" w:hAnsi="Cambria Math" w:cs="Times New Roman"/>
+                <w:sz w:val="24"/>
+                <w:szCs w:val="24"/>
+              </w:rPr>
+              <m:t>∆</m:t>
+            </m:r>
+            <m:r>
+              <m:rPr>
+                <m:sty m:val="p"/>
+              </m:rPr>
+              <w:rPr>
+                <w:rFonts w:ascii="Cambria Math" w:hAnsi="Cambria Math" w:cs="Times New Roman"/>
+                <w:sz w:val="24"/>
+                <w:szCs w:val="24"/>
+                <w:lang w:val="en-US"/>
+              </w:rPr>
+              <m:t>I</m:t>
+            </m:r>
+            <m:r>
+              <m:rPr>
+                <m:sty m:val="p"/>
+              </m:rPr>
+              <w:rPr>
+                <w:rFonts w:ascii="Cambria Math" w:hAnsi="Cambria Math" w:cs="Times New Roman"/>
+                <w:sz w:val="24"/>
+                <w:szCs w:val="24"/>
+              </w:rPr>
+              <m:t>Бф</m:t>
+            </m:r>
+          </m:den>
+        </m:f>
+      </m:oMath>
+      <w:r>
+        <w:rPr>
+          <w:rFonts w:ascii="Times New Roman" w:hAnsi="Times New Roman" w:cs="Times New Roman"/>
+          <w:sz w:val="24"/>
+          <w:szCs w:val="24"/>
+        </w:rPr>
+        <w:t xml:space="preserve"> </w:t>
+      </w:r>
+      <w:r>
+        <w:rPr>
+          <w:rFonts w:ascii="Times New Roman" w:hAnsi="Times New Roman" w:cs="Times New Roman"/>
+          <w:sz w:val="24"/>
+          <w:szCs w:val="24"/>
+        </w:rPr>
+        <w:t>=</w:t>
+      </w:r>
+      <m:oMath>
+        <m:r>
+          <w:rPr>
+            <w:rFonts w:ascii="Cambria Math" w:hAnsi="Cambria Math" w:cs="Times New Roman"/>
+            <w:sz w:val="24"/>
+            <w:szCs w:val="24"/>
+          </w:rPr>
+          <m:t xml:space="preserve"> </m:t>
+        </m:r>
+        <m:f>
+          <m:fPr>
+            <m:ctrlPr>
+              <w:rPr>
+                <w:rFonts w:ascii="Cambria Math" w:eastAsiaTheme="minorEastAsia" w:hAnsi="Cambria Math" w:cs="Times New Roman"/>
+                <w:i/>
+                <w:sz w:val="24"/>
+                <w:szCs w:val="24"/>
+                <w:lang w:val="en-US"/>
+              </w:rPr>
+            </m:ctrlPr>
+          </m:fPr>
+          <m:num>
+            <m:r>
+              <w:rPr>
+                <w:rFonts w:ascii="Cambria Math" w:eastAsiaTheme="minorEastAsia" w:hAnsi="Cambria Math" w:cs="Times New Roman"/>
+                <w:sz w:val="24"/>
+                <w:szCs w:val="24"/>
+              </w:rPr>
+              <m:t xml:space="preserve"> </m:t>
+            </m:r>
+            <w:bookmarkStart w:id="0" w:name="_Hlk226909294"/>
+            <m:sSub>
+              <m:sSubPr>
+                <m:ctrlPr>
+                  <w:rPr>
+                    <w:rFonts w:ascii="Cambria Math" w:hAnsi="Cambria Math" w:cs="Times New Roman"/>
+                    <w:i/>
+                    <w:sz w:val="24"/>
+                    <w:szCs w:val="24"/>
+                    <w:lang w:val="en-US"/>
+                  </w:rPr>
+                </m:ctrlPr>
+              </m:sSubPr>
+              <m:e>
+                <m:r>
+                  <w:rPr>
+                    <w:rFonts w:ascii="Cambria Math" w:hAnsi="Cambria Math" w:cs="Times New Roman"/>
+                    <w:sz w:val="24"/>
+                    <w:szCs w:val="24"/>
+                    <w:lang w:val="en-US"/>
+                  </w:rPr>
+                  <m:t>I</m:t>
+                </m:r>
+              </m:e>
+              <m:sub>
+                <m:r>
+                  <w:rPr>
+                    <w:rFonts w:ascii="Cambria Math" w:hAnsi="Cambria Math" w:cs="Times New Roman"/>
+                    <w:sz w:val="24"/>
+                    <w:szCs w:val="24"/>
+                    <w:lang w:val="en-US"/>
+                  </w:rPr>
+                  <m:t>k</m:t>
+                </m:r>
+                <m:r>
+                  <w:rPr>
+                    <w:rFonts w:ascii="Cambria Math" w:hAnsi="Cambria Math" w:cs="Times New Roman"/>
+                    <w:sz w:val="24"/>
+                    <w:szCs w:val="24"/>
+                  </w:rPr>
+                  <m:t>3</m:t>
+                </m:r>
+              </m:sub>
+            </m:sSub>
+            <m:r>
+              <w:rPr>
+                <w:rFonts w:ascii="Cambria Math" w:hAnsi="Cambria Math" w:cs="Times New Roman"/>
+                <w:sz w:val="24"/>
+                <w:szCs w:val="24"/>
+              </w:rPr>
+              <m:t xml:space="preserve"> </m:t>
+            </m:r>
+            <m:r>
+              <m:rPr>
+                <m:sty m:val="p"/>
+              </m:rPr>
+              <w:rPr>
+                <w:rFonts w:ascii="Cambria Math" w:hAnsi="Cambria Math" w:cs="Times New Roman"/>
+                <w:sz w:val="24"/>
+                <w:szCs w:val="24"/>
+              </w:rPr>
+              <w:softHyphen/>
+            </m:r>
+            <m:r>
+              <w:rPr>
+                <w:rFonts w:ascii="Cambria Math" w:hAnsi="Cambria Math" w:cs="Times New Roman"/>
+                <w:sz w:val="24"/>
+                <w:szCs w:val="24"/>
+              </w:rPr>
+              <m:t xml:space="preserve">— </m:t>
+            </m:r>
+            <m:sSub>
+              <m:sSubPr>
+                <m:ctrlPr>
+                  <w:rPr>
+                    <w:rFonts w:ascii="Cambria Math" w:hAnsi="Cambria Math" w:cs="Times New Roman"/>
+                    <w:i/>
+                    <w:sz w:val="24"/>
+                    <w:szCs w:val="24"/>
+                    <w:lang w:val="en-US"/>
+                  </w:rPr>
+                </m:ctrlPr>
+              </m:sSubPr>
+              <m:e>
+                <m:r>
+                  <w:rPr>
+                    <w:rFonts w:ascii="Cambria Math" w:hAnsi="Cambria Math" w:cs="Times New Roman"/>
+                    <w:sz w:val="24"/>
+                    <w:szCs w:val="24"/>
+                    <w:lang w:val="en-US"/>
+                  </w:rPr>
+                  <m:t>I</m:t>
+                </m:r>
+              </m:e>
+              <m:sub>
+                <m:r>
+                  <w:rPr>
+                    <w:rFonts w:ascii="Cambria Math" w:hAnsi="Cambria Math" w:cs="Times New Roman"/>
+                    <w:sz w:val="24"/>
+                    <w:szCs w:val="24"/>
+                    <w:lang w:val="en-US"/>
+                  </w:rPr>
+                  <m:t>k</m:t>
+                </m:r>
+                <m:r>
+                  <w:rPr>
+                    <w:rFonts w:ascii="Cambria Math" w:hAnsi="Cambria Math" w:cs="Times New Roman"/>
+                    <w:sz w:val="24"/>
+                    <w:szCs w:val="24"/>
+                  </w:rPr>
+                  <m:t>2</m:t>
+                </m:r>
+              </m:sub>
+            </m:sSub>
+            <w:bookmarkEnd w:id="0"/>
+          </m:num>
+          <m:den>
+            <m:sSub>
+              <m:sSubPr>
+                <m:ctrlPr>
+                  <w:rPr>
+                    <w:rFonts w:ascii="Cambria Math" w:hAnsi="Cambria Math" w:cs="Times New Roman"/>
+                    <w:i/>
+                    <w:sz w:val="24"/>
+                    <w:szCs w:val="24"/>
+                    <w:lang w:val="en-US"/>
+                  </w:rPr>
+                </m:ctrlPr>
+              </m:sSubPr>
+              <m:e>
+                <m:r>
+                  <w:rPr>
+                    <w:rFonts w:ascii="Cambria Math" w:hAnsi="Cambria Math" w:cs="Times New Roman"/>
+                    <w:sz w:val="24"/>
+                    <w:szCs w:val="24"/>
+                    <w:lang w:val="en-US"/>
+                  </w:rPr>
+                  <m:t>I</m:t>
+                </m:r>
+              </m:e>
+              <m:sub>
+                <m:r>
+                  <w:rPr>
+                    <w:rFonts w:ascii="Cambria Math" w:hAnsi="Cambria Math" w:cs="Times New Roman"/>
+                    <w:sz w:val="24"/>
+                    <w:szCs w:val="24"/>
+                  </w:rPr>
+                  <m:t>Б3</m:t>
+                </m:r>
+              </m:sub>
+            </m:sSub>
+            <m:r>
+              <w:rPr>
+                <w:rFonts w:ascii="Cambria Math" w:hAnsi="Cambria Math" w:cs="Times New Roman"/>
+                <w:sz w:val="24"/>
+                <w:szCs w:val="24"/>
+              </w:rPr>
+              <m:t xml:space="preserve"> </m:t>
+            </m:r>
+            <m:r>
+              <m:rPr>
+                <m:sty m:val="p"/>
+              </m:rPr>
+              <w:rPr>
+                <w:rFonts w:ascii="Cambria Math" w:hAnsi="Cambria Math" w:cs="Times New Roman"/>
+                <w:sz w:val="24"/>
+                <w:szCs w:val="24"/>
+              </w:rPr>
+              <w:softHyphen/>
+            </m:r>
+            <m:r>
+              <w:rPr>
+                <w:rFonts w:ascii="Cambria Math" w:hAnsi="Cambria Math" w:cs="Times New Roman"/>
+                <w:sz w:val="24"/>
+                <w:szCs w:val="24"/>
+              </w:rPr>
+              <m:t xml:space="preserve">— </m:t>
+            </m:r>
+            <m:sSub>
+              <m:sSubPr>
+                <m:ctrlPr>
+                  <w:rPr>
+                    <w:rFonts w:ascii="Cambria Math" w:hAnsi="Cambria Math" w:cs="Times New Roman"/>
+                    <w:i/>
+                    <w:sz w:val="24"/>
+                    <w:szCs w:val="24"/>
+                    <w:lang w:val="en-US"/>
+                  </w:rPr>
+                </m:ctrlPr>
+              </m:sSubPr>
+              <m:e>
+                <m:r>
+                  <w:rPr>
+                    <w:rFonts w:ascii="Cambria Math" w:hAnsi="Cambria Math" w:cs="Times New Roman"/>
+                    <w:sz w:val="24"/>
+                    <w:szCs w:val="24"/>
+                    <w:lang w:val="en-US"/>
+                  </w:rPr>
+                  <m:t>I</m:t>
+                </m:r>
+              </m:e>
+              <m:sub>
+                <m:r>
+                  <w:rPr>
+                    <w:rFonts w:ascii="Cambria Math" w:hAnsi="Cambria Math" w:cs="Times New Roman"/>
+                    <w:sz w:val="24"/>
+                    <w:szCs w:val="24"/>
+                  </w:rPr>
+                  <m:t>Б2</m:t>
+                </m:r>
+              </m:sub>
+            </m:sSub>
+          </m:den>
+        </m:f>
+      </m:oMath>
+      <w:r>
+        <w:rPr>
+          <w:rFonts w:ascii="Times New Roman" w:hAnsi="Times New Roman" w:cs="Times New Roman"/>
+          <w:sz w:val="24"/>
+          <w:szCs w:val="24"/>
+        </w:rPr>
+        <w:t xml:space="preserve"> </w:t>
+      </w:r>
+      <w:r>
+        <w:rPr>
+          <w:rFonts w:ascii="Times New Roman" w:hAnsi="Times New Roman" w:cs="Times New Roman"/>
+          <w:sz w:val="24"/>
+          <w:szCs w:val="24"/>
+        </w:rPr>
+        <w:t xml:space="preserve">= </w:t>
+      </w:r>
+      <m:oMath>
+        <m:f>
+          <m:fPr>
+            <m:ctrlPr>
+              <w:rPr>
+                <w:rFonts w:ascii="Cambria Math" w:eastAsiaTheme="minorEastAsia" w:hAnsi="Cambria Math" w:cs="Times New Roman"/>
+                <w:i/>
+                <w:sz w:val="24"/>
+                <w:szCs w:val="24"/>
+                <w:lang w:val="en-US"/>
+              </w:rPr>
+            </m:ctrlPr>
+          </m:fPr>
+          <m:num>
+            <m:d>
+              <m:dPr>
+                <m:ctrlPr>
+                  <w:rPr>
+                    <w:rFonts w:ascii="Cambria Math" w:hAnsi="Cambria Math" w:cs="Times New Roman"/>
+                    <w:sz w:val="24"/>
+                    <w:szCs w:val="24"/>
+                  </w:rPr>
+                </m:ctrlPr>
+              </m:dPr>
+              <m:e>
+                <m:r>
+                  <m:rPr>
+                    <m:sty m:val="p"/>
+                  </m:rPr>
+                  <w:rPr>
+                    <w:rFonts w:ascii="Cambria Math" w:hAnsi="Cambria Math" w:cs="Times New Roman"/>
+                    <w:sz w:val="24"/>
+                    <w:szCs w:val="24"/>
+                  </w:rPr>
+                  <m:t xml:space="preserve">6.40 </m:t>
+                </m:r>
+                <m:r>
+                  <w:rPr>
+                    <w:rFonts w:ascii="Cambria Math" w:hAnsi="Cambria Math" w:cs="Times New Roman"/>
+                    <w:sz w:val="24"/>
+                    <w:szCs w:val="24"/>
+                  </w:rPr>
+                  <m:t xml:space="preserve">— </m:t>
+                </m:r>
+                <m:r>
+                  <m:rPr>
+                    <m:sty m:val="p"/>
+                  </m:rPr>
+                  <w:rPr>
+                    <w:rFonts w:ascii="Cambria Math" w:hAnsi="Cambria Math" w:cs="Times New Roman"/>
+                    <w:sz w:val="24"/>
+                    <w:szCs w:val="24"/>
+                  </w:rPr>
+                  <m:t>3.92</m:t>
+                </m:r>
+              </m:e>
+            </m:d>
+            <m:sSup>
+              <m:sSupPr>
+                <m:ctrlPr>
+                  <w:rPr>
+                    <w:rFonts w:ascii="Cambria Math" w:hAnsi="Cambria Math" w:cs="Times New Roman"/>
+                    <w:i/>
+                    <w:sz w:val="24"/>
+                    <w:szCs w:val="24"/>
+                    <w:lang w:val="en-US"/>
+                  </w:rPr>
+                </m:ctrlPr>
+              </m:sSupPr>
+              <m:e>
+                <m:r>
+                  <w:rPr>
+                    <w:rFonts w:ascii="Cambria Math" w:hAnsi="Cambria Math" w:cs="Times New Roman"/>
+                    <w:sz w:val="24"/>
+                    <w:szCs w:val="24"/>
+                  </w:rPr>
+                  <m:t xml:space="preserve"> ∙ 10</m:t>
+                </m:r>
+              </m:e>
+              <m:sup>
+                <m:r>
+                  <w:rPr>
+                    <w:rFonts w:ascii="Cambria Math" w:hAnsi="Cambria Math" w:cs="Times New Roman"/>
+                    <w:sz w:val="24"/>
+                    <w:szCs w:val="24"/>
+                  </w:rPr>
+                  <m:t>-3</m:t>
+                </m:r>
+              </m:sup>
+            </m:sSup>
+          </m:num>
+          <m:den>
+            <m:d>
+              <m:dPr>
+                <m:ctrlPr>
+                  <w:rPr>
+                    <w:rFonts w:ascii="Cambria Math" w:hAnsi="Cambria Math" w:cs="Times New Roman"/>
+                    <w:sz w:val="24"/>
+                    <w:szCs w:val="24"/>
+                  </w:rPr>
+                </m:ctrlPr>
+              </m:dPr>
+              <m:e>
+                <m:r>
+                  <m:rPr>
+                    <m:sty m:val="p"/>
+                  </m:rPr>
+                  <w:rPr>
+                    <w:rFonts w:ascii="Cambria Math" w:hAnsi="Cambria Math" w:cs="Times New Roman"/>
+                    <w:sz w:val="24"/>
+                    <w:szCs w:val="24"/>
+                  </w:rPr>
+                  <m:t xml:space="preserve">52.00 </m:t>
+                </m:r>
+                <m:r>
+                  <w:rPr>
+                    <w:rFonts w:ascii="Cambria Math" w:hAnsi="Cambria Math" w:cs="Times New Roman"/>
+                    <w:sz w:val="24"/>
+                    <w:szCs w:val="24"/>
+                  </w:rPr>
+                  <m:t xml:space="preserve">— </m:t>
+                </m:r>
+                <m:r>
+                  <m:rPr>
+                    <m:sty m:val="p"/>
+                  </m:rPr>
+                  <w:rPr>
+                    <w:rFonts w:ascii="Cambria Math" w:hAnsi="Cambria Math" w:cs="Times New Roman"/>
+                    <w:sz w:val="24"/>
+                    <w:szCs w:val="24"/>
+                  </w:rPr>
+                  <m:t>32.30</m:t>
+                </m:r>
+              </m:e>
+            </m:d>
+            <m:r>
+              <w:rPr>
+                <w:rFonts w:ascii="Cambria Math" w:hAnsi="Cambria Math" w:cs="Times New Roman"/>
+                <w:sz w:val="24"/>
+                <w:szCs w:val="24"/>
+              </w:rPr>
+              <m:t>∙</m:t>
+            </m:r>
+            <m:sSup>
+              <m:sSupPr>
+                <m:ctrlPr>
+                  <w:rPr>
+                    <w:rFonts w:ascii="Cambria Math" w:hAnsi="Cambria Math" w:cs="Times New Roman"/>
+                    <w:i/>
+                    <w:sz w:val="24"/>
+                    <w:szCs w:val="24"/>
+                    <w:lang w:val="en-US"/>
+                  </w:rPr>
+                </m:ctrlPr>
+              </m:sSupPr>
+              <m:e>
+                <m:r>
+                  <w:rPr>
+                    <w:rFonts w:ascii="Cambria Math" w:hAnsi="Cambria Math" w:cs="Times New Roman"/>
+                    <w:sz w:val="24"/>
+                    <w:szCs w:val="24"/>
+                  </w:rPr>
+                  <m:t xml:space="preserve"> 10</m:t>
+                </m:r>
+              </m:e>
+              <m:sup>
+                <m:r>
+                  <w:rPr>
+                    <w:rFonts w:ascii="Cambria Math" w:hAnsi="Cambria Math" w:cs="Times New Roman"/>
+                    <w:sz w:val="24"/>
+                    <w:szCs w:val="24"/>
+                  </w:rPr>
+                  <m:t>-6</m:t>
+                </m:r>
+              </m:sup>
+            </m:sSup>
+          </m:den>
+        </m:f>
+        <m:r>
+          <w:rPr>
+            <w:rFonts w:ascii="Cambria Math" w:eastAsiaTheme="minorEastAsia" w:hAnsi="Cambria Math" w:cs="Times New Roman"/>
+            <w:sz w:val="24"/>
+            <w:szCs w:val="24"/>
+          </w:rPr>
+          <m:t xml:space="preserve"> = </m:t>
+        </m:r>
+      </m:oMath>
+      <w:r>
+        <w:rPr>
+          <w:rFonts w:ascii="Times New Roman" w:hAnsi="Times New Roman" w:cs="Times New Roman"/>
+          <w:sz w:val="24"/>
+          <w:szCs w:val="24"/>
+        </w:rPr>
+        <w:t xml:space="preserve"> </w:t>
+      </w:r>
+      <w:r>
+        <w:rPr>
+          <w:rFonts w:ascii="Times New Roman" w:hAnsi="Times New Roman" w:cs="Times New Roman"/>
+          <w:sz w:val="24"/>
+          <w:szCs w:val="24"/>
+        </w:rPr>
+        <w:t>125.888</w:t>
+      </w:r>
+      <w:r>
+        <w:rPr>
+          <w:rFonts w:ascii="Times New Roman" w:hAnsi="Times New Roman" w:cs="Times New Roman"/>
+          <w:sz w:val="24"/>
+          <w:szCs w:val="24"/>
+        </w:rPr>
+        <w:t xml:space="preserve"> </w:t>
+      </w:r>
+    </w:p>
+    <w:p>
+      <w:pPr>
+        <w:rPr>
+          <w:rFonts w:ascii="Times New Roman" w:hAnsi="Times New Roman" w:cs="Times New Roman"/>
+          <w:sz w:val="24"/>
+          <w:szCs w:val="24"/>
+        </w:rPr>
+      </w:pPr>
+    </w:p>
+    <w:p>
+      <w:pPr>
+        <w:rPr>
+          <w:rFonts w:ascii="Times New Roman" w:hAnsi="Times New Roman" w:cs="Times New Roman"/>
+          <w:sz w:val="24"/>
+          <w:szCs w:val="24"/>
+        </w:rPr>
+      </w:pPr>
+      <w:r>
+        <w:rPr>
+          <w:rFonts w:ascii="Times New Roman" w:hAnsi="Times New Roman" w:cs="Times New Roman"/>
+          <w:sz w:val="24"/>
+          <w:szCs w:val="24"/>
+        </w:rPr>
+        <w:t>Рассчитаем выходное сопротивление:</w:t>
+      </w:r>
+    </w:p>
+    <w:p>
+      <w:pPr>
+        <w:rPr>
+          <w:rFonts w:ascii="Times New Roman" w:eastAsiaTheme="minorEastAsia" w:hAnsi="Times New Roman" w:cs="Times New Roman"/>
+          <w:sz w:val="24"/>
+          <w:szCs w:val="24"/>
+        </w:rPr>
+      </w:pPr>
+      <m:oMathPara>
+        <m:oMathParaPr>
+          <m:jc m:val="left"/>
+        </m:oMathParaPr>
+        <m:oMath>
+          <m:sSub>
+            <m:sSubPr>
+              <m:ctrlPr>
+                <w:rPr>
+                  <w:rFonts w:ascii="Cambria Math" w:eastAsiaTheme="minorEastAsia" w:hAnsi="Cambria Math" w:cs="Times New Roman"/>
+                  <w:i/>
+                  <w:sz w:val="24"/>
+                  <w:szCs w:val="24"/>
+                </w:rPr>
+              </m:ctrlPr>
+            </m:sSubPr>
+            <m:e>
+              <m:r>
+                <m:rPr>
+                  <m:nor/>
+                </m:rPr>
+                <w:rPr>
+                  <w:rFonts w:ascii="Times New Roman" w:eastAsiaTheme="minorEastAsia" w:hAnsi="Times New Roman" w:cs="Times New Roman"/>
+                  <w:sz w:val="24"/>
+                  <w:szCs w:val="24"/>
+                  <w:lang w:val="en-US"/>
+                </w:rPr>
+                <m:t>r</m:t>
+              </m:r>
+              <m:ctrlPr>
+                <w:rPr>
+                  <w:rFonts w:ascii="Cambria Math" w:eastAsiaTheme="minorEastAsia" w:hAnsi="Cambria Math" w:cs="Times New Roman"/>
+                  <w:i/>
+                  <w:sz w:val="24"/>
+                  <w:szCs w:val="24"/>
+                  <w:lang w:val="en-US"/>
+                </w:rPr>
+              </m:ctrlPr>
+            </m:e>
+            <m:sub>
+              <m:r>
+                <m:rPr>
+                  <m:nor/>
+                </m:rPr>
+                <w:rPr>
+                  <w:rFonts w:ascii="Times New Roman" w:eastAsiaTheme="minorEastAsia" w:hAnsi="Times New Roman" w:cs="Times New Roman"/>
+                  <w:sz w:val="24"/>
+                  <w:szCs w:val="24"/>
+                </w:rPr>
+                <m:t>вых</m:t>
+              </m:r>
+            </m:sub>
+          </m:sSub>
+          <m:r>
+            <m:rPr>
+              <m:nor/>
+            </m:rPr>
+            <w:rPr>
+              <w:rFonts w:ascii="Times New Roman" w:eastAsiaTheme="minorEastAsia" w:hAnsi="Times New Roman" w:cs="Times New Roman"/>
+              <w:sz w:val="24"/>
+              <w:szCs w:val="24"/>
+            </w:rPr>
+            <m:t>=</m:t>
+          </m:r>
+          <m:f>
+            <m:fPr>
+              <m:ctrlPr>
+                <w:rPr>
+                  <w:rFonts w:ascii="Cambria Math" w:eastAsiaTheme="minorEastAsia" w:hAnsi="Cambria Math" w:cs="Times New Roman"/>
+                  <w:i/>
+                  <w:sz w:val="24"/>
+                  <w:szCs w:val="24"/>
+                </w:rPr>
+              </m:ctrlPr>
+            </m:fPr>
+            <m:num>
+              <m:r>
+                <m:rPr>
+                  <m:nor/>
+                </m:rPr>
+                <w:rPr>
+                  <w:rFonts w:ascii="Times New Roman" w:eastAsiaTheme="minorEastAsia" w:hAnsi="Times New Roman" w:cs="Times New Roman"/>
+                  <w:sz w:val="24"/>
+                  <w:szCs w:val="24"/>
+                  <w:lang w:val="en-US"/>
+                </w:rPr>
+                <m:t>Δ</m:t>
+              </m:r>
+              <m:sSub>
+                <m:sSubPr>
+                  <m:ctrlPr>
+                    <w:rPr>
+                      <w:rFonts w:ascii="Cambria Math" w:eastAsiaTheme="minorEastAsia" w:hAnsi="Cambria Math" w:cs="Times New Roman"/>
+                      <w:i/>
+                      <w:sz w:val="24"/>
+                      <w:szCs w:val="24"/>
+                    </w:rPr>
+                  </m:ctrlPr>
+                </m:sSubPr>
+                <m:e>
+                  <m:r>
+                    <m:rPr>
+                      <m:nor/>
+                    </m:rPr>
+                    <w:rPr>
+                      <w:rFonts w:ascii="Times New Roman" w:eastAsiaTheme="minorEastAsia" w:hAnsi="Times New Roman" w:cs="Times New Roman"/>
+                      <w:sz w:val="24"/>
+                      <w:szCs w:val="24"/>
+                      <w:lang w:val="en-US"/>
+                    </w:rPr>
+                    <m:t>U</m:t>
+                  </m:r>
+                  <m:ctrlPr>
+                    <w:rPr>
+                      <w:rFonts w:ascii="Cambria Math" w:eastAsiaTheme="minorEastAsia" w:hAnsi="Cambria Math" w:cs="Times New Roman"/>
+                      <w:i/>
+                      <w:sz w:val="24"/>
+                      <w:szCs w:val="24"/>
+                      <w:lang w:val="en-US"/>
+                    </w:rPr>
+                  </m:ctrlPr>
+                </m:e>
+                <m:sub>
+                  <m:r>
+                    <m:rPr>
+                      <m:nor/>
+                    </m:rPr>
+                    <w:rPr>
+                      <w:rFonts w:ascii="Times New Roman" w:eastAsiaTheme="minorEastAsia" w:hAnsi="Times New Roman" w:cs="Times New Roman"/>
+                      <w:sz w:val="24"/>
+                      <w:szCs w:val="24"/>
+                    </w:rPr>
+                    <m:t>КЭ</m:t>
+                  </m:r>
+                </m:sub>
+              </m:sSub>
+            </m:num>
+            <m:den>
+              <m:r>
+                <m:rPr>
+                  <m:nor/>
+                </m:rPr>
+                <w:rPr>
+                  <w:rFonts w:ascii="Times New Roman" w:eastAsiaTheme="minorEastAsia" w:hAnsi="Times New Roman" w:cs="Times New Roman"/>
+                  <w:sz w:val="24"/>
+                  <w:szCs w:val="24"/>
+                  <w:lang w:val="en-US"/>
+                </w:rPr>
+                <m:t>Δ</m:t>
+              </m:r>
+              <m:sSub>
+                <m:sSubPr>
+                  <m:ctrlPr>
+                    <w:rPr>
+                      <w:rFonts w:ascii="Cambria Math" w:eastAsiaTheme="minorEastAsia" w:hAnsi="Cambria Math" w:cs="Times New Roman"/>
+                      <w:i/>
+                      <w:sz w:val="24"/>
+                      <w:szCs w:val="24"/>
+                    </w:rPr>
+                  </m:ctrlPr>
+                </m:sSubPr>
+                <m:e>
+                  <m:r>
+                    <m:rPr>
+                      <m:nor/>
+                    </m:rPr>
+                    <w:rPr>
+                      <w:rFonts w:ascii="Times New Roman" w:eastAsiaTheme="minorEastAsia" w:hAnsi="Times New Roman" w:cs="Times New Roman"/>
+                      <w:sz w:val="24"/>
+                      <w:szCs w:val="24"/>
+                      <w:lang w:val="en-US"/>
+                    </w:rPr>
+                    <m:t>I</m:t>
+                  </m:r>
+                  <m:ctrlPr>
+                    <w:rPr>
+                      <w:rFonts w:ascii="Cambria Math" w:eastAsiaTheme="minorEastAsia" w:hAnsi="Cambria Math" w:cs="Times New Roman"/>
+                      <w:i/>
+                      <w:sz w:val="24"/>
+                      <w:szCs w:val="24"/>
+                      <w:lang w:val="en-US"/>
+                    </w:rPr>
+                  </m:ctrlPr>
+                </m:e>
+                <m:sub>
+                  <m:r>
+                    <m:rPr>
+                      <m:nor/>
+                    </m:rPr>
+                    <w:rPr>
+                      <w:rFonts w:ascii="Times New Roman" w:eastAsiaTheme="minorEastAsia" w:hAnsi="Times New Roman" w:cs="Times New Roman"/>
+                      <w:sz w:val="24"/>
+                      <w:szCs w:val="24"/>
+                    </w:rPr>
+                    <m:t>К</m:t>
+                  </m:r>
+                </m:sub>
+              </m:sSub>
+            </m:den>
+          </m:f>
+          <m:r>
+            <m:rPr>
+              <m:nor/>
+            </m:rPr>
+            <w:rPr>
+              <w:rFonts w:ascii="Times New Roman" w:eastAsiaTheme="minorEastAsia" w:hAnsi="Times New Roman" w:cs="Times New Roman"/>
+              <w:sz w:val="24"/>
+              <w:szCs w:val="24"/>
+            </w:rPr>
+            <m:t>=</m:t>
+          </m:r>
+          <m:f>
+            <m:fPr>
+              <m:ctrlPr>
+                <w:rPr>
+                  <w:rFonts w:ascii="Cambria Math" w:eastAsiaTheme="minorEastAsia" w:hAnsi="Cambria Math" w:cs="Times New Roman"/>
+                  <w:i/>
+                  <w:sz w:val="24"/>
+                  <w:szCs w:val="24"/>
+                </w:rPr>
+              </m:ctrlPr>
+            </m:fPr>
+            <m:num>
+              <m:sSub>
+                <m:sSubPr>
+                  <m:ctrlPr>
+                    <w:rPr>
+                      <w:rFonts w:ascii="Cambria Math" w:eastAsiaTheme="minorEastAsia" w:hAnsi="Cambria Math" w:cs="Times New Roman"/>
+                      <w:i/>
+                      <w:sz w:val="24"/>
+                      <w:szCs w:val="24"/>
+                    </w:rPr>
+                  </m:ctrlPr>
+                </m:sSubPr>
+                <m:e>
+                  <m:r>
+                    <m:rPr>
+                      <m:nor/>
+                    </m:rPr>
+                    <w:rPr>
+                      <w:rFonts w:ascii="Times New Roman" w:eastAsiaTheme="minorEastAsia" w:hAnsi="Times New Roman" w:cs="Times New Roman"/>
+                      <w:sz w:val="24"/>
+                      <w:szCs w:val="24"/>
+                      <w:lang w:val="en-US"/>
+                    </w:rPr>
+                    <m:t>U</m:t>
+                  </m:r>
+                </m:e>
+                <m:sub>
+                  <m:r>
+                    <m:rPr>
+                      <m:nor/>
+                    </m:rPr>
+                    <w:rPr>
+                      <w:rFonts w:ascii="Times New Roman" w:eastAsiaTheme="minorEastAsia" w:hAnsi="Times New Roman" w:cs="Times New Roman"/>
+                      <w:sz w:val="24"/>
+                      <w:szCs w:val="24"/>
+                    </w:rPr>
+                    <m:t>КЭ4</m:t>
+                  </m:r>
+                </m:sub>
+              </m:sSub>
+              <m:r>
+                <m:rPr>
+                  <m:nor/>
+                </m:rPr>
+                <w:rPr>
+                  <w:rFonts w:ascii="Times New Roman" w:eastAsiaTheme="minorEastAsia" w:hAnsi="Times New Roman" w:cs="Times New Roman"/>
+                  <w:sz w:val="24"/>
+                  <w:szCs w:val="24"/>
+                </w:rPr>
+                <m:t>-</m:t>
+              </m:r>
+              <m:r>
+                <w:rPr>
+                  <w:rFonts w:ascii="Cambria Math" w:eastAsiaTheme="minorEastAsia" w:hAnsi="Cambria Math" w:cs="Times New Roman"/>
+                  <w:sz w:val="24"/>
+                  <w:szCs w:val="24"/>
+                </w:rPr>
+                <m:t xml:space="preserve"> </m:t>
+              </m:r>
+              <m:sSub>
+                <m:sSubPr>
+                  <m:ctrlPr>
+                    <w:rPr>
+                      <w:rFonts w:ascii="Cambria Math" w:eastAsiaTheme="minorEastAsia" w:hAnsi="Cambria Math" w:cs="Times New Roman"/>
+                      <w:i/>
+                      <w:sz w:val="24"/>
+                      <w:szCs w:val="24"/>
+                    </w:rPr>
+                  </m:ctrlPr>
+                </m:sSubPr>
+                <m:e>
+                  <m:r>
+                    <m:rPr>
+                      <m:nor/>
+                    </m:rPr>
+                    <w:rPr>
+                      <w:rFonts w:ascii="Times New Roman" w:eastAsiaTheme="minorEastAsia" w:hAnsi="Times New Roman" w:cs="Times New Roman"/>
+                      <w:sz w:val="24"/>
+                      <w:szCs w:val="24"/>
+                      <w:lang w:val="en-US"/>
+                    </w:rPr>
+                    <m:t>U</m:t>
+                  </m:r>
+                </m:e>
+                <m:sub>
+                  <m:r>
+                    <m:rPr>
+                      <m:nor/>
+                    </m:rPr>
+                    <w:rPr>
+                      <w:rFonts w:ascii="Times New Roman" w:eastAsiaTheme="minorEastAsia" w:hAnsi="Times New Roman" w:cs="Times New Roman"/>
+                      <w:sz w:val="24"/>
+                      <w:szCs w:val="24"/>
+                    </w:rPr>
+                    <m:t>КЭ3</m:t>
+                  </m:r>
+                </m:sub>
+              </m:sSub>
+            </m:num>
+            <m:den>
+              <m:sSub>
+                <m:sSubPr>
+                  <m:ctrlPr>
+                    <w:rPr>
+                      <w:rFonts w:ascii="Cambria Math" w:eastAsiaTheme="minorEastAsia" w:hAnsi="Cambria Math" w:cs="Times New Roman"/>
+                      <w:i/>
+                      <w:sz w:val="24"/>
+                      <w:szCs w:val="24"/>
+                    </w:rPr>
+                  </m:ctrlPr>
+                </m:sSubPr>
+                <m:e>
+                  <m:r>
+                    <m:rPr>
+                      <m:nor/>
+                    </m:rPr>
+                    <w:rPr>
+                      <w:rFonts w:ascii="Times New Roman" w:eastAsiaTheme="minorEastAsia" w:hAnsi="Times New Roman" w:cs="Times New Roman"/>
+                      <w:sz w:val="24"/>
+                      <w:szCs w:val="24"/>
+                      <w:lang w:val="en-US"/>
+                    </w:rPr>
+                    <m:t>I</m:t>
+                  </m:r>
+                </m:e>
+                <m:sub>
+                  <m:r>
+                    <m:rPr>
+                      <m:nor/>
+                    </m:rPr>
+                    <w:rPr>
+                      <w:rFonts w:ascii="Times New Roman" w:eastAsiaTheme="minorEastAsia" w:hAnsi="Times New Roman" w:cs="Times New Roman"/>
+                      <w:sz w:val="24"/>
+                      <w:szCs w:val="24"/>
+                    </w:rPr>
+                    <m:t xml:space="preserve">К3, </m:t>
+                  </m:r>
+                  <m:r>
+                    <m:rPr>
+                      <m:nor/>
+                    </m:rPr>
+                    <w:rPr>
+                      <w:rFonts w:ascii="Times New Roman" w:eastAsiaTheme="minorEastAsia" w:hAnsi="Times New Roman" w:cs="Times New Roman"/>
+                      <w:sz w:val="24"/>
+                      <w:szCs w:val="24"/>
+                      <w:lang w:val="en-US"/>
+                    </w:rPr>
+                    <m:t>U</m:t>
+                  </m:r>
+                  <m:r>
+                    <m:rPr>
+                      <m:nor/>
+                    </m:rPr>
+                    <w:rPr>
+                      <w:rFonts w:ascii="Times New Roman" w:eastAsiaTheme="minorEastAsia" w:hAnsi="Times New Roman" w:cs="Times New Roman"/>
+                      <w:sz w:val="24"/>
+                      <w:szCs w:val="24"/>
+                    </w:rPr>
+                    <m:t>4</m:t>
+                  </m:r>
+                </m:sub>
+              </m:sSub>
+              <m:r>
+                <m:rPr>
+                  <m:nor/>
+                </m:rPr>
+                <w:rPr>
+                  <w:rFonts w:ascii="Times New Roman" w:eastAsiaTheme="minorEastAsia" w:hAnsi="Times New Roman" w:cs="Times New Roman"/>
+                  <w:sz w:val="24"/>
+                  <w:szCs w:val="24"/>
+                </w:rPr>
+                <m:t xml:space="preserve"> -</m:t>
+              </m:r>
+              <m:r>
+                <w:rPr>
+                  <w:rFonts w:ascii="Cambria Math" w:eastAsiaTheme="minorEastAsia" w:hAnsi="Cambria Math" w:cs="Times New Roman"/>
+                  <w:sz w:val="24"/>
+                  <w:szCs w:val="24"/>
+                </w:rPr>
+                <m:t xml:space="preserve"> </m:t>
+              </m:r>
+              <m:sSub>
+                <m:sSubPr>
+                  <m:ctrlPr>
+                    <w:rPr>
+                      <w:rFonts w:ascii="Cambria Math" w:eastAsiaTheme="minorEastAsia" w:hAnsi="Cambria Math" w:cs="Times New Roman"/>
+                      <w:i/>
+                      <w:sz w:val="24"/>
+                      <w:szCs w:val="24"/>
+                    </w:rPr>
+                  </m:ctrlPr>
+                </m:sSubPr>
+                <m:e>
+                  <m:r>
+                    <m:rPr>
+                      <m:nor/>
+                    </m:rPr>
+                    <w:rPr>
+                      <w:rFonts w:ascii="Times New Roman" w:eastAsiaTheme="minorEastAsia" w:hAnsi="Times New Roman" w:cs="Times New Roman"/>
+                      <w:sz w:val="24"/>
+                      <w:szCs w:val="24"/>
+                      <w:lang w:val="en-US"/>
+                    </w:rPr>
+                    <m:t>I</m:t>
+                  </m:r>
+                </m:e>
+                <m:sub>
+                  <m:r>
+                    <m:rPr>
+                      <m:nor/>
+                    </m:rPr>
+                    <w:rPr>
+                      <w:rFonts w:ascii="Times New Roman" w:eastAsiaTheme="minorEastAsia" w:hAnsi="Times New Roman" w:cs="Times New Roman"/>
+                      <w:sz w:val="24"/>
+                      <w:szCs w:val="24"/>
+                    </w:rPr>
+                    <m:t xml:space="preserve">К3, </m:t>
+                  </m:r>
+                  <m:r>
+                    <m:rPr>
+                      <m:nor/>
+                    </m:rPr>
+                    <w:rPr>
+                      <w:rFonts w:ascii="Times New Roman" w:eastAsiaTheme="minorEastAsia" w:hAnsi="Times New Roman" w:cs="Times New Roman"/>
+                      <w:sz w:val="24"/>
+                      <w:szCs w:val="24"/>
+                      <w:lang w:val="en-US"/>
+                    </w:rPr>
+                    <m:t>U</m:t>
+                  </m:r>
+                  <m:r>
+                    <m:rPr>
+                      <m:nor/>
+                    </m:rPr>
+                    <w:rPr>
+                      <w:rFonts w:ascii="Times New Roman" w:eastAsiaTheme="minorEastAsia" w:hAnsi="Times New Roman" w:cs="Times New Roman"/>
+                      <w:sz w:val="24"/>
+                      <w:szCs w:val="24"/>
+                    </w:rPr>
+                    <m:t>3</m:t>
+                  </m:r>
+                </m:sub>
+              </m:sSub>
+            </m:den>
+          </m:f>
+          <m:r>
+            <m:rPr>
+              <m:nor/>
+            </m:rPr>
+            <w:rPr>
+              <w:rFonts w:ascii="Times New Roman" w:eastAsiaTheme="minorEastAsia" w:hAnsi="Times New Roman" w:cs="Times New Roman"/>
+              <w:sz w:val="24"/>
+              <w:szCs w:val="24"/>
+            </w:rPr>
+            <m:t>=</m:t>
+          </m:r>
+          <m:f>
+            <m:fPr>
+              <m:ctrlPr>
+                <w:rPr>
+                  <w:rFonts w:ascii="Cambria Math" w:eastAsiaTheme="minorEastAsia" w:hAnsi="Cambria Math" w:cs="Times New Roman"/>
+                  <w:i/>
+                  <w:sz w:val="24"/>
+                  <w:szCs w:val="24"/>
+                </w:rPr>
+              </m:ctrlPr>
+            </m:fPr>
+            <m:num>
+              <m:r>
+                <m:rPr>
+                  <m:nor/>
+                </m:rPr>
+                <w:rPr>
+                  <w:rFonts w:ascii="Times New Roman" w:eastAsiaTheme="minorEastAsia" w:hAnsi="Times New Roman" w:cs="Times New Roman"/>
+                  <w:sz w:val="24"/>
+                  <w:szCs w:val="24"/>
+                </w:rPr>
+                <m:t>5 - 3</m:t>
+              </m:r>
+            </m:num>
+            <m:den>
+              <m:d>
+                <m:dPr>
+                  <m:ctrlPr>
+                    <w:rPr>
+                      <w:rFonts w:ascii="Cambria Math" w:hAnsi="Cambria Math" w:cs="Times New Roman"/>
+                      <w:sz w:val="24"/>
+                      <w:szCs w:val="24"/>
+                    </w:rPr>
+                  </m:ctrlPr>
+                </m:dPr>
+                <m:e>
+                  <m:r>
+                    <m:rPr>
+                      <m:sty m:val="p"/>
+                    </m:rPr>
+                    <w:rPr>
+                      <w:rFonts w:ascii="Cambria Math" w:hAnsi="Cambria Math" w:cs="Times New Roman"/>
+                      <w:sz w:val="24"/>
+                      <w:szCs w:val="24"/>
+                    </w:rPr>
+                    <m:t>6.40-6.20</m:t>
+                  </m:r>
+                </m:e>
+              </m:d>
+              <m:r>
+                <m:rPr>
+                  <m:nor/>
+                </m:rPr>
+                <w:rPr>
+                  <w:rFonts w:ascii="Times New Roman" w:eastAsiaTheme="minorEastAsia" w:hAnsi="Times New Roman" w:cs="Times New Roman"/>
+                  <w:sz w:val="24"/>
+                  <w:szCs w:val="24"/>
+                </w:rPr>
+                <m:t>·</m:t>
+              </m:r>
+              <m:sSup>
+                <m:sSupPr>
+                  <m:ctrlPr>
+                    <w:rPr>
+                      <w:rFonts w:ascii="Cambria Math" w:eastAsiaTheme="minorEastAsia" w:hAnsi="Cambria Math" w:cs="Times New Roman"/>
+                      <w:i/>
+                      <w:sz w:val="24"/>
+                      <w:szCs w:val="24"/>
+                    </w:rPr>
+                  </m:ctrlPr>
+                </m:sSupPr>
+                <m:e>
+                  <m:r>
+                    <m:rPr>
+                      <m:nor/>
+                    </m:rPr>
+                    <w:rPr>
+                      <w:rFonts w:ascii="Times New Roman" w:eastAsiaTheme="minorEastAsia" w:hAnsi="Times New Roman" w:cs="Times New Roman"/>
+                      <w:sz w:val="24"/>
+                      <w:szCs w:val="24"/>
+                    </w:rPr>
+                    <m:t>10</m:t>
+                  </m:r>
+                </m:e>
+                <m:sup>
+                  <m:r>
+                    <m:rPr>
+                      <m:nor/>
+                    </m:rPr>
+                    <w:rPr>
+                      <w:rFonts w:ascii="Times New Roman" w:eastAsiaTheme="minorEastAsia" w:hAnsi="Times New Roman" w:cs="Times New Roman"/>
+                      <w:sz w:val="24"/>
+                      <w:szCs w:val="24"/>
+                    </w:rPr>
+                    <m:t>-3</m:t>
+                  </m:r>
+                </m:sup>
+              </m:sSup>
+            </m:den>
+          </m:f>
+          <m:r>
+            <m:rPr>
+              <m:nor/>
+            </m:rPr>
+            <w:rPr>
+              <w:rFonts w:ascii="Times New Roman" w:eastAsiaTheme="minorEastAsia" w:hAnsi="Times New Roman" w:cs="Times New Roman"/>
+              <w:sz w:val="24"/>
+              <w:szCs w:val="24"/>
+            </w:rPr>
+            <m:t xml:space="preserve">= 1000 Ом </m:t>
+          </m:r>
+        </m:oMath>
+      </m:oMathPara>
+    </w:p>
+    <w:p>
+      <w:pPr>
+        <w:rPr>
+          <w:rFonts w:ascii="Times New Roman" w:hAnsi="Times New Roman" w:cs="Times New Roman"/>
+          <w:b/>
+          <w:sz w:val="24"/>
+          <w:szCs w:val="24"/>
+        </w:rPr>
+      </w:pPr>
+      <w:r>
+        <w:rPr>
+          <w:rFonts w:ascii="Times New Roman" w:hAnsi="Times New Roman" w:cs="Times New Roman"/>
+          <w:b/>
+          <w:sz w:val="24"/>
+          <w:szCs w:val="24"/>
+        </w:rPr>
+        <w:t>Задание 3 Построение входной ВАХ</w:t>
+      </w:r>
+    </w:p>
+    <w:p>
+      <w:pPr>
+        <w:rPr>
+          <w:rFonts w:ascii="Times New Roman" w:hAnsi="Times New Roman" w:cs="Times New Roman"/>
+          <w:bCs/>
+          <w:sz w:val="24"/>
+          <w:szCs w:val="24"/>
+        </w:rPr>
+      </w:pPr>
+      <w:r>
+        <w:rPr>
+          <w:rFonts w:ascii="Times New Roman" w:hAnsi="Times New Roman" w:cs="Times New Roman"/>
+          <w:bCs/>
+          <w:sz w:val="24"/>
+          <w:szCs w:val="24"/>
+        </w:rPr>
+        <w:lastRenderedPageBreak/>
+        <w:t xml:space="preserve">При выходном напряжении </w:t>
+      </w:r>
+      <m:oMath>
+        <m:sSub>
+          <m:sSubPr>
+            <m:ctrlPr>
+              <w:rPr>
+                <w:rFonts w:ascii="Cambria Math" w:eastAsiaTheme="minorEastAsia" w:hAnsi="Cambria Math" w:cs="Times New Roman"/>
+                <w:i/>
+                <w:sz w:val="24"/>
+                <w:szCs w:val="24"/>
+              </w:rPr>
+            </m:ctrlPr>
+          </m:sSubPr>
+          <m:e>
+            <m:r>
+              <m:rPr>
+                <m:nor/>
+              </m:rPr>
+              <w:rPr>
+                <w:rFonts w:ascii="Times New Roman" w:eastAsiaTheme="minorEastAsia" w:hAnsi="Times New Roman" w:cs="Times New Roman"/>
+                <w:sz w:val="24"/>
+                <w:szCs w:val="24"/>
+                <w:lang w:val="en-US"/>
+              </w:rPr>
+              <m:t>U</m:t>
+            </m:r>
+          </m:e>
+          <m:sub>
+            <m:r>
+              <m:rPr>
+                <m:nor/>
+              </m:rPr>
+              <w:rPr>
+                <w:rFonts w:ascii="Times New Roman" w:eastAsiaTheme="minorEastAsia" w:hAnsi="Times New Roman" w:cs="Times New Roman"/>
+                <w:sz w:val="24"/>
+                <w:szCs w:val="24"/>
+              </w:rPr>
+              <m:t>КЭ</m:t>
+            </m:r>
+          </m:sub>
+        </m:sSub>
+      </m:oMath>
+      <w:r>
+        <w:rPr>
+          <w:rFonts w:ascii="Times New Roman" w:hAnsi="Times New Roman" w:cs="Times New Roman"/>
+          <w:bCs/>
+          <w:sz w:val="24"/>
+          <w:szCs w:val="24"/>
+        </w:rPr>
+        <w:t xml:space="preserve"> = 5 В найдем зависимость тока базы от напряжения на ней и построим график этой зависимости. Измеренные данные занесем в таблицу:</w:t>
+      </w:r>
+    </w:p>
+    <w:tbl>
+      <w:tblPr>
+        <w:tblStyle w:val="a5"/>
+        <w:tblW w:w="0" w:type="auto"/>
+        <w:tblLook w:val="04A0" w:firstRow="1" w:lastRow="0" w:firstColumn="1" w:lastColumn="0" w:noHBand="0" w:noVBand="1"/>
+      </w:tblPr>
+      <w:tblGrid>
+        <w:gridCol w:w="956"/>
+        <w:gridCol w:w="957"/>
+        <w:gridCol w:w="957"/>
+        <w:gridCol w:w="957"/>
+        <w:gridCol w:w="957"/>
+        <w:gridCol w:w="957"/>
+      </w:tblGrid>
+      <w:tr>
+        <w:tc>
+          <w:tcPr>
+            <w:tcW w:w="956" w:type="dxa"/>
+          </w:tcPr>
+          <w:p>
+            <w:pPr>
+              <w:rPr>
+                <w:rFonts w:ascii="Times New Roman" w:eastAsiaTheme="minorEastAsia" w:hAnsi="Times New Roman" w:cs="Times New Roman"/>
+                <w:b/>
+                <w:sz w:val="24"/>
+                <w:szCs w:val="24"/>
+              </w:rPr>
+            </w:pPr>
+          </w:p>
+        </w:tc>
+        <w:tc>
+          <w:tcPr>
             <w:tcW w:w="957" w:type="dxa"/>
           </w:tcPr>
           <w:p>
             <w:pPr>
               <w:rPr>
-                <w:rFonts w:ascii="Times New Roman" w:hAnsi="Times New Roman" w:cs="Times New Roman"/>
-                <w:b/>
+                <w:rFonts w:ascii="Times New Roman" w:eastAsiaTheme="minorEastAsia" w:hAnsi="Times New Roman" w:cs="Times New Roman"/>
+                <w:bCs/>
                 <w:sz w:val="24"/>
                 <w:szCs w:val="24"/>
               </w:rPr>
@@ -3366,29 +4849,309 @@
                   <m:sSubPr>
                     <m:ctrlPr>
                       <w:rPr>
-                        <w:rFonts w:ascii="Cambria Math" w:hAnsi="Cambria Math" w:cs="Times New Roman"/>
+                        <w:rFonts w:ascii="Cambria Math" w:eastAsiaTheme="minorEastAsia" w:hAnsi="Cambria Math" w:cs="Times New Roman"/>
+                        <w:bCs/>
                         <w:i/>
                         <w:sz w:val="24"/>
                         <w:szCs w:val="24"/>
-                        <w:lang w:val="en-US"/>
                       </w:rPr>
                     </m:ctrlPr>
                   </m:sSubPr>
                   <m:e>
                     <m:r>
                       <w:rPr>
-                        <w:rFonts w:ascii="Cambria Math" w:hAnsi="Cambria Math" w:cs="Times New Roman"/>
+                        <w:rFonts w:ascii="Cambria Math" w:eastAsiaTheme="minorEastAsia" w:hAnsi="Cambria Math" w:cs="Times New Roman"/>
                         <w:sz w:val="24"/>
                         <w:szCs w:val="24"/>
-                        <w:lang w:val="en-US"/>
                       </w:rPr>
                       <m:t>I</m:t>
                     </m:r>
                   </m:e>
                   <m:sub>
                     <m:r>
+                      <m:rPr>
+                        <m:sty m:val="p"/>
+                      </m:rPr>
                       <w:rPr>
-                        <w:rFonts w:ascii="Cambria Math" w:hAnsi="Cambria Math" w:cs="Times New Roman"/>
+                        <w:rFonts w:ascii="Cambria Math" w:eastAsiaTheme="minorEastAsia" w:hAnsi="Cambria Math" w:cs="Times New Roman"/>
+                        <w:sz w:val="24"/>
+                        <w:szCs w:val="24"/>
+                      </w:rPr>
+                      <m:t>Б1</m:t>
+                    </m:r>
+                  </m:sub>
+                </m:sSub>
+              </m:oMath>
+            </m:oMathPara>
+          </w:p>
+        </w:tc>
+        <w:tc>
+          <w:tcPr>
+            <w:tcW w:w="957" w:type="dxa"/>
+          </w:tcPr>
+          <w:p>
+            <w:pPr>
+              <w:rPr>
+                <w:rFonts w:ascii="Times New Roman" w:eastAsiaTheme="minorEastAsia" w:hAnsi="Times New Roman" w:cs="Times New Roman"/>
+                <w:b/>
+                <w:sz w:val="24"/>
+                <w:szCs w:val="24"/>
+              </w:rPr>
+            </w:pPr>
+            <m:oMathPara>
+              <m:oMath>
+                <m:sSub>
+                  <m:sSubPr>
+                    <m:ctrlPr>
+                      <w:rPr>
+                        <w:rFonts w:ascii="Cambria Math" w:eastAsiaTheme="minorEastAsia" w:hAnsi="Cambria Math" w:cs="Times New Roman"/>
+                        <w:bCs/>
+                        <w:i/>
+                        <w:sz w:val="24"/>
+                        <w:szCs w:val="24"/>
+                      </w:rPr>
+                    </m:ctrlPr>
+                  </m:sSubPr>
+                  <m:e>
+                    <m:r>
+                      <w:rPr>
+                        <w:rFonts w:ascii="Cambria Math" w:eastAsiaTheme="minorEastAsia" w:hAnsi="Cambria Math" w:cs="Times New Roman"/>
+                        <w:sz w:val="24"/>
+                        <w:szCs w:val="24"/>
+                      </w:rPr>
+                      <m:t>I</m:t>
+                    </m:r>
+                  </m:e>
+                  <m:sub>
+                    <m:r>
+                      <m:rPr>
+                        <m:sty m:val="p"/>
+                      </m:rPr>
+                      <w:rPr>
+                        <w:rFonts w:ascii="Cambria Math" w:eastAsiaTheme="minorEastAsia" w:hAnsi="Cambria Math" w:cs="Times New Roman"/>
+                        <w:sz w:val="24"/>
+                        <w:szCs w:val="24"/>
+                      </w:rPr>
+                      <m:t>Б2</m:t>
+                    </m:r>
+                  </m:sub>
+                </m:sSub>
+              </m:oMath>
+            </m:oMathPara>
+          </w:p>
+        </w:tc>
+        <w:tc>
+          <w:tcPr>
+            <w:tcW w:w="957" w:type="dxa"/>
+          </w:tcPr>
+          <w:p>
+            <w:pPr>
+              <w:rPr>
+                <w:rFonts w:ascii="Times New Roman" w:eastAsiaTheme="minorEastAsia" w:hAnsi="Times New Roman" w:cs="Times New Roman"/>
+                <w:b/>
+                <w:sz w:val="24"/>
+                <w:szCs w:val="24"/>
+              </w:rPr>
+            </w:pPr>
+            <m:oMathPara>
+              <m:oMath>
+                <m:sSub>
+                  <m:sSubPr>
+                    <m:ctrlPr>
+                      <w:rPr>
+                        <w:rFonts w:ascii="Cambria Math" w:eastAsiaTheme="minorEastAsia" w:hAnsi="Cambria Math" w:cs="Times New Roman"/>
+                        <w:bCs/>
+                        <w:i/>
+                        <w:sz w:val="24"/>
+                        <w:szCs w:val="24"/>
+                      </w:rPr>
+                    </m:ctrlPr>
+                  </m:sSubPr>
+                  <m:e>
+                    <m:r>
+                      <w:rPr>
+                        <w:rFonts w:ascii="Cambria Math" w:eastAsiaTheme="minorEastAsia" w:hAnsi="Cambria Math" w:cs="Times New Roman"/>
+                        <w:sz w:val="24"/>
+                        <w:szCs w:val="24"/>
+                      </w:rPr>
+                      <m:t>I</m:t>
+                    </m:r>
+                  </m:e>
+                  <m:sub>
+                    <m:r>
+                      <m:rPr>
+                        <m:sty m:val="p"/>
+                      </m:rPr>
+                      <w:rPr>
+                        <w:rFonts w:ascii="Cambria Math" w:eastAsiaTheme="minorEastAsia" w:hAnsi="Cambria Math" w:cs="Times New Roman"/>
+                        <w:sz w:val="24"/>
+                        <w:szCs w:val="24"/>
+                      </w:rPr>
+                      <m:t>Б3</m:t>
+                    </m:r>
+                  </m:sub>
+                </m:sSub>
+              </m:oMath>
+            </m:oMathPara>
+          </w:p>
+        </w:tc>
+        <w:tc>
+          <w:tcPr>
+            <w:tcW w:w="957" w:type="dxa"/>
+          </w:tcPr>
+          <w:p>
+            <w:pPr>
+              <w:rPr>
+                <w:rFonts w:ascii="Times New Roman" w:eastAsiaTheme="minorEastAsia" w:hAnsi="Times New Roman" w:cs="Times New Roman"/>
+                <w:b/>
+                <w:sz w:val="24"/>
+                <w:szCs w:val="24"/>
+              </w:rPr>
+            </w:pPr>
+            <m:oMathPara>
+              <m:oMath>
+                <m:sSub>
+                  <m:sSubPr>
+                    <m:ctrlPr>
+                      <w:rPr>
+                        <w:rFonts w:ascii="Cambria Math" w:eastAsiaTheme="minorEastAsia" w:hAnsi="Cambria Math" w:cs="Times New Roman"/>
+                        <w:bCs/>
+                        <w:i/>
+                        <w:sz w:val="24"/>
+                        <w:szCs w:val="24"/>
+                      </w:rPr>
+                    </m:ctrlPr>
+                  </m:sSubPr>
+                  <m:e>
+                    <m:r>
+                      <w:rPr>
+                        <w:rFonts w:ascii="Cambria Math" w:eastAsiaTheme="minorEastAsia" w:hAnsi="Cambria Math" w:cs="Times New Roman"/>
+                        <w:sz w:val="24"/>
+                        <w:szCs w:val="24"/>
+                      </w:rPr>
+                      <m:t>I</m:t>
+                    </m:r>
+                  </m:e>
+                  <m:sub>
+                    <m:r>
+                      <m:rPr>
+                        <m:sty m:val="p"/>
+                      </m:rPr>
+                      <w:rPr>
+                        <w:rFonts w:ascii="Cambria Math" w:eastAsiaTheme="minorEastAsia" w:hAnsi="Cambria Math" w:cs="Times New Roman"/>
+                        <w:sz w:val="24"/>
+                        <w:szCs w:val="24"/>
+                      </w:rPr>
+                      <m:t>Б4</m:t>
+                    </m:r>
+                  </m:sub>
+                </m:sSub>
+              </m:oMath>
+            </m:oMathPara>
+          </w:p>
+        </w:tc>
+        <w:tc>
+          <w:tcPr>
+            <w:tcW w:w="957" w:type="dxa"/>
+          </w:tcPr>
+          <w:p>
+            <w:pPr>
+              <w:rPr>
+                <w:rFonts w:ascii="Times New Roman" w:eastAsiaTheme="minorEastAsia" w:hAnsi="Times New Roman" w:cs="Times New Roman"/>
+                <w:b/>
+                <w:sz w:val="24"/>
+                <w:szCs w:val="24"/>
+              </w:rPr>
+            </w:pPr>
+            <m:oMathPara>
+              <m:oMath>
+                <m:sSub>
+                  <m:sSubPr>
+                    <m:ctrlPr>
+                      <w:rPr>
+                        <w:rFonts w:ascii="Cambria Math" w:eastAsiaTheme="minorEastAsia" w:hAnsi="Cambria Math" w:cs="Times New Roman"/>
+                        <w:bCs/>
+                        <w:i/>
+                        <w:sz w:val="24"/>
+                        <w:szCs w:val="24"/>
+                      </w:rPr>
+                    </m:ctrlPr>
+                  </m:sSubPr>
+                  <m:e>
+                    <m:r>
+                      <w:rPr>
+                        <w:rFonts w:ascii="Cambria Math" w:eastAsiaTheme="minorEastAsia" w:hAnsi="Cambria Math" w:cs="Times New Roman"/>
+                        <w:sz w:val="24"/>
+                        <w:szCs w:val="24"/>
+                      </w:rPr>
+                      <m:t>I</m:t>
+                    </m:r>
+                  </m:e>
+                  <m:sub>
+                    <m:r>
+                      <m:rPr>
+                        <m:sty m:val="p"/>
+                      </m:rPr>
+                      <w:rPr>
+                        <w:rFonts w:ascii="Cambria Math" w:eastAsiaTheme="minorEastAsia" w:hAnsi="Cambria Math" w:cs="Times New Roman"/>
+                        <w:sz w:val="24"/>
+                        <w:szCs w:val="24"/>
+                      </w:rPr>
+                      <m:t>Б5</m:t>
+                    </m:r>
+                  </m:sub>
+                </m:sSub>
+              </m:oMath>
+            </m:oMathPara>
+          </w:p>
+        </w:tc>
+      </w:tr>
+      <w:tr>
+        <w:tc>
+          <w:tcPr>
+            <w:tcW w:w="956" w:type="dxa"/>
+          </w:tcPr>
+          <w:p>
+            <w:pPr>
+              <w:rPr>
+                <w:rFonts w:ascii="Times New Roman" w:eastAsiaTheme="minorEastAsia" w:hAnsi="Times New Roman" w:cs="Times New Roman"/>
+                <w:b/>
+                <w:i/>
+                <w:sz w:val="24"/>
+                <w:szCs w:val="24"/>
+              </w:rPr>
+            </w:pPr>
+            <m:oMathPara>
+              <m:oMath>
+                <m:sSub>
+                  <m:sSubPr>
+                    <m:ctrlPr>
+                      <w:rPr>
+                        <w:rFonts w:ascii="Cambria Math" w:eastAsiaTheme="minorEastAsia" w:hAnsi="Cambria Math" w:cs="Times New Roman"/>
+                        <w:bCs/>
+                        <w:i/>
+                        <w:sz w:val="24"/>
+                        <w:szCs w:val="24"/>
+                      </w:rPr>
+                    </m:ctrlPr>
+                  </m:sSubPr>
+                  <m:e>
+                    <m:r>
+                      <w:rPr>
+                        <w:rFonts w:ascii="Cambria Math" w:eastAsiaTheme="minorEastAsia" w:hAnsi="Cambria Math" w:cs="Times New Roman"/>
+                        <w:sz w:val="24"/>
+                        <w:szCs w:val="24"/>
+                      </w:rPr>
+                      <m:t>I</m:t>
+                    </m:r>
+                  </m:e>
+                  <m:sub>
+                    <m:r>
+                      <m:rPr>
+                        <m:sty m:val="p"/>
+                      </m:rPr>
+                      <w:rPr>
+                        <w:rFonts w:ascii="Cambria Math" w:eastAsiaTheme="minorEastAsia" w:hAnsi="Cambria Math" w:cs="Times New Roman"/>
                         <w:sz w:val="24"/>
                         <w:szCs w:val="24"/>
                       </w:rPr>
@@ -3396,6 +5159,23 @@
                     </m:r>
                   </m:sub>
                 </m:sSub>
+                <m:r>
+                  <w:rPr>
+                    <w:rFonts w:ascii="Cambria Math" w:eastAsiaTheme="minorEastAsia" w:hAnsi="Cambria Math" w:cs="Times New Roman"/>
+                    <w:sz w:val="24"/>
+                    <w:szCs w:val="24"/>
+                  </w:rPr>
+                  <m:t>,</m:t>
+                </m:r>
+                <m:r>
+                  <w:rPr>
+                    <w:rFonts w:ascii="Cambria Math" w:eastAsiaTheme="minorEastAsia" w:hAnsi="Cambria Math" w:cs="Times New Roman"/>
+                    <w:sz w:val="24"/>
+                    <w:szCs w:val="24"/>
+                    <w:lang w:val="en-US"/>
+                  </w:rPr>
+                  <m:t xml:space="preserve"> мкА</m:t>
+                </m:r>
               </m:oMath>
             </m:oMathPara>
           </w:p>
@@ -3407,29 +5187,20 @@
           <w:p>
             <w:pPr>
               <w:rPr>
-                <w:rFonts w:ascii="Times New Roman" w:hAnsi="Times New Roman" w:cs="Times New Roman"/>
-                <w:sz w:val="24"/>
-                <w:szCs w:val="24"/>
-                <w:lang w:val="en-US"/>
-              </w:rPr>
-            </w:pPr>
-            <w:r>
-              <w:rPr>
-                <w:rFonts w:ascii="Times New Roman" w:hAnsi="Times New Roman" w:cs="Times New Roman"/>
-                <w:sz w:val="24"/>
-                <w:szCs w:val="24"/>
-                <w:lang w:val="en-US"/>
-              </w:rPr>
-              <w:t>0.61</w:t>
-            </w:r>
-            <w:r>
-              <w:rPr>
-                <w:rFonts w:ascii="Times New Roman" w:hAnsi="Times New Roman" w:cs="Times New Roman"/>
-                <w:sz w:val="24"/>
-                <w:szCs w:val="24"/>
-                <w:lang w:val="en-US"/>
-              </w:rPr>
-              <w:t>6</w:t>
+                <w:rFonts w:ascii="Times New Roman" w:eastAsiaTheme="minorEastAsia" w:hAnsi="Times New Roman" w:cs="Times New Roman"/>
+                <w:bCs/>
+                <w:sz w:val="24"/>
+                <w:szCs w:val="24"/>
+              </w:rPr>
+            </w:pPr>
+            <w:r>
+              <w:rPr>
+                <w:rFonts w:ascii="Times New Roman" w:eastAsiaTheme="minorEastAsia" w:hAnsi="Times New Roman" w:cs="Times New Roman"/>
+                <w:bCs/>
+                <w:sz w:val="24"/>
+                <w:szCs w:val="24"/>
+              </w:rPr>
+              <w:t>0.616</w:t>
             </w:r>
           </w:p>
         </w:tc>
@@ -3440,29 +5211,20 @@
           <w:p>
             <w:pPr>
               <w:rPr>
-                <w:rFonts w:ascii="Times New Roman" w:hAnsi="Times New Roman" w:cs="Times New Roman"/>
-                <w:sz w:val="24"/>
-                <w:szCs w:val="24"/>
-                <w:lang w:val="en-US"/>
-              </w:rPr>
-            </w:pPr>
-            <w:r>
-              <w:rPr>
-                <w:rFonts w:ascii="Times New Roman" w:hAnsi="Times New Roman" w:cs="Times New Roman"/>
-                <w:sz w:val="24"/>
-                <w:szCs w:val="24"/>
-                <w:lang w:val="en-US"/>
-              </w:rPr>
-              <w:t>0.64</w:t>
-            </w:r>
-            <w:r>
-              <w:rPr>
-                <w:rFonts w:ascii="Times New Roman" w:hAnsi="Times New Roman" w:cs="Times New Roman"/>
-                <w:sz w:val="24"/>
-                <w:szCs w:val="24"/>
-                <w:lang w:val="en-US"/>
-              </w:rPr>
-              <w:t>1</w:t>
+                <w:rFonts w:ascii="Times New Roman" w:eastAsiaTheme="minorEastAsia" w:hAnsi="Times New Roman" w:cs="Times New Roman"/>
+                <w:bCs/>
+                <w:sz w:val="24"/>
+                <w:szCs w:val="24"/>
+              </w:rPr>
+            </w:pPr>
+            <w:r>
+              <w:rPr>
+                <w:rFonts w:ascii="Times New Roman" w:eastAsiaTheme="minorEastAsia" w:hAnsi="Times New Roman" w:cs="Times New Roman"/>
+                <w:bCs/>
+                <w:sz w:val="24"/>
+                <w:szCs w:val="24"/>
+              </w:rPr>
+              <w:t>0.641</w:t>
             </w:r>
           </w:p>
         </w:tc>
@@ -3473,18 +5235,18 @@
           <w:p>
             <w:pPr>
               <w:rPr>
-                <w:rFonts w:ascii="Times New Roman" w:hAnsi="Times New Roman" w:cs="Times New Roman"/>
-                <w:sz w:val="24"/>
-                <w:szCs w:val="24"/>
-                <w:lang w:val="en-US"/>
-              </w:rPr>
-            </w:pPr>
-            <w:r>
-              <w:rPr>
-                <w:rFonts w:ascii="Times New Roman" w:hAnsi="Times New Roman" w:cs="Times New Roman"/>
-                <w:sz w:val="24"/>
-                <w:szCs w:val="24"/>
-                <w:lang w:val="en-US"/>
+                <w:rFonts w:ascii="Times New Roman" w:eastAsiaTheme="minorEastAsia" w:hAnsi="Times New Roman" w:cs="Times New Roman"/>
+                <w:bCs/>
+                <w:sz w:val="24"/>
+                <w:szCs w:val="24"/>
+              </w:rPr>
+            </w:pPr>
+            <w:r>
+              <w:rPr>
+                <w:rFonts w:ascii="Times New Roman" w:eastAsiaTheme="minorEastAsia" w:hAnsi="Times New Roman" w:cs="Times New Roman"/>
+                <w:bCs/>
+                <w:sz w:val="24"/>
+                <w:szCs w:val="24"/>
               </w:rPr>
               <w:t>0.653</w:t>
             </w:r>
@@ -3497,29 +5259,20 @@
           <w:p>
             <w:pPr>
               <w:rPr>
-                <w:rFonts w:ascii="Times New Roman" w:hAnsi="Times New Roman" w:cs="Times New Roman"/>
-                <w:sz w:val="24"/>
-                <w:szCs w:val="24"/>
-                <w:lang w:val="en-US"/>
-              </w:rPr>
-            </w:pPr>
-            <w:r>
-              <w:rPr>
-                <w:rFonts w:ascii="Times New Roman" w:hAnsi="Times New Roman" w:cs="Times New Roman"/>
-                <w:sz w:val="24"/>
-                <w:szCs w:val="24"/>
-                <w:lang w:val="en-US"/>
-              </w:rPr>
-              <w:t>0.6</w:t>
-            </w:r>
-            <w:r>
-              <w:rPr>
-                <w:rFonts w:ascii="Times New Roman" w:hAnsi="Times New Roman" w:cs="Times New Roman"/>
-                <w:sz w:val="24"/>
-                <w:szCs w:val="24"/>
-                <w:lang w:val="en-US"/>
-              </w:rPr>
-              <w:t>64</w:t>
+                <w:rFonts w:ascii="Times New Roman" w:eastAsiaTheme="minorEastAsia" w:hAnsi="Times New Roman" w:cs="Times New Roman"/>
+                <w:bCs/>
+                <w:sz w:val="24"/>
+                <w:szCs w:val="24"/>
+              </w:rPr>
+            </w:pPr>
+            <w:r>
+              <w:rPr>
+                <w:rFonts w:ascii="Times New Roman" w:eastAsiaTheme="minorEastAsia" w:hAnsi="Times New Roman" w:cs="Times New Roman"/>
+                <w:bCs/>
+                <w:sz w:val="24"/>
+                <w:szCs w:val="24"/>
+              </w:rPr>
+              <w:t>0.664</w:t>
             </w:r>
           </w:p>
         </w:tc>
@@ -3530,42 +5283,20 @@
           <w:p>
             <w:pPr>
               <w:rPr>
-                <w:rFonts w:ascii="Times New Roman" w:hAnsi="Times New Roman" w:cs="Times New Roman"/>
-                <w:sz w:val="24"/>
-                <w:szCs w:val="24"/>
-                <w:lang w:val="en-US"/>
-              </w:rPr>
-            </w:pPr>
-            <w:r>
-              <w:rPr>
-                <w:rFonts w:ascii="Times New Roman" w:hAnsi="Times New Roman" w:cs="Times New Roman"/>
-                <w:sz w:val="24"/>
-                <w:szCs w:val="24"/>
-                <w:lang w:val="en-US"/>
-              </w:rPr>
-              <w:t>0.0670</w:t>
-            </w:r>
-          </w:p>
-        </w:tc>
-        <w:tc>
-          <w:tcPr>
-            <w:tcW w:w="958" w:type="dxa"/>
-          </w:tcPr>
-          <w:p>
-            <w:pPr>
-              <w:rPr>
-                <w:rFonts w:ascii="Times New Roman" w:hAnsi="Times New Roman" w:cs="Times New Roman"/>
-                <w:sz w:val="24"/>
-                <w:szCs w:val="24"/>
-              </w:rPr>
-            </w:pPr>
-            <w:r>
-              <w:rPr>
-                <w:rFonts w:ascii="Times New Roman" w:hAnsi="Times New Roman" w:cs="Times New Roman"/>
-                <w:sz w:val="24"/>
-                <w:szCs w:val="24"/>
-              </w:rPr>
-              <w:t>мкА</w:t>
+                <w:rFonts w:ascii="Times New Roman" w:eastAsiaTheme="minorEastAsia" w:hAnsi="Times New Roman" w:cs="Times New Roman"/>
+                <w:bCs/>
+                <w:sz w:val="24"/>
+                <w:szCs w:val="24"/>
+              </w:rPr>
+            </w:pPr>
+            <w:r>
+              <w:rPr>
+                <w:rFonts w:ascii="Times New Roman" w:eastAsiaTheme="minorEastAsia" w:hAnsi="Times New Roman" w:cs="Times New Roman"/>
+                <w:bCs/>
+                <w:sz w:val="24"/>
+                <w:szCs w:val="24"/>
+              </w:rPr>
+              <w:t>0.670</w:t>
             </w:r>
           </w:p>
         </w:tc>
@@ -3573,13 +5304,14 @@
       <w:tr>
         <w:tc>
           <w:tcPr>
-            <w:tcW w:w="957" w:type="dxa"/>
-          </w:tcPr>
-          <w:p>
-            <w:pPr>
-              <w:rPr>
-                <w:rFonts w:ascii="Times New Roman" w:hAnsi="Times New Roman" w:cs="Times New Roman"/>
+            <w:tcW w:w="956" w:type="dxa"/>
+          </w:tcPr>
+          <w:p>
+            <w:pPr>
+              <w:rPr>
+                <w:rFonts w:ascii="Times New Roman" w:eastAsiaTheme="minorEastAsia" w:hAnsi="Times New Roman" w:cs="Times New Roman"/>
                 <w:b/>
+                <w:i/>
                 <w:sz w:val="24"/>
                 <w:szCs w:val="24"/>
               </w:rPr>
@@ -3590,37 +5322,63 @@
                   <m:sSubPr>
                     <m:ctrlPr>
                       <w:rPr>
-                        <w:rFonts w:ascii="Cambria Math" w:hAnsi="Cambria Math" w:cs="Times New Roman"/>
+                        <w:rFonts w:ascii="Cambria Math" w:eastAsiaTheme="minorEastAsia" w:hAnsi="Cambria Math" w:cs="Times New Roman"/>
+                        <w:bCs/>
                         <w:i/>
                         <w:sz w:val="24"/>
                         <w:szCs w:val="24"/>
-                        <w:lang w:val="en-US"/>
                       </w:rPr>
                     </m:ctrlPr>
                   </m:sSubPr>
                   <m:e>
                     <m:r>
                       <w:rPr>
-                        <w:rFonts w:ascii="Cambria Math" w:hAnsi="Cambria Math" w:cs="Times New Roman"/>
+                        <w:rFonts w:ascii="Cambria Math" w:eastAsiaTheme="minorEastAsia" w:hAnsi="Cambria Math" w:cs="Times New Roman"/>
                         <w:sz w:val="24"/>
                         <w:szCs w:val="24"/>
-                        <w:lang w:val="en-US"/>
                       </w:rPr>
                       <m:t>U</m:t>
                     </m:r>
                   </m:e>
                   <m:sub>
                     <m:r>
+                      <m:rPr>
+                        <m:sty m:val="p"/>
+                      </m:rPr>
                       <w:rPr>
-                        <w:rFonts w:ascii="Cambria Math" w:hAnsi="Cambria Math" w:cs="Times New Roman"/>
+                        <w:rFonts w:ascii="Cambria Math" w:eastAsiaTheme="minorEastAsia" w:hAnsi="Cambria Math" w:cs="Times New Roman"/>
                         <w:sz w:val="24"/>
                         <w:szCs w:val="24"/>
-                        <w:lang w:val="en-US"/>
                       </w:rPr>
-                      <m:t>Бэ</m:t>
+                      <m:t>Б</m:t>
+                    </m:r>
+                    <m:r>
+                      <w:rPr>
+                        <w:rFonts w:ascii="Cambria Math" w:eastAsiaTheme="minorEastAsia" w:hAnsi="Cambria Math" w:cs="Times New Roman"/>
+                        <w:sz w:val="24"/>
+                        <w:szCs w:val="24"/>
+                      </w:rPr>
+                      <m:t>Э</m:t>
                     </m:r>
                   </m:sub>
                 </m:sSub>
+                <m:r>
+                  <w:rPr>
+                    <w:rFonts w:ascii="Cambria Math" w:eastAsiaTheme="minorEastAsia" w:hAnsi="Cambria Math" w:cs="Times New Roman"/>
+                    <w:sz w:val="24"/>
+                    <w:szCs w:val="24"/>
+                  </w:rPr>
+                  <m:t>,</m:t>
+                </m:r>
+                <m:r>
+                  <w:rPr>
+                    <w:rFonts w:ascii="Cambria Math" w:eastAsiaTheme="minorEastAsia" w:hAnsi="Cambria Math" w:cs="Times New Roman"/>
+                    <w:sz w:val="24"/>
+                    <w:szCs w:val="24"/>
+                    <w:lang w:val="en-US"/>
+                  </w:rPr>
+                  <m:t xml:space="preserve"> В</m:t>
+                </m:r>
               </m:oMath>
             </m:oMathPara>
           </w:p>
@@ -3632,18 +5390,18 @@
           <w:p>
             <w:pPr>
               <w:rPr>
-                <w:rFonts w:ascii="Times New Roman" w:hAnsi="Times New Roman" w:cs="Times New Roman"/>
-                <w:sz w:val="24"/>
-                <w:szCs w:val="24"/>
-                <w:lang w:val="en-US"/>
-              </w:rPr>
-            </w:pPr>
-            <w:r>
-              <w:rPr>
-                <w:rFonts w:ascii="Times New Roman" w:hAnsi="Times New Roman" w:cs="Times New Roman"/>
-                <w:sz w:val="24"/>
-                <w:szCs w:val="24"/>
-                <w:lang w:val="en-US"/>
+                <w:rFonts w:ascii="Times New Roman" w:eastAsiaTheme="minorEastAsia" w:hAnsi="Times New Roman" w:cs="Times New Roman"/>
+                <w:bCs/>
+                <w:sz w:val="24"/>
+                <w:szCs w:val="24"/>
+              </w:rPr>
+            </w:pPr>
+            <w:r>
+              <w:rPr>
+                <w:rFonts w:ascii="Times New Roman" w:eastAsiaTheme="minorEastAsia" w:hAnsi="Times New Roman" w:cs="Times New Roman"/>
+                <w:bCs/>
+                <w:sz w:val="24"/>
+                <w:szCs w:val="24"/>
               </w:rPr>
               <w:t>12.97</w:t>
             </w:r>
@@ -3656,18 +5414,18 @@
           <w:p>
             <w:pPr>
               <w:rPr>
-                <w:rFonts w:ascii="Times New Roman" w:hAnsi="Times New Roman" w:cs="Times New Roman"/>
-                <w:sz w:val="24"/>
-                <w:szCs w:val="24"/>
-                <w:lang w:val="en-US"/>
-              </w:rPr>
-            </w:pPr>
-            <w:r>
-              <w:rPr>
-                <w:rFonts w:ascii="Times New Roman" w:hAnsi="Times New Roman" w:cs="Times New Roman"/>
-                <w:sz w:val="24"/>
-                <w:szCs w:val="24"/>
-                <w:lang w:val="en-US"/>
+                <w:rFonts w:ascii="Times New Roman" w:eastAsiaTheme="minorEastAsia" w:hAnsi="Times New Roman" w:cs="Times New Roman"/>
+                <w:bCs/>
+                <w:sz w:val="24"/>
+                <w:szCs w:val="24"/>
+              </w:rPr>
+            </w:pPr>
+            <w:r>
+              <w:rPr>
+                <w:rFonts w:ascii="Times New Roman" w:eastAsiaTheme="minorEastAsia" w:hAnsi="Times New Roman" w:cs="Times New Roman"/>
+                <w:bCs/>
+                <w:sz w:val="24"/>
+                <w:szCs w:val="24"/>
               </w:rPr>
               <w:t>32.304</w:t>
             </w:r>
@@ -3680,18 +5438,18 @@
           <w:p>
             <w:pPr>
               <w:rPr>
-                <w:rFonts w:ascii="Times New Roman" w:hAnsi="Times New Roman" w:cs="Times New Roman"/>
-                <w:sz w:val="24"/>
-                <w:szCs w:val="24"/>
-                <w:lang w:val="en-US"/>
-              </w:rPr>
-            </w:pPr>
-            <w:r>
-              <w:rPr>
-                <w:rFonts w:ascii="Times New Roman" w:hAnsi="Times New Roman" w:cs="Times New Roman"/>
-                <w:sz w:val="24"/>
-                <w:szCs w:val="24"/>
-                <w:lang w:val="en-US"/>
+                <w:rFonts w:ascii="Times New Roman" w:eastAsiaTheme="minorEastAsia" w:hAnsi="Times New Roman" w:cs="Times New Roman"/>
+                <w:bCs/>
+                <w:sz w:val="24"/>
+                <w:szCs w:val="24"/>
+              </w:rPr>
+            </w:pPr>
+            <w:r>
+              <w:rPr>
+                <w:rFonts w:ascii="Times New Roman" w:eastAsiaTheme="minorEastAsia" w:hAnsi="Times New Roman" w:cs="Times New Roman"/>
+                <w:bCs/>
+                <w:sz w:val="24"/>
+                <w:szCs w:val="24"/>
               </w:rPr>
               <w:t>52.001</w:t>
             </w:r>
@@ -3704,18 +5462,18 @@
           <w:p>
             <w:pPr>
               <w:rPr>
-                <w:rFonts w:ascii="Times New Roman" w:hAnsi="Times New Roman" w:cs="Times New Roman"/>
-                <w:sz w:val="24"/>
-                <w:szCs w:val="24"/>
-                <w:lang w:val="en-US"/>
-              </w:rPr>
-            </w:pPr>
-            <w:r>
-              <w:rPr>
-                <w:rFonts w:ascii="Times New Roman" w:hAnsi="Times New Roman" w:cs="Times New Roman"/>
-                <w:sz w:val="24"/>
-                <w:szCs w:val="24"/>
-                <w:lang w:val="en-US"/>
+                <w:rFonts w:ascii="Times New Roman" w:eastAsiaTheme="minorEastAsia" w:hAnsi="Times New Roman" w:cs="Times New Roman"/>
+                <w:bCs/>
+                <w:sz w:val="24"/>
+                <w:szCs w:val="24"/>
+              </w:rPr>
+            </w:pPr>
+            <w:r>
+              <w:rPr>
+                <w:rFonts w:ascii="Times New Roman" w:eastAsiaTheme="minorEastAsia" w:hAnsi="Times New Roman" w:cs="Times New Roman"/>
+                <w:bCs/>
+                <w:sz w:val="24"/>
+                <w:szCs w:val="24"/>
               </w:rPr>
               <w:t>71.607</w:t>
             </w:r>
@@ -3728,42 +5486,20 @@
           <w:p>
             <w:pPr>
               <w:rPr>
-                <w:rFonts w:ascii="Times New Roman" w:hAnsi="Times New Roman" w:cs="Times New Roman"/>
-                <w:sz w:val="24"/>
-                <w:szCs w:val="24"/>
-                <w:lang w:val="en-US"/>
-              </w:rPr>
-            </w:pPr>
-            <w:r>
-              <w:rPr>
-                <w:rFonts w:ascii="Times New Roman" w:hAnsi="Times New Roman" w:cs="Times New Roman"/>
-                <w:sz w:val="24"/>
-                <w:szCs w:val="24"/>
-                <w:lang w:val="en-US"/>
+                <w:rFonts w:ascii="Times New Roman" w:eastAsiaTheme="minorEastAsia" w:hAnsi="Times New Roman" w:cs="Times New Roman"/>
+                <w:bCs/>
+                <w:sz w:val="24"/>
+                <w:szCs w:val="24"/>
+              </w:rPr>
+            </w:pPr>
+            <w:r>
+              <w:rPr>
+                <w:rFonts w:ascii="Times New Roman" w:eastAsiaTheme="minorEastAsia" w:hAnsi="Times New Roman" w:cs="Times New Roman"/>
+                <w:bCs/>
+                <w:sz w:val="24"/>
+                <w:szCs w:val="24"/>
               </w:rPr>
               <w:t>91.425</w:t>
-            </w:r>
-          </w:p>
-        </w:tc>
-        <w:tc>
-          <w:tcPr>
-            <w:tcW w:w="958" w:type="dxa"/>
-          </w:tcPr>
-          <w:p>
-            <w:pPr>
-              <w:rPr>
-                <w:rFonts w:ascii="Times New Roman" w:hAnsi="Times New Roman" w:cs="Times New Roman"/>
-                <w:sz w:val="24"/>
-                <w:szCs w:val="24"/>
-              </w:rPr>
-            </w:pPr>
-            <w:r>
-              <w:rPr>
-                <w:rFonts w:ascii="Times New Roman" w:hAnsi="Times New Roman" w:cs="Times New Roman"/>
-                <w:sz w:val="24"/>
-                <w:szCs w:val="24"/>
-              </w:rPr>
-              <w:t>В</w:t>
             </w:r>
           </w:p>
         </w:tc>
@@ -3772,32 +5508,183 @@
     <w:p>
       <w:pPr>
         <w:rPr>
-          <w:rFonts w:ascii="Times New Roman" w:hAnsi="Times New Roman" w:cs="Times New Roman"/>
+          <w:rFonts w:ascii="Times New Roman" w:eastAsiaTheme="minorEastAsia" w:hAnsi="Times New Roman" w:cs="Times New Roman"/>
           <w:b/>
           <w:sz w:val="24"/>
           <w:szCs w:val="24"/>
-          <w:lang w:val="en-US"/>
         </w:rPr>
       </w:pPr>
     </w:p>
     <w:p>
       <w:pPr>
         <w:rPr>
-          <w:rFonts w:ascii="Times New Roman" w:hAnsi="Times New Roman" w:cs="Times New Roman"/>
+          <w:rFonts w:ascii="Times New Roman" w:eastAsiaTheme="minorEastAsia" w:hAnsi="Times New Roman" w:cs="Times New Roman"/>
           <w:b/>
           <w:sz w:val="24"/>
           <w:szCs w:val="24"/>
-          <w:lang w:val="en-US"/>
         </w:rPr>
       </w:pPr>
       <w:r>
         <w:rPr>
-          <w:rFonts w:ascii="Times New Roman" w:hAnsi="Times New Roman" w:cs="Times New Roman"/>
+          <w:rFonts w:ascii="Times New Roman" w:eastAsiaTheme="minorEastAsia" w:hAnsi="Times New Roman" w:cs="Times New Roman"/>
           <w:b/>
+          <w:noProof/>
+          <w:sz w:val="24"/>
+          <w:szCs w:val="24"/>
+        </w:rPr>
+        <w:drawing>
+          <wp:inline distT="0" distB="0" distL="0" distR="0" wp14:anchorId="7EEB86BA" wp14:editId="6EFCEC2B">
+            <wp:extent cx="4832253" cy="2512460"/>
+            <wp:effectExtent l="0" t="0" r="6985" b="2540"/>
+            <wp:docPr id="2" name="Рисунок 2" descr="Изображение выглядит как текст, линия, График, диаграмма&#10;&#10;Контент, сгенерированный ИИ, может содержать ошибки."/>
+            <wp:cNvGraphicFramePr>
+              <a:graphicFrameLocks xmlns:a="http://schemas.openxmlformats.org/drawingml/2006/main" noChangeAspect="1"/>
+            </wp:cNvGraphicFramePr>
+            <a:graphic xmlns:a="http://schemas.openxmlformats.org/drawingml/2006/main">
+              <a:graphicData uri="http://schemas.openxmlformats.org/drawingml/2006/picture">
+                <pic:pic xmlns:pic="http://schemas.openxmlformats.org/drawingml/2006/picture">
+                  <pic:nvPicPr>
+                    <pic:cNvPr id="2" name="Рисунок 2" descr="Изображение выглядит как текст, линия, График, диаграмма&#10;&#10;Контент, сгенерированный ИИ, может содержать ошибки."/>
+                    <pic:cNvPicPr/>
+                  </pic:nvPicPr>
+                  <pic:blipFill>
+                    <a:blip r:embed="rId8">
+                      <a:extLst>
+                        <a:ext uri="{28A0092B-C50C-407E-A947-70E740481C1C}">
+                          <a14:useLocalDpi xmlns:a14="http://schemas.microsoft.com/office/drawing/2010/main" val="0"/>
+                        </a:ext>
+                      </a:extLst>
+                    </a:blip>
+                    <a:stretch>
+                      <a:fillRect/>
+                    </a:stretch>
+                  </pic:blipFill>
+                  <pic:spPr>
+                    <a:xfrm>
+                      <a:off x="0" y="0"/>
+                      <a:ext cx="4850705" cy="2522054"/>
+                    </a:xfrm>
+                    <a:prstGeom prst="rect">
+                      <a:avLst/>
+                    </a:prstGeom>
+                  </pic:spPr>
+                </pic:pic>
+              </a:graphicData>
+            </a:graphic>
+          </wp:inline>
+        </w:drawing>
+      </w:r>
+    </w:p>
+    <w:p>
+      <w:pPr>
+        <w:rPr>
+          <w:rFonts w:ascii="Times New Roman" w:eastAsiaTheme="minorEastAsia" w:hAnsi="Times New Roman" w:cs="Times New Roman"/>
+          <w:bCs/>
+          <w:sz w:val="24"/>
+          <w:szCs w:val="24"/>
+        </w:rPr>
+      </w:pPr>
+      <w:r>
+        <w:rPr>
+          <w:rFonts w:ascii="Times New Roman" w:eastAsiaTheme="minorEastAsia" w:hAnsi="Times New Roman" w:cs="Times New Roman"/>
+          <w:bCs/>
+          <w:sz w:val="24"/>
+          <w:szCs w:val="24"/>
+        </w:rPr>
+        <w:t xml:space="preserve">График входной ВАХ биполярного транзистора по форме повторяет </w:t>
+      </w:r>
+      <w:r>
+        <w:rPr>
+          <w:rFonts w:ascii="Times New Roman" w:eastAsiaTheme="minorEastAsia" w:hAnsi="Times New Roman" w:cs="Times New Roman"/>
+          <w:bCs/>
+          <w:sz w:val="24"/>
+          <w:szCs w:val="24"/>
+        </w:rPr>
+        <w:t xml:space="preserve">ВАХ </w:t>
+      </w:r>
+      <w:r>
+        <w:rPr>
+          <w:rFonts w:ascii="Times New Roman" w:eastAsiaTheme="minorEastAsia" w:hAnsi="Times New Roman" w:cs="Times New Roman"/>
+          <w:bCs/>
+          <w:sz w:val="24"/>
+          <w:szCs w:val="24"/>
+        </w:rPr>
+        <w:t>диода</w:t>
+      </w:r>
+      <w:r>
+        <w:rPr>
+          <w:rFonts w:ascii="Times New Roman" w:eastAsiaTheme="minorEastAsia" w:hAnsi="Times New Roman" w:cs="Times New Roman"/>
+          <w:bCs/>
+          <w:sz w:val="24"/>
+          <w:szCs w:val="24"/>
+        </w:rPr>
+        <w:t xml:space="preserve">, т. к. </w:t>
+      </w:r>
+      <w:r>
+        <w:rPr>
+          <w:rFonts w:ascii="Times New Roman" w:eastAsiaTheme="minorEastAsia" w:hAnsi="Times New Roman" w:cs="Times New Roman"/>
+          <w:bCs/>
+          <w:sz w:val="24"/>
+          <w:szCs w:val="24"/>
+        </w:rPr>
+        <w:t>входная цепь транзистора образована p-n переходом база-эмиттер</w:t>
+      </w:r>
+      <w:r>
+        <w:rPr>
+          <w:rFonts w:ascii="Times New Roman" w:eastAsiaTheme="minorEastAsia" w:hAnsi="Times New Roman" w:cs="Times New Roman"/>
+          <w:bCs/>
+          <w:sz w:val="24"/>
+          <w:szCs w:val="24"/>
+        </w:rPr>
+        <w:t>.</w:t>
+      </w:r>
+    </w:p>
+    <w:p>
+      <w:pPr>
+        <w:rPr>
+          <w:rFonts w:ascii="Times New Roman" w:eastAsiaTheme="minorEastAsia" w:hAnsi="Times New Roman" w:cs="Times New Roman"/>
+          <w:bCs/>
+          <w:sz w:val="24"/>
+          <w:szCs w:val="24"/>
+        </w:rPr>
+      </w:pPr>
+    </w:p>
+    <w:p>
+      <w:pPr>
+        <w:rPr>
+          <w:rFonts w:ascii="Times New Roman" w:hAnsi="Times New Roman" w:cs="Times New Roman"/>
+          <w:b/>
+          <w:sz w:val="24"/>
+          <w:szCs w:val="24"/>
+        </w:rPr>
+      </w:pPr>
+      <w:r>
+        <w:rPr>
+          <w:rFonts w:ascii="Times New Roman" w:hAnsi="Times New Roman" w:cs="Times New Roman"/>
+          <w:b/>
           <w:sz w:val="24"/>
           <w:szCs w:val="24"/>
         </w:rPr>
         <w:t>Задание 4 Расчет входного сопротивления</w:t>
+      </w:r>
+    </w:p>
+    <w:p>
+      <w:pPr>
+        <w:rPr>
+          <w:rFonts w:ascii="Times New Roman" w:hAnsi="Times New Roman" w:cs="Times New Roman"/>
+          <w:bCs/>
+          <w:sz w:val="24"/>
+          <w:szCs w:val="24"/>
+        </w:rPr>
+      </w:pPr>
+      <w:r>
+        <w:rPr>
+          <w:rFonts w:ascii="Times New Roman" w:hAnsi="Times New Roman" w:cs="Times New Roman"/>
+          <w:bCs/>
+          <w:sz w:val="24"/>
+          <w:szCs w:val="24"/>
+        </w:rPr>
+        <w:t>Найдем входное дифференциальное сопротивление по формуле:</w:t>
       </w:r>
     </w:p>
     <w:p>
@@ -3941,7 +5828,23 @@
           <w:sz w:val="24"/>
           <w:szCs w:val="24"/>
         </w:rPr>
-        <w:t xml:space="preserve"> при </w:t>
+        <w:t xml:space="preserve"> </w:t>
+      </w:r>
+      <w:r>
+        <w:rPr>
+          <w:rFonts w:ascii="Times New Roman" w:eastAsiaTheme="minorEastAsia" w:hAnsi="Times New Roman" w:cs="Times New Roman"/>
+          <w:sz w:val="24"/>
+          <w:szCs w:val="24"/>
+        </w:rPr>
+        <w:t xml:space="preserve"> </w:t>
+      </w:r>
+      <w:r>
+        <w:rPr>
+          <w:rFonts w:ascii="Times New Roman" w:eastAsiaTheme="minorEastAsia" w:hAnsi="Times New Roman" w:cs="Times New Roman"/>
+          <w:sz w:val="24"/>
+          <w:szCs w:val="24"/>
+        </w:rPr>
+        <w:t xml:space="preserve">при </w:t>
       </w:r>
       <m:oMath>
         <m:sSub>
@@ -4030,30 +5933,198 @@
           <w:szCs w:val="24"/>
         </w:rPr>
       </w:pPr>
+      <m:oMath>
+        <m:sSub>
+          <m:sSubPr>
+            <m:ctrlPr>
+              <w:rPr>
+                <w:rFonts w:ascii="Cambria Math" w:hAnsi="Cambria Math" w:cs="Times New Roman"/>
+                <w:i/>
+                <w:sz w:val="24"/>
+                <w:szCs w:val="24"/>
+                <w:lang w:val="en-US"/>
+              </w:rPr>
+            </m:ctrlPr>
+          </m:sSubPr>
+          <m:e>
+            <m:r>
+              <w:rPr>
+                <w:rFonts w:ascii="Cambria Math" w:hAnsi="Cambria Math" w:cs="Times New Roman"/>
+                <w:sz w:val="24"/>
+                <w:szCs w:val="24"/>
+                <w:lang w:val="en-US"/>
+              </w:rPr>
+              <m:t>r</m:t>
+            </m:r>
+          </m:e>
+          <m:sub>
+            <m:r>
+              <m:rPr>
+                <m:sty m:val="p"/>
+              </m:rPr>
+              <w:rPr>
+                <w:rFonts w:ascii="Cambria Math" w:hAnsi="Cambria Math" w:cs="Times New Roman"/>
+                <w:sz w:val="24"/>
+                <w:szCs w:val="24"/>
+              </w:rPr>
+              <m:t>вых</m:t>
+            </m:r>
+          </m:sub>
+        </m:sSub>
+      </m:oMath>
+      <w:r>
+        <w:rPr>
+          <w:rFonts w:ascii="Times New Roman" w:hAnsi="Times New Roman" w:cs="Times New Roman"/>
+          <w:sz w:val="24"/>
+          <w:szCs w:val="24"/>
+        </w:rPr>
+        <w:t xml:space="preserve"> = </w:t>
+      </w:r>
+      <m:oMath>
+        <m:f>
+          <m:fPr>
+            <m:ctrlPr>
+              <w:rPr>
+                <w:rFonts w:ascii="Cambria Math" w:eastAsiaTheme="minorEastAsia" w:hAnsi="Cambria Math" w:cs="Times New Roman"/>
+                <w:i/>
+                <w:sz w:val="24"/>
+                <w:szCs w:val="24"/>
+                <w:lang w:val="en-US"/>
+              </w:rPr>
+            </m:ctrlPr>
+          </m:fPr>
+          <m:num>
+            <m:r>
+              <m:rPr>
+                <m:sty m:val="p"/>
+              </m:rPr>
+              <w:rPr>
+                <w:rFonts w:ascii="Cambria Math" w:eastAsiaTheme="minorEastAsia" w:hAnsi="Cambria Math" w:cs="Times New Roman"/>
+                <w:sz w:val="24"/>
+                <w:szCs w:val="24"/>
+              </w:rPr>
+              <m:t>52,001 – 32,304</m:t>
+            </m:r>
+            <m:r>
+              <m:rPr>
+                <m:sty m:val="p"/>
+              </m:rPr>
+              <w:rPr>
+                <w:rFonts w:ascii="Cambria Math" w:eastAsiaTheme="minorEastAsia" w:hAnsi="Times New Roman" w:cs="Times New Roman"/>
+                <w:sz w:val="24"/>
+                <w:szCs w:val="24"/>
+              </w:rPr>
+              <m:t xml:space="preserve"> </m:t>
+            </m:r>
+          </m:num>
+          <m:den>
+            <m:d>
+              <m:dPr>
+                <m:ctrlPr>
+                  <w:rPr>
+                    <w:rFonts w:ascii="Cambria Math" w:eastAsiaTheme="minorEastAsia" w:hAnsi="Cambria Math" w:cs="Times New Roman"/>
+                    <w:sz w:val="24"/>
+                    <w:szCs w:val="24"/>
+                  </w:rPr>
+                </m:ctrlPr>
+              </m:dPr>
+              <m:e>
+                <m:r>
+                  <m:rPr>
+                    <m:sty m:val="p"/>
+                  </m:rPr>
+                  <w:rPr>
+                    <w:rFonts w:ascii="Cambria Math" w:eastAsiaTheme="minorEastAsia" w:hAnsi="Cambria Math" w:cs="Times New Roman"/>
+                    <w:sz w:val="24"/>
+                    <w:szCs w:val="24"/>
+                  </w:rPr>
+                  <m:t>0,653–0,641</m:t>
+                </m:r>
+              </m:e>
+            </m:d>
+            <m:r>
+              <m:rPr>
+                <m:sty m:val="p"/>
+              </m:rPr>
+              <w:rPr>
+                <w:rFonts w:ascii="Cambria Math" w:eastAsiaTheme="minorEastAsia" w:hAnsi="Cambria Math" w:cs="Times New Roman"/>
+                <w:sz w:val="24"/>
+                <w:szCs w:val="24"/>
+              </w:rPr>
+              <m:t>·</m:t>
+            </m:r>
+            <m:sSup>
+              <m:sSupPr>
+                <m:ctrlPr>
+                  <w:rPr>
+                    <w:rFonts w:ascii="Cambria Math" w:eastAsiaTheme="minorEastAsia" w:hAnsi="Cambria Math" w:cs="Times New Roman"/>
+                    <w:i/>
+                    <w:sz w:val="24"/>
+                    <w:szCs w:val="24"/>
+                  </w:rPr>
+                </m:ctrlPr>
+              </m:sSupPr>
+              <m:e>
+                <m:r>
+                  <m:rPr>
+                    <m:nor/>
+                  </m:rPr>
+                  <w:rPr>
+                    <w:rFonts w:ascii="Times New Roman" w:eastAsiaTheme="minorEastAsia" w:hAnsi="Times New Roman" w:cs="Times New Roman"/>
+                    <w:sz w:val="24"/>
+                    <w:szCs w:val="24"/>
+                  </w:rPr>
+                  <m:t>10</m:t>
+                </m:r>
+              </m:e>
+              <m:sup>
+                <m:r>
+                  <m:rPr>
+                    <m:nor/>
+                  </m:rPr>
+                  <w:rPr>
+                    <w:rFonts w:ascii="Times New Roman" w:eastAsiaTheme="minorEastAsia" w:hAnsi="Times New Roman" w:cs="Times New Roman"/>
+                    <w:sz w:val="24"/>
+                    <w:szCs w:val="24"/>
+                  </w:rPr>
+                  <m:t>-6</m:t>
+                </m:r>
+              </m:sup>
+            </m:sSup>
+          </m:den>
+        </m:f>
+      </m:oMath>
+      <w:r>
+        <w:rPr>
+          <w:rFonts w:ascii="Times New Roman" w:eastAsiaTheme="minorEastAsia" w:hAnsi="Times New Roman" w:cs="Times New Roman"/>
+          <w:sz w:val="24"/>
+          <w:szCs w:val="24"/>
+        </w:rPr>
+        <w:t xml:space="preserve"> = </w:t>
+      </w:r>
+      <w:r>
+        <w:rPr>
+          <w:rFonts w:ascii="Times New Roman" w:eastAsiaTheme="minorEastAsia" w:hAnsi="Times New Roman" w:cs="Times New Roman"/>
+          <w:sz w:val="24"/>
+          <w:szCs w:val="24"/>
+        </w:rPr>
+        <w:t>1 641 000 Ом</w:t>
+      </w:r>
     </w:p>
     <w:p>
       <w:pPr>
         <w:rPr>
-          <w:rFonts w:ascii="Times New Roman" w:hAnsi="Times New Roman" w:cs="Times New Roman"/>
-          <w:b/>
+          <w:rFonts w:ascii="Times New Roman" w:eastAsiaTheme="minorEastAsia" w:hAnsi="Times New Roman" w:cs="Times New Roman"/>
           <w:sz w:val="24"/>
           <w:szCs w:val="24"/>
         </w:rPr>
       </w:pPr>
-      <w:r>
-        <w:rPr>
-          <w:rFonts w:ascii="Times New Roman" w:hAnsi="Times New Roman" w:cs="Times New Roman"/>
-          <w:b/>
-          <w:sz w:val="24"/>
-          <w:szCs w:val="24"/>
-        </w:rPr>
-        <w:t>Задание 5 Построение стоко-затворной характеристики</w:t>
-      </w:r>
     </w:p>
     <w:p>
       <w:pPr>
         <w:rPr>
           <w:rFonts w:ascii="Times New Roman" w:hAnsi="Times New Roman" w:cs="Times New Roman"/>
+          <w:b/>
           <w:sz w:val="24"/>
           <w:szCs w:val="24"/>
         </w:rPr>
@@ -4061,26 +6132,45 @@
       <w:r>
         <w:rPr>
           <w:rFonts w:ascii="Times New Roman" w:hAnsi="Times New Roman" w:cs="Times New Roman"/>
-          <w:sz w:val="24"/>
-          <w:szCs w:val="24"/>
-        </w:rPr>
-        <w:t xml:space="preserve">E = </w:t>
-      </w:r>
-      <w:r>
-        <w:rPr>
-          <w:rFonts w:ascii="Times New Roman" w:hAnsi="Times New Roman" w:cs="Times New Roman"/>
-          <w:sz w:val="24"/>
-          <w:szCs w:val="24"/>
-        </w:rPr>
-        <w:t>9</w:t>
-      </w:r>
-      <w:r>
-        <w:rPr>
-          <w:rFonts w:ascii="Times New Roman" w:hAnsi="Times New Roman" w:cs="Times New Roman"/>
-          <w:sz w:val="24"/>
-          <w:szCs w:val="24"/>
-        </w:rPr>
-        <w:t xml:space="preserve"> + </w:t>
+          <w:b/>
+          <w:sz w:val="24"/>
+          <w:szCs w:val="24"/>
+        </w:rPr>
+        <w:t>Задание 5 Построение стоко-затворной характеристики</w:t>
+      </w:r>
+    </w:p>
+    <w:p>
+      <w:pPr>
+        <w:rPr>
+          <w:rFonts w:ascii="Times New Roman" w:hAnsi="Times New Roman" w:cs="Times New Roman"/>
+          <w:sz w:val="24"/>
+          <w:szCs w:val="24"/>
+        </w:rPr>
+      </w:pPr>
+      <w:r>
+        <w:rPr>
+          <w:rFonts w:ascii="Times New Roman" w:hAnsi="Times New Roman" w:cs="Times New Roman"/>
+          <w:sz w:val="24"/>
+          <w:szCs w:val="24"/>
+        </w:rPr>
+        <w:t>Зададим напряжение на источнике V3 в соответствии с вариантом:</w:t>
+      </w:r>
+    </w:p>
+    <w:p>
+      <w:pPr>
+        <w:rPr>
+          <w:rFonts w:ascii="Times New Roman" w:hAnsi="Times New Roman" w:cs="Times New Roman"/>
+          <w:sz w:val="24"/>
+          <w:szCs w:val="24"/>
+        </w:rPr>
+      </w:pPr>
+      <w:r>
+        <w:rPr>
+          <w:rFonts w:ascii="Times New Roman" w:hAnsi="Times New Roman" w:cs="Times New Roman"/>
+          <w:sz w:val="24"/>
+          <w:szCs w:val="24"/>
+        </w:rPr>
+        <w:t xml:space="preserve">E = 9 + </w:t>
       </w:r>
       <m:oMath>
         <m:rad>
@@ -4114,23 +6204,7 @@
           <w:sz w:val="24"/>
           <w:szCs w:val="24"/>
         </w:rPr>
-        <w:t xml:space="preserve"> = </w:t>
-      </w:r>
-      <w:r>
-        <w:rPr>
-          <w:rFonts w:ascii="Times New Roman" w:hAnsi="Times New Roman" w:cs="Times New Roman"/>
-          <w:sz w:val="24"/>
-          <w:szCs w:val="24"/>
-        </w:rPr>
-        <w:t>9</w:t>
-      </w:r>
-      <w:r>
-        <w:rPr>
-          <w:rFonts w:ascii="Times New Roman" w:hAnsi="Times New Roman" w:cs="Times New Roman"/>
-          <w:sz w:val="24"/>
-          <w:szCs w:val="24"/>
-        </w:rPr>
-        <w:t xml:space="preserve"> + </w:t>
+        <w:t xml:space="preserve"> = 9 + </w:t>
       </w:r>
       <m:oMath>
         <m:rad>
@@ -4165,33 +6239,33 @@
           <w:sz w:val="24"/>
           <w:szCs w:val="24"/>
         </w:rPr>
-        <w:t xml:space="preserve">= </w:t>
-      </w:r>
-      <w:r>
-        <w:rPr>
-          <w:rFonts w:ascii="Times New Roman" w:hAnsi="Times New Roman" w:cs="Times New Roman"/>
-          <w:sz w:val="24"/>
-          <w:szCs w:val="24"/>
-        </w:rPr>
-        <w:t>12</w:t>
-      </w:r>
-      <w:r>
-        <w:rPr>
-          <w:rFonts w:ascii="Times New Roman" w:hAnsi="Times New Roman" w:cs="Times New Roman"/>
-          <w:sz w:val="24"/>
-          <w:szCs w:val="24"/>
-        </w:rPr>
-        <w:t>В</w:t>
+        <w:t>= 12В</w:t>
       </w:r>
     </w:p>
     <w:p>
       <w:pPr>
         <w:rPr>
           <w:rFonts w:ascii="Times New Roman" w:hAnsi="Times New Roman" w:cs="Times New Roman"/>
+          <w:sz w:val="24"/>
+          <w:szCs w:val="24"/>
+        </w:rPr>
+      </w:pPr>
+      <w:r>
+        <w:rPr>
+          <w:rFonts w:ascii="Times New Roman" w:hAnsi="Times New Roman" w:cs="Times New Roman"/>
+          <w:sz w:val="24"/>
+          <w:szCs w:val="24"/>
+        </w:rPr>
+        <w:t>Схема цепи:</w:t>
+      </w:r>
+    </w:p>
+    <w:p>
+      <w:pPr>
+        <w:rPr>
+          <w:rFonts w:ascii="Times New Roman" w:hAnsi="Times New Roman" w:cs="Times New Roman"/>
           <w:b/>
           <w:sz w:val="24"/>
           <w:szCs w:val="24"/>
-          <w:lang w:val="en-US"/>
         </w:rPr>
       </w:pPr>
       <w:r>
@@ -4203,8 +6277,9 @@
           <w:szCs w:val="24"/>
           <w:lang w:val="en-US"/>
         </w:rPr>
+        <w:lastRenderedPageBreak/>
         <w:drawing>
-          <wp:inline distT="0" distB="0" distL="0" distR="0" wp14:anchorId="74F60A83" wp14:editId="1DFE48EC">
+          <wp:inline distT="0" distB="0" distL="0" distR="0" wp14:anchorId="659C566B" wp14:editId="39AC297A">
             <wp:extent cx="2605776" cy="3034574"/>
             <wp:effectExtent l="0" t="0" r="4445" b="0"/>
             <wp:docPr id="3" name="Рисунок 3"/>
@@ -4219,7 +6294,7 @@
                     <pic:cNvPicPr/>
                   </pic:nvPicPr>
                   <pic:blipFill>
-                    <a:blip r:embed="rId5"/>
+                    <a:blip r:embed="rId9"/>
                     <a:stretch>
                       <a:fillRect/>
                     </a:stretch>
@@ -4245,151 +6320,31 @@
         <w:rPr>
           <w:rFonts w:ascii="Times New Roman" w:hAnsi="Times New Roman" w:cs="Times New Roman"/>
           <w:b/>
-          <w:i/>
           <w:sz w:val="24"/>
           <w:szCs w:val="24"/>
         </w:rPr>
       </w:pPr>
-      <m:oMath>
-        <m:sSub>
-          <m:sSubPr>
-            <m:ctrlPr>
-              <w:rPr>
-                <w:rFonts w:ascii="Cambria Math" w:hAnsi="Cambria Math" w:cs="Times New Roman"/>
-                <w:i/>
-                <w:sz w:val="24"/>
-                <w:szCs w:val="24"/>
-                <w:lang w:val="en-US"/>
-              </w:rPr>
-            </m:ctrlPr>
-          </m:sSubPr>
-          <m:e>
-            <m:r>
-              <w:rPr>
-                <w:rFonts w:ascii="Cambria Math" w:hAnsi="Cambria Math" w:cs="Times New Roman"/>
-                <w:sz w:val="24"/>
-                <w:szCs w:val="24"/>
-                <w:lang w:val="en-US"/>
-              </w:rPr>
-              <m:t>I</m:t>
-            </m:r>
-          </m:e>
-          <m:sub>
-            <m:r>
-              <w:rPr>
-                <w:rFonts w:ascii="Cambria Math" w:hAnsi="Cambria Math" w:cs="Times New Roman"/>
-                <w:sz w:val="24"/>
-                <w:szCs w:val="24"/>
-              </w:rPr>
-              <m:t>C</m:t>
-            </m:r>
-          </m:sub>
-        </m:sSub>
-      </m:oMath>
-      <w:r>
-        <w:rPr>
-          <w:rFonts w:ascii="Times New Roman" w:hAnsi="Times New Roman" w:cs="Times New Roman"/>
-          <w:sz w:val="24"/>
-          <w:szCs w:val="24"/>
-        </w:rPr>
-        <w:t xml:space="preserve"> = f(</w:t>
-      </w:r>
-      <m:oMath>
-        <m:sSub>
-          <m:sSubPr>
-            <m:ctrlPr>
-              <w:rPr>
-                <w:rFonts w:ascii="Cambria Math" w:hAnsi="Cambria Math" w:cs="Times New Roman"/>
-                <w:i/>
-                <w:sz w:val="24"/>
-                <w:szCs w:val="24"/>
-                <w:lang w:val="en-US"/>
-              </w:rPr>
-            </m:ctrlPr>
-          </m:sSubPr>
-          <m:e>
-            <m:r>
-              <w:rPr>
-                <w:rFonts w:ascii="Cambria Math" w:hAnsi="Cambria Math" w:cs="Times New Roman"/>
-                <w:sz w:val="24"/>
-                <w:szCs w:val="24"/>
-                <w:lang w:val="en-US"/>
-              </w:rPr>
-              <m:t>U</m:t>
-            </m:r>
-          </m:e>
-          <m:sub>
-            <m:r>
-              <w:rPr>
-                <w:rFonts w:ascii="Cambria Math" w:hAnsi="Cambria Math" w:cs="Times New Roman"/>
-                <w:sz w:val="24"/>
-                <w:szCs w:val="24"/>
-              </w:rPr>
-              <m:t>ЗИ</m:t>
-            </m:r>
-          </m:sub>
-        </m:sSub>
-        <m:r>
-          <w:rPr>
-            <w:rFonts w:ascii="Cambria Math" w:hAnsi="Cambria Math" w:cs="Times New Roman"/>
-            <w:sz w:val="24"/>
-            <w:szCs w:val="24"/>
-          </w:rPr>
-          <m:t>)</m:t>
-        </m:r>
-      </m:oMath>
-      <w:r>
-        <w:rPr>
-          <w:rFonts w:ascii="Times New Roman" w:eastAsiaTheme="minorEastAsia" w:hAnsi="Times New Roman" w:cs="Times New Roman"/>
-          <w:sz w:val="24"/>
-          <w:szCs w:val="24"/>
-        </w:rPr>
-        <w:t xml:space="preserve"> при </w:t>
-      </w:r>
-      <m:oMath>
-        <m:sSub>
-          <m:sSubPr>
-            <m:ctrlPr>
-              <w:rPr>
-                <w:rFonts w:ascii="Cambria Math" w:hAnsi="Cambria Math" w:cs="Times New Roman"/>
-                <w:i/>
-                <w:sz w:val="24"/>
-                <w:szCs w:val="24"/>
-                <w:lang w:val="en-US"/>
-              </w:rPr>
-            </m:ctrlPr>
-          </m:sSubPr>
-          <m:e>
-            <m:r>
-              <w:rPr>
-                <w:rFonts w:ascii="Cambria Math" w:hAnsi="Cambria Math" w:cs="Times New Roman"/>
-                <w:sz w:val="24"/>
-                <w:szCs w:val="24"/>
-                <w:lang w:val="en-US"/>
-              </w:rPr>
-              <m:t>U</m:t>
-            </m:r>
-          </m:e>
-          <m:sub>
-            <m:r>
-              <w:rPr>
-                <w:rFonts w:ascii="Cambria Math" w:hAnsi="Cambria Math" w:cs="Times New Roman"/>
-                <w:sz w:val="24"/>
-                <w:szCs w:val="24"/>
-              </w:rPr>
-              <m:t>СИ</m:t>
-            </m:r>
-          </m:sub>
-        </m:sSub>
-        <m:r>
-          <w:rPr>
-            <w:rFonts w:ascii="Cambria Math" w:hAnsi="Cambria Math" w:cs="Times New Roman"/>
-            <w:sz w:val="24"/>
-            <w:szCs w:val="24"/>
-          </w:rPr>
-          <m:t>=5В</m:t>
-        </m:r>
-      </m:oMath>
+    </w:p>
+    <w:p>
+      <w:pPr>
+        <w:rPr>
+          <w:rFonts w:ascii="Times New Roman" w:hAnsi="Times New Roman" w:cs="Times New Roman"/>
+          <w:bCs/>
+          <w:iCs/>
+          <w:sz w:val="24"/>
+          <w:szCs w:val="24"/>
+        </w:rPr>
+      </w:pPr>
+      <w:r>
+        <w:rPr>
+          <w:rFonts w:ascii="Times New Roman" w:hAnsi="Times New Roman" w:cs="Times New Roman"/>
+          <w:bCs/>
+          <w:iCs/>
+          <w:sz w:val="24"/>
+          <w:szCs w:val="24"/>
+        </w:rPr>
+        <w:t>Снимем зависимость тока через сток от напряжения затвор-исток при UСИ = 5 В и занесем полученные значения в таблицу:</w:t>
+      </w:r>
     </w:p>
     <w:tbl>
       <w:tblPr>
@@ -4398,16 +6353,16 @@
         <w:tblLook w:val="04A0" w:firstRow="1" w:lastRow="0" w:firstColumn="1" w:lastColumn="0" w:noHBand="0" w:noVBand="1"/>
       </w:tblPr>
       <w:tblGrid>
-        <w:gridCol w:w="956"/>
-        <w:gridCol w:w="957"/>
-        <w:gridCol w:w="957"/>
-        <w:gridCol w:w="957"/>
-        <w:gridCol w:w="957"/>
-        <w:gridCol w:w="957"/>
-        <w:gridCol w:w="957"/>
-        <w:gridCol w:w="957"/>
-        <w:gridCol w:w="958"/>
-        <w:gridCol w:w="958"/>
+        <w:gridCol w:w="921"/>
+        <w:gridCol w:w="938"/>
+        <w:gridCol w:w="938"/>
+        <w:gridCol w:w="938"/>
+        <w:gridCol w:w="938"/>
+        <w:gridCol w:w="938"/>
+        <w:gridCol w:w="938"/>
+        <w:gridCol w:w="938"/>
+        <w:gridCol w:w="939"/>
+        <w:gridCol w:w="919"/>
       </w:tblGrid>
       <w:tr>
         <w:tc>
@@ -4967,196 +6922,176 @@
           <w:b/>
           <w:sz w:val="24"/>
           <w:szCs w:val="24"/>
+          <w:lang w:val="en-US"/>
+        </w:rPr>
+      </w:pPr>
+      <w:r>
+        <w:rPr>
+          <w:rFonts w:ascii="Times New Roman" w:hAnsi="Times New Roman" w:cs="Times New Roman"/>
+          <w:b/>
+          <w:noProof/>
+          <w:sz w:val="24"/>
+          <w:szCs w:val="24"/>
+          <w:lang w:val="en-US"/>
+        </w:rPr>
+        <w:drawing>
+          <wp:inline distT="0" distB="0" distL="0" distR="0" wp14:anchorId="7A5DDBC6" wp14:editId="53B704D3">
+            <wp:extent cx="5940425" cy="2839720"/>
+            <wp:effectExtent l="0" t="0" r="3175" b="0"/>
+            <wp:docPr id="5" name="Рисунок 5" descr="Изображение выглядит как линия, График, текст, диаграмма&#10;&#10;Контент, сгенерированный ИИ, может содержать ошибки."/>
+            <wp:cNvGraphicFramePr>
+              <a:graphicFrameLocks xmlns:a="http://schemas.openxmlformats.org/drawingml/2006/main" noChangeAspect="1"/>
+            </wp:cNvGraphicFramePr>
+            <a:graphic xmlns:a="http://schemas.openxmlformats.org/drawingml/2006/main">
+              <a:graphicData uri="http://schemas.openxmlformats.org/drawingml/2006/picture">
+                <pic:pic xmlns:pic="http://schemas.openxmlformats.org/drawingml/2006/picture">
+                  <pic:nvPicPr>
+                    <pic:cNvPr id="5" name="Рисунок 5" descr="Изображение выглядит как линия, График, текст, диаграмма&#10;&#10;Контент, сгенерированный ИИ, может содержать ошибки."/>
+                    <pic:cNvPicPr/>
+                  </pic:nvPicPr>
+                  <pic:blipFill>
+                    <a:blip r:embed="rId10">
+                      <a:extLst>
+                        <a:ext uri="{28A0092B-C50C-407E-A947-70E740481C1C}">
+                          <a14:useLocalDpi xmlns:a14="http://schemas.microsoft.com/office/drawing/2010/main" val="0"/>
+                        </a:ext>
+                      </a:extLst>
+                    </a:blip>
+                    <a:stretch>
+                      <a:fillRect/>
+                    </a:stretch>
+                  </pic:blipFill>
+                  <pic:spPr>
+                    <a:xfrm>
+                      <a:off x="0" y="0"/>
+                      <a:ext cx="5940425" cy="2839720"/>
+                    </a:xfrm>
+                    <a:prstGeom prst="rect">
+                      <a:avLst/>
+                    </a:prstGeom>
+                  </pic:spPr>
+                </pic:pic>
+              </a:graphicData>
+            </a:graphic>
+          </wp:inline>
+        </w:drawing>
+      </w:r>
+    </w:p>
+    <w:p>
+      <w:pPr>
+        <w:rPr>
+          <w:rFonts w:ascii="Times New Roman" w:hAnsi="Times New Roman" w:cs="Times New Roman"/>
+          <w:bCs/>
+          <w:sz w:val="24"/>
+          <w:szCs w:val="24"/>
+        </w:rPr>
+      </w:pPr>
+      <w:r>
+        <w:rPr>
+          <w:rFonts w:ascii="Times New Roman" w:hAnsi="Times New Roman" w:cs="Times New Roman"/>
+          <w:bCs/>
+          <w:sz w:val="24"/>
+          <w:szCs w:val="24"/>
+        </w:rPr>
+        <w:t xml:space="preserve">График показывает, </w:t>
+      </w:r>
+      <w:r>
+        <w:rPr>
+          <w:rFonts w:ascii="Times New Roman" w:hAnsi="Times New Roman" w:cs="Times New Roman"/>
+          <w:bCs/>
+          <w:sz w:val="24"/>
+          <w:szCs w:val="24"/>
+        </w:rPr>
+        <w:t>ток и напряжение ограничены 0 и, соответственно, током насыщения и напряжением отсечки</w:t>
+      </w:r>
+      <w:r>
+        <w:rPr>
+          <w:rFonts w:ascii="Times New Roman" w:hAnsi="Times New Roman" w:cs="Times New Roman"/>
+          <w:bCs/>
+          <w:sz w:val="24"/>
+          <w:szCs w:val="24"/>
+        </w:rPr>
+        <w:t>.</w:t>
+      </w:r>
+    </w:p>
+    <w:p>
+      <w:pPr>
+        <w:rPr>
+          <w:rFonts w:ascii="Times New Roman" w:eastAsiaTheme="minorEastAsia" w:hAnsi="Times New Roman" w:cs="Times New Roman"/>
+          <w:sz w:val="24"/>
+          <w:szCs w:val="24"/>
         </w:rPr>
       </w:pPr>
     </w:p>
     <w:p>
       <w:pPr>
         <w:rPr>
-          <w:rFonts w:ascii="Times New Roman" w:hAnsi="Times New Roman" w:cs="Times New Roman"/>
+          <w:rFonts w:ascii="Times New Roman" w:eastAsiaTheme="minorEastAsia" w:hAnsi="Times New Roman" w:cs="Times New Roman"/>
           <w:sz w:val="24"/>
           <w:szCs w:val="24"/>
         </w:rPr>
       </w:pPr>
-      <w:r>
-        <w:rPr>
-          <w:rFonts w:ascii="Times New Roman" w:hAnsi="Times New Roman" w:cs="Times New Roman"/>
-          <w:b/>
-          <w:sz w:val="24"/>
-          <w:szCs w:val="24"/>
-        </w:rPr>
-        <w:t>Задание 6 Расчет крутизны</w:t>
-      </w:r>
-      <w:r>
-        <w:rPr>
-          <w:rFonts w:ascii="Times New Roman" w:hAnsi="Times New Roman" w:cs="Times New Roman"/>
-          <w:sz w:val="24"/>
-          <w:szCs w:val="24"/>
-        </w:rPr>
-        <w:t xml:space="preserve"> </w:t>
-      </w:r>
     </w:p>
     <w:p>
       <w:pPr>
         <w:rPr>
-          <w:rFonts w:ascii="Times New Roman" w:hAnsi="Times New Roman" w:cs="Times New Roman"/>
+          <w:rFonts w:ascii="Times New Roman" w:eastAsiaTheme="minorEastAsia" w:hAnsi="Times New Roman" w:cs="Times New Roman"/>
           <w:sz w:val="24"/>
           <w:szCs w:val="24"/>
         </w:rPr>
       </w:pPr>
-      <w:r>
-        <w:rPr>
-          <w:rFonts w:ascii="Times New Roman" w:hAnsi="Times New Roman" w:cs="Times New Roman"/>
-          <w:sz w:val="24"/>
-          <w:szCs w:val="24"/>
-        </w:rPr>
-        <w:t>Рассчита</w:t>
-      </w:r>
-      <w:r>
-        <w:rPr>
-          <w:rFonts w:ascii="Times New Roman" w:hAnsi="Times New Roman" w:cs="Times New Roman"/>
-          <w:sz w:val="24"/>
-          <w:szCs w:val="24"/>
-        </w:rPr>
-        <w:t>ем</w:t>
-      </w:r>
-      <w:r>
-        <w:rPr>
-          <w:rFonts w:ascii="Times New Roman" w:hAnsi="Times New Roman" w:cs="Times New Roman"/>
-          <w:sz w:val="24"/>
-          <w:szCs w:val="24"/>
-        </w:rPr>
-        <w:t xml:space="preserve"> кр</w:t>
-      </w:r>
-      <w:r>
-        <w:rPr>
-          <w:rFonts w:ascii="Times New Roman" w:hAnsi="Times New Roman" w:cs="Times New Roman"/>
-          <w:sz w:val="24"/>
-          <w:szCs w:val="24"/>
-        </w:rPr>
-        <w:t>утизну в крайних точках таблицы</w:t>
-      </w:r>
-      <w:r>
-        <w:rPr>
-          <w:rFonts w:ascii="Times New Roman" w:hAnsi="Times New Roman" w:cs="Times New Roman"/>
-          <w:sz w:val="24"/>
-          <w:szCs w:val="24"/>
-        </w:rPr>
-        <w:t>:</w:t>
-      </w:r>
     </w:p>
     <w:p>
       <w:pPr>
         <w:rPr>
-          <w:rFonts w:eastAsiaTheme="minorEastAsia"/>
+          <w:rFonts w:ascii="Times New Roman" w:eastAsiaTheme="minorEastAsia" w:hAnsi="Times New Roman" w:cs="Times New Roman"/>
+          <w:b/>
+          <w:bCs/>
           <w:sz w:val="24"/>
           <w:szCs w:val="24"/>
         </w:rPr>
       </w:pPr>
       <w:r>
+        <w:rPr>
+          <w:rFonts w:ascii="Times New Roman" w:eastAsiaTheme="minorEastAsia" w:hAnsi="Times New Roman" w:cs="Times New Roman"/>
+          <w:b/>
+          <w:bCs/>
+          <w:sz w:val="24"/>
+          <w:szCs w:val="24"/>
+        </w:rPr>
         <w:lastRenderedPageBreak/>
-        <w:t xml:space="preserve">S = </w:t>
-      </w:r>
-      <w:r>
-        <w:rPr>
-          <w:rFonts w:eastAsiaTheme="minorEastAsia"/>
-          <w:lang w:val="en-US"/>
-        </w:rPr>
-        <w:t>|</w:t>
+        <w:t>Задание 6. Расчет крутизны</w:t>
+      </w:r>
+    </w:p>
+    <w:p>
+      <w:pPr>
+        <w:rPr>
+          <w:rFonts w:ascii="Times New Roman" w:eastAsiaTheme="minorEastAsia" w:hAnsi="Times New Roman" w:cs="Times New Roman"/>
+          <w:bCs/>
+        </w:rPr>
+      </w:pPr>
+      <w:r>
+        <w:rPr>
+          <w:rFonts w:ascii="Times New Roman" w:eastAsiaTheme="minorEastAsia" w:hAnsi="Times New Roman" w:cs="Times New Roman"/>
+          <w:sz w:val="24"/>
+          <w:szCs w:val="24"/>
+        </w:rPr>
+        <w:t>Рассчитаем крутизну зависимости в крайних точках графика — максимальное и минимальное ее значения — по формуле:</w:t>
+      </w:r>
+      <w:r>
+        <w:rPr>
+          <w:rFonts w:ascii="Times New Roman" w:eastAsiaTheme="minorEastAsia" w:hAnsi="Times New Roman" w:cs="Times New Roman"/>
+          <w:sz w:val="24"/>
+          <w:szCs w:val="24"/>
+        </w:rPr>
+        <w:t xml:space="preserve"> </w:t>
       </w:r>
       <m:oMath>
-        <m:f>
-          <m:fPr>
-            <m:ctrlPr>
-              <w:rPr>
-                <w:rFonts w:ascii="Cambria Math" w:eastAsiaTheme="minorEastAsia" w:hAnsi="Cambria Math" w:cs="Times New Roman"/>
-                <w:i/>
-                <w:sz w:val="24"/>
-                <w:szCs w:val="24"/>
-                <w:lang w:val="en-US"/>
-              </w:rPr>
-            </m:ctrlPr>
-          </m:fPr>
-          <m:num>
-            <m:r>
-              <w:rPr>
-                <w:rFonts w:ascii="Cambria Math" w:eastAsiaTheme="minorEastAsia" w:hAnsi="Cambria Math" w:cs="Times New Roman"/>
-                <w:sz w:val="24"/>
-                <w:szCs w:val="24"/>
-              </w:rPr>
-              <m:t xml:space="preserve">∆ </m:t>
-            </m:r>
-            <m:r>
-              <w:rPr>
-                <w:rFonts w:ascii="Cambria Math" w:eastAsiaTheme="minorEastAsia" w:hAnsi="Cambria Math" w:cs="Times New Roman"/>
-                <w:sz w:val="24"/>
-                <w:szCs w:val="24"/>
-                <w:lang w:val="en-US"/>
-              </w:rPr>
-              <m:t>I</m:t>
-            </m:r>
-            <m:r>
-              <w:rPr>
-                <w:rFonts w:ascii="Cambria Math" w:eastAsiaTheme="minorEastAsia" w:hAnsi="Cambria Math" w:cs="Times New Roman"/>
-                <w:sz w:val="24"/>
-                <w:szCs w:val="24"/>
-              </w:rPr>
-              <m:t>с</m:t>
-            </m:r>
-          </m:num>
-          <m:den>
-            <m:r>
-              <w:rPr>
-                <w:rFonts w:ascii="Cambria Math" w:eastAsiaTheme="minorEastAsia" w:hAnsi="Cambria Math" w:cs="Times New Roman"/>
-                <w:sz w:val="24"/>
-                <w:szCs w:val="24"/>
-              </w:rPr>
-              <m:t>∆</m:t>
-            </m:r>
-            <m:sSub>
-              <m:sSubPr>
-                <m:ctrlPr>
-                  <w:rPr>
-                    <w:rFonts w:ascii="Cambria Math" w:hAnsi="Cambria Math" w:cs="Times New Roman"/>
-                    <w:i/>
-                    <w:sz w:val="24"/>
-                    <w:szCs w:val="24"/>
-                    <w:lang w:val="en-US"/>
-                  </w:rPr>
-                </m:ctrlPr>
-              </m:sSubPr>
-              <m:e>
-                <m:r>
-                  <w:rPr>
-                    <w:rFonts w:ascii="Cambria Math" w:hAnsi="Cambria Math" w:cs="Times New Roman"/>
-                    <w:sz w:val="24"/>
-                    <w:szCs w:val="24"/>
-                    <w:lang w:val="en-US"/>
-                  </w:rPr>
-                  <m:t>U</m:t>
-                </m:r>
-              </m:e>
-              <m:sub>
-                <m:r>
-                  <w:rPr>
-                    <w:rFonts w:ascii="Cambria Math" w:hAnsi="Cambria Math" w:cs="Times New Roman"/>
-                    <w:sz w:val="24"/>
-                    <w:szCs w:val="24"/>
-                  </w:rPr>
-                  <m:t>ЗИ</m:t>
-                </m:r>
-              </m:sub>
-            </m:sSub>
-          </m:den>
-        </m:f>
         <m:r>
           <w:rPr>
-            <w:rFonts w:ascii="Cambria Math" w:eastAsiaTheme="minorEastAsia" w:hAnsi="Cambria Math" w:cs="Times New Roman"/>
-            <w:sz w:val="24"/>
-            <w:szCs w:val="24"/>
-            <w:lang w:val="en-US"/>
+            <w:rFonts w:ascii="Cambria Math" w:hAnsi="Cambria Math" w:cs="Times New Roman"/>
           </w:rPr>
-          <m:t xml:space="preserve">|= </m:t>
+          <m:t>S=</m:t>
         </m:r>
         <m:d>
           <m:dPr>
@@ -5164,11 +7099,8 @@
             <m:endChr m:val="|"/>
             <m:ctrlPr>
               <w:rPr>
-                <w:rFonts w:ascii="Cambria Math" w:eastAsiaTheme="minorEastAsia" w:hAnsi="Cambria Math" w:cs="Times New Roman"/>
-                <w:i/>
-                <w:sz w:val="24"/>
-                <w:szCs w:val="24"/>
-                <w:lang w:val="en-US"/>
+                <w:rFonts w:ascii="Cambria Math" w:hAnsi="Cambria Math" w:cs="Times New Roman"/>
+                <w:bCs/>
               </w:rPr>
             </m:ctrlPr>
           </m:dPr>
@@ -5177,116 +7109,55 @@
               <m:fPr>
                 <m:ctrlPr>
                   <w:rPr>
-                    <w:rFonts w:ascii="Cambria Math" w:eastAsiaTheme="minorEastAsia" w:hAnsi="Cambria Math" w:cs="Times New Roman"/>
-                    <w:i/>
-                    <w:sz w:val="24"/>
-                    <w:szCs w:val="24"/>
-                    <w:lang w:val="en-US"/>
+                    <w:rFonts w:ascii="Cambria Math" w:hAnsi="Cambria Math" w:cs="Times New Roman"/>
+                    <w:bCs/>
                   </w:rPr>
                 </m:ctrlPr>
               </m:fPr>
               <m:num>
-                <m:d>
-                  <m:dPr>
-                    <m:ctrlPr>
-                      <w:rPr>
-                        <w:rFonts w:ascii="Cambria Math" w:hAnsi="Cambria Math" w:cs="Times New Roman"/>
-                        <w:sz w:val="24"/>
-                        <w:szCs w:val="24"/>
-                        <w:lang w:val="en-US"/>
-                      </w:rPr>
-                    </m:ctrlPr>
-                  </m:dPr>
-                  <m:e>
-                    <m:r>
-                      <m:rPr>
-                        <m:sty m:val="p"/>
-                      </m:rPr>
-                      <w:rPr>
-                        <w:rFonts w:ascii="Cambria Math" w:hAnsi="Cambria Math" w:cs="Times New Roman"/>
-                        <w:sz w:val="24"/>
-                        <w:szCs w:val="24"/>
-                        <w:lang w:val="en-US"/>
-                      </w:rPr>
-                      <m:t>5.551</m:t>
-                    </m:r>
-                    <m:r>
-                      <m:rPr>
-                        <m:sty m:val="p"/>
-                      </m:rPr>
-                      <w:rPr>
-                        <w:rFonts w:ascii="Cambria Math" w:hAnsi="Times New Roman" w:cs="Times New Roman"/>
-                        <w:sz w:val="24"/>
-                        <w:szCs w:val="24"/>
-                        <w:lang w:val="en-US"/>
-                      </w:rPr>
-                      <m:t>-</m:t>
-                    </m:r>
-                    <m:r>
-                      <m:rPr>
-                        <m:sty m:val="p"/>
-                      </m:rPr>
-                      <w:rPr>
-                        <w:rFonts w:ascii="Cambria Math" w:hAnsi="Cambria Math" w:cs="Times New Roman"/>
-                        <w:sz w:val="24"/>
-                        <w:szCs w:val="24"/>
-                        <w:lang w:val="en-US"/>
-                      </w:rPr>
-                      <m:t>7.525</m:t>
-                    </m:r>
-                  </m:e>
-                </m:d>
                 <m:r>
                   <m:rPr>
                     <m:sty m:val="p"/>
                   </m:rPr>
                   <w:rPr>
-                    <w:rStyle w:val="a6"/>
-                    <w:rFonts w:ascii="Cambria Math" w:hAnsi="Cambria Math" w:cs="Cambria Math"/>
-                    <w:color w:val="333333"/>
-                    <w:shd w:val="clear" w:color="auto" w:fill="FFFFFF"/>
+                    <w:rFonts w:ascii="Cambria Math" w:hAnsi="Cambria Math" w:cs="Times New Roman"/>
                   </w:rPr>
-                  <m:t>⋅</m:t>
+                  <m:t>Δ</m:t>
                 </m:r>
-                <m:sSup>
-                  <m:sSupPr>
+                <m:sSub>
+                  <m:sSubPr>
                     <m:ctrlPr>
                       <w:rPr>
-                        <w:rStyle w:val="a6"/>
-                        <w:rFonts w:ascii="Cambria Math" w:hAnsi="Cambria Math" w:cs="Cambria Math"/>
-                        <w:b w:val="0"/>
-                        <w:bCs w:val="0"/>
-                        <w:color w:val="333333"/>
-                        <w:shd w:val="clear" w:color="auto" w:fill="FFFFFF"/>
+                        <w:rFonts w:ascii="Cambria Math" w:hAnsi="Cambria Math" w:cs="Times New Roman"/>
+                        <w:bCs/>
+                        <w:i/>
                       </w:rPr>
                     </m:ctrlPr>
-                  </m:sSupPr>
+                  </m:sSubPr>
                   <m:e>
                     <m:r>
-                      <m:rPr>
-                        <m:sty m:val="p"/>
-                      </m:rPr>
                       <w:rPr>
-                        <w:rStyle w:val="a6"/>
-                        <w:rFonts w:ascii="Cambria Math" w:hAnsi="Cambria Math" w:cs="Cambria Math"/>
-                        <w:color w:val="333333"/>
-                        <w:shd w:val="clear" w:color="auto" w:fill="FFFFFF"/>
+                        <w:rFonts w:ascii="Cambria Math" w:hAnsi="Cambria Math" w:cs="Times New Roman"/>
                       </w:rPr>
-                      <m:t>10</m:t>
+                      <m:t>I</m:t>
                     </m:r>
                   </m:e>
-                  <m:sup>
+                  <m:sub>
                     <m:r>
                       <w:rPr>
-                        <w:rStyle w:val="a6"/>
-                        <w:rFonts w:ascii="Cambria Math" w:hAnsi="Cambria Math" w:cs="Cambria Math"/>
-                        <w:color w:val="333333"/>
-                        <w:shd w:val="clear" w:color="auto" w:fill="FFFFFF"/>
+                        <w:rFonts w:ascii="Cambria Math" w:hAnsi="Cambria Math" w:cs="Times New Roman"/>
                       </w:rPr>
-                      <m:t>-3</m:t>
+                      <m:t>C</m:t>
                     </m:r>
-                  </m:sup>
-                </m:sSup>
+                  </m:sub>
+                </m:sSub>
+                <m:ctrlPr>
+                  <w:rPr>
+                    <w:rFonts w:ascii="Cambria Math" w:hAnsi="Cambria Math" w:cs="Times New Roman"/>
+                    <w:bCs/>
+                    <w:i/>
+                  </w:rPr>
+                </m:ctrlPr>
               </m:num>
               <m:den>
                 <m:r>
@@ -5295,94 +7166,1884 @@
                   </m:rPr>
                   <w:rPr>
                     <w:rFonts w:ascii="Cambria Math" w:hAnsi="Cambria Math" w:cs="Times New Roman"/>
-                    <w:sz w:val="24"/>
-                    <w:szCs w:val="24"/>
                   </w:rPr>
-                  <m:t>0.410-0</m:t>
+                  <m:t>Δ</m:t>
                 </m:r>
+                <m:sSub>
+                  <m:sSubPr>
+                    <m:ctrlPr>
+                      <w:rPr>
+                        <w:rFonts w:ascii="Cambria Math" w:hAnsi="Cambria Math" w:cs="Times New Roman"/>
+                        <w:bCs/>
+                        <w:i/>
+                      </w:rPr>
+                    </m:ctrlPr>
+                  </m:sSubPr>
+                  <m:e>
+                    <m:r>
+                      <w:rPr>
+                        <w:rFonts w:ascii="Cambria Math" w:hAnsi="Cambria Math" w:cs="Times New Roman"/>
+                      </w:rPr>
+                      <m:t>U</m:t>
+                    </m:r>
+                  </m:e>
+                  <m:sub>
+                    <m:r>
+                      <w:rPr>
+                        <w:rFonts w:ascii="Cambria Math" w:hAnsi="Cambria Math" w:cs="Times New Roman"/>
+                      </w:rPr>
+                      <m:t>ЗИ</m:t>
+                    </m:r>
+                  </m:sub>
+                </m:sSub>
+                <m:ctrlPr>
+                  <w:rPr>
+                    <w:rFonts w:ascii="Cambria Math" w:hAnsi="Cambria Math" w:cs="Times New Roman"/>
+                    <w:bCs/>
+                    <w:i/>
+                  </w:rPr>
+                </m:ctrlPr>
               </m:den>
             </m:f>
             <m:ctrlPr>
               <w:rPr>
                 <w:rFonts w:ascii="Cambria Math" w:hAnsi="Cambria Math" w:cs="Times New Roman"/>
-                <w:sz w:val="24"/>
-                <w:szCs w:val="24"/>
+                <w:bCs/>
+                <w:i/>
               </w:rPr>
             </m:ctrlPr>
           </m:e>
         </m:d>
-        <m:r>
-          <m:rPr>
-            <m:sty m:val="p"/>
-          </m:rPr>
-          <w:rPr>
-            <w:rFonts w:ascii="Cambria Math" w:hAnsi="Cambria Math" w:cs="Times New Roman"/>
-            <w:sz w:val="24"/>
-            <w:szCs w:val="24"/>
-          </w:rPr>
-          <m:t xml:space="preserve">= 4.815 </m:t>
-        </m:r>
-        <m:f>
-          <m:fPr>
-            <m:ctrlPr>
-              <w:rPr>
-                <w:rFonts w:ascii="Cambria Math" w:eastAsiaTheme="minorEastAsia" w:hAnsi="Cambria Math" w:cs="Times New Roman"/>
-                <w:i/>
-                <w:sz w:val="24"/>
-                <w:szCs w:val="24"/>
-                <w:lang w:val="en-US"/>
-              </w:rPr>
-            </m:ctrlPr>
-          </m:fPr>
-          <m:num>
-            <m:r>
-              <w:rPr>
-                <w:rFonts w:ascii="Cambria Math" w:eastAsiaTheme="minorEastAsia" w:hAnsi="Cambria Math" w:cs="Times New Roman"/>
-                <w:sz w:val="24"/>
-                <w:szCs w:val="24"/>
-              </w:rPr>
-              <m:t>мА</m:t>
-            </m:r>
-          </m:num>
-          <m:den>
-            <m:r>
-              <w:rPr>
-                <w:rFonts w:ascii="Cambria Math" w:eastAsiaTheme="minorEastAsia" w:hAnsi="Cambria Math" w:cs="Times New Roman"/>
-                <w:sz w:val="24"/>
-                <w:szCs w:val="24"/>
-              </w:rPr>
-              <m:t>В</m:t>
-            </m:r>
-          </m:den>
-        </m:f>
       </m:oMath>
     </w:p>
     <w:p>
       <w:pPr>
         <w:rPr>
-          <w:rFonts w:ascii="Cambria Math" w:hAnsi="Cambria Math" w:cs="Times New Roman"/>
-          <w:sz w:val="24"/>
-          <w:szCs w:val="24"/>
-          <w:oMath/>
+          <w:rFonts w:ascii="Times New Roman" w:eastAsiaTheme="minorEastAsia" w:hAnsi="Times New Roman" w:cs="Times New Roman"/>
+          <w:bCs/>
         </w:rPr>
       </w:pPr>
-      <w:r>
-        <w:rPr>
-          <w:rFonts w:ascii="Times New Roman" w:hAnsi="Times New Roman" w:cs="Times New Roman"/>
-          <w:b/>
-        </w:rPr>
-        <w:t>Задание 7 Построение стоковой ВАХ</w:t>
-      </w:r>
     </w:p>
     <w:p>
       <w:pPr>
         <w:rPr>
+          <w:rFonts w:ascii="Times New Roman" w:eastAsiaTheme="minorEastAsia" w:hAnsi="Times New Roman" w:cs="Times New Roman"/>
+          <w:sz w:val="24"/>
+          <w:szCs w:val="24"/>
+        </w:rPr>
+      </w:pPr>
+      <w:r>
+        <w:rPr>
+          <w:rFonts w:ascii="Times New Roman" w:eastAsiaTheme="minorEastAsia" w:hAnsi="Times New Roman" w:cs="Times New Roman"/>
+          <w:sz w:val="24"/>
+          <w:szCs w:val="24"/>
+        </w:rPr>
+        <w:t>Максимальное значение при минимальных напряжениях:</w:t>
+      </w:r>
+    </w:p>
+    <w:p>
+      <w:pPr>
+        <w:rPr>
+          <w:rFonts w:ascii="Times New Roman" w:eastAsiaTheme="minorEastAsia" w:hAnsi="Times New Roman" w:cs="Times New Roman"/>
+          <w:bCs/>
+        </w:rPr>
+      </w:pPr>
+      <m:oMathPara>
+        <m:oMathParaPr>
+          <m:jc m:val="left"/>
+        </m:oMathParaPr>
+        <m:oMath>
+          <m:sSub>
+            <m:sSubPr>
+              <m:ctrlPr>
+                <w:rPr>
+                  <w:rFonts w:ascii="Cambria Math" w:hAnsi="Cambria Math" w:cs="Times New Roman"/>
+                  <w:bCs/>
+                  <w:i/>
+                </w:rPr>
+              </m:ctrlPr>
+            </m:sSubPr>
+            <m:e>
+              <m:r>
+                <w:rPr>
+                  <w:rFonts w:ascii="Cambria Math" w:hAnsi="Cambria Math" w:cs="Times New Roman"/>
+                </w:rPr>
+                <m:t>S</m:t>
+              </m:r>
+            </m:e>
+            <m:sub>
+              <m:r>
+                <w:rPr>
+                  <w:rFonts w:ascii="Cambria Math" w:hAnsi="Cambria Math" w:cs="Times New Roman"/>
+                </w:rPr>
+                <m:t>max</m:t>
+              </m:r>
+            </m:sub>
+          </m:sSub>
+          <m:r>
+            <w:rPr>
+              <w:rFonts w:ascii="Cambria Math" w:hAnsi="Cambria Math" w:cs="Times New Roman"/>
+            </w:rPr>
+            <m:t>=</m:t>
+          </m:r>
+          <m:d>
+            <m:dPr>
+              <m:begChr m:val="|"/>
+              <m:endChr m:val="|"/>
+              <m:ctrlPr>
+                <w:rPr>
+                  <w:rFonts w:ascii="Cambria Math" w:hAnsi="Cambria Math" w:cs="Times New Roman"/>
+                  <w:bCs/>
+                </w:rPr>
+              </m:ctrlPr>
+            </m:dPr>
+            <m:e>
+              <m:f>
+                <m:fPr>
+                  <m:ctrlPr>
+                    <w:rPr>
+                      <w:rFonts w:ascii="Cambria Math" w:hAnsi="Cambria Math" w:cs="Times New Roman"/>
+                      <w:bCs/>
+                    </w:rPr>
+                  </m:ctrlPr>
+                </m:fPr>
+                <m:num>
+                  <m:d>
+                    <m:dPr>
+                      <m:ctrlPr>
+                        <w:rPr>
+                          <w:rFonts w:ascii="Cambria Math" w:hAnsi="Cambria Math" w:cs="Times New Roman"/>
+                          <w:bCs/>
+                          <w:i/>
+                        </w:rPr>
+                      </m:ctrlPr>
+                    </m:dPr>
+                    <m:e>
+                      <m:r>
+                        <w:rPr>
+                          <w:rFonts w:ascii="Cambria Math" w:hAnsi="Cambria Math" w:cs="Times New Roman"/>
+                        </w:rPr>
+                        <m:t>5,551-7,525</m:t>
+                      </m:r>
+                    </m:e>
+                  </m:d>
+                  <m:r>
+                    <m:rPr>
+                      <m:sty m:val="p"/>
+                    </m:rPr>
+                    <w:rPr>
+                      <w:rFonts w:ascii="Cambria Math" w:hAnsi="Cambria Math" w:cs="Times New Roman"/>
+                    </w:rPr>
+                    <m:t>⋅</m:t>
+                  </m:r>
+                  <m:sSup>
+                    <m:sSupPr>
+                      <m:ctrlPr>
+                        <w:rPr>
+                          <w:rFonts w:ascii="Cambria Math" w:hAnsi="Cambria Math" w:cs="Times New Roman"/>
+                          <w:bCs/>
+                          <w:i/>
+                        </w:rPr>
+                      </m:ctrlPr>
+                    </m:sSupPr>
+                    <m:e>
+                      <m:r>
+                        <w:rPr>
+                          <w:rFonts w:ascii="Cambria Math" w:hAnsi="Cambria Math" w:cs="Times New Roman"/>
+                        </w:rPr>
+                        <m:t>10</m:t>
+                      </m:r>
+                      <m:ctrlPr>
+                        <w:rPr>
+                          <w:rFonts w:ascii="Cambria Math" w:hAnsi="Cambria Math" w:cs="Times New Roman"/>
+                          <w:bCs/>
+                        </w:rPr>
+                      </m:ctrlPr>
+                    </m:e>
+                    <m:sup>
+                      <m:r>
+                        <w:rPr>
+                          <w:rFonts w:ascii="Cambria Math" w:hAnsi="Cambria Math" w:cs="Times New Roman"/>
+                        </w:rPr>
+                        <m:t>-3</m:t>
+                      </m:r>
+                    </m:sup>
+                  </m:sSup>
+                  <m:ctrlPr>
+                    <w:rPr>
+                      <w:rFonts w:ascii="Cambria Math" w:hAnsi="Cambria Math" w:cs="Times New Roman"/>
+                      <w:bCs/>
+                      <w:i/>
+                    </w:rPr>
+                  </m:ctrlPr>
+                </m:num>
+                <m:den>
+                  <m:r>
+                    <w:rPr>
+                      <w:rFonts w:ascii="Cambria Math" w:hAnsi="Cambria Math" w:cs="Times New Roman"/>
+                    </w:rPr>
+                    <m:t>0,410-0</m:t>
+                  </m:r>
+                  <m:ctrlPr>
+                    <w:rPr>
+                      <w:rFonts w:ascii="Cambria Math" w:hAnsi="Cambria Math" w:cs="Times New Roman"/>
+                      <w:bCs/>
+                      <w:i/>
+                    </w:rPr>
+                  </m:ctrlPr>
+                </m:den>
+              </m:f>
+              <m:ctrlPr>
+                <w:rPr>
+                  <w:rFonts w:ascii="Cambria Math" w:hAnsi="Cambria Math" w:cs="Times New Roman"/>
+                  <w:bCs/>
+                  <w:i/>
+                </w:rPr>
+              </m:ctrlPr>
+            </m:e>
+          </m:d>
+          <m:r>
+            <m:rPr>
+              <m:sty m:val="p"/>
+            </m:rPr>
+            <w:rPr>
+              <w:rFonts w:ascii="Cambria Math" w:hAnsi="Cambria Math" w:cs="Times New Roman"/>
+            </w:rPr>
+            <m:t>≈</m:t>
+          </m:r>
+          <m:r>
+            <w:rPr>
+              <w:rFonts w:ascii="Cambria Math" w:hAnsi="Cambria Math" w:cs="Times New Roman"/>
+            </w:rPr>
+            <m:t>4,815</m:t>
+          </m:r>
+          <m:r>
+            <m:rPr>
+              <m:nor/>
+            </m:rPr>
+            <w:rPr>
+              <w:rFonts w:ascii="Cambria Math" w:hAnsi="Cambria Math" w:cs="Times New Roman"/>
+              <w:bCs/>
+            </w:rPr>
+            <m:t xml:space="preserve"> мА</m:t>
+          </m:r>
+          <m:r>
+            <m:rPr>
+              <m:lit/>
+              <m:nor/>
+            </m:rPr>
+            <w:rPr>
+              <w:rFonts w:ascii="Cambria Math" w:hAnsi="Cambria Math" w:cs="Times New Roman"/>
+              <w:bCs/>
+            </w:rPr>
+            <m:t>/</m:t>
+          </m:r>
+          <m:r>
+            <m:rPr>
+              <m:nor/>
+            </m:rPr>
+            <w:rPr>
+              <w:rFonts w:ascii="Cambria Math" w:hAnsi="Cambria Math" w:cs="Times New Roman"/>
+              <w:bCs/>
+            </w:rPr>
+            <m:t>В</m:t>
+          </m:r>
+        </m:oMath>
+      </m:oMathPara>
+    </w:p>
+    <w:p>
+      <w:pPr>
+        <w:rPr>
+          <w:rFonts w:ascii="Times New Roman" w:eastAsiaTheme="minorEastAsia" w:hAnsi="Times New Roman" w:cs="Times New Roman"/>
+          <w:bCs/>
+        </w:rPr>
+      </w:pPr>
+    </w:p>
+    <w:p>
+      <w:pPr>
+        <w:rPr>
+          <w:rFonts w:ascii="Times New Roman" w:hAnsi="Times New Roman" w:cs="Times New Roman"/>
+          <w:bCs/>
+          <w:sz w:val="24"/>
+          <w:szCs w:val="24"/>
+        </w:rPr>
+      </w:pPr>
+      <w:r>
+        <w:rPr>
+          <w:rFonts w:ascii="Times New Roman" w:hAnsi="Times New Roman" w:cs="Times New Roman"/>
+          <w:bCs/>
+          <w:sz w:val="24"/>
+          <w:szCs w:val="24"/>
+        </w:rPr>
+        <w:t>Минимальное значение при максимальных напряжениях:</w:t>
+      </w:r>
+    </w:p>
+    <w:p>
+      <w:pPr>
+        <w:rPr>
+          <w:rFonts w:ascii="Times New Roman" w:eastAsiaTheme="minorEastAsia" w:hAnsi="Times New Roman" w:cs="Times New Roman"/>
+          <w:bCs/>
+        </w:rPr>
+      </w:pPr>
+      <m:oMathPara>
+        <m:oMathParaPr>
+          <m:jc m:val="left"/>
+        </m:oMathParaPr>
+        <m:oMath>
+          <m:sSub>
+            <m:sSubPr>
+              <m:ctrlPr>
+                <w:rPr>
+                  <w:rFonts w:ascii="Cambria Math" w:hAnsi="Cambria Math" w:cs="Times New Roman"/>
+                  <w:bCs/>
+                  <w:i/>
+                </w:rPr>
+              </m:ctrlPr>
+            </m:sSubPr>
+            <m:e>
+              <m:r>
+                <w:rPr>
+                  <w:rFonts w:ascii="Cambria Math" w:hAnsi="Cambria Math" w:cs="Times New Roman"/>
+                </w:rPr>
+                <m:t>S</m:t>
+              </m:r>
+            </m:e>
+            <m:sub>
+              <m:r>
+                <w:rPr>
+                  <w:rFonts w:ascii="Cambria Math" w:hAnsi="Cambria Math" w:cs="Times New Roman"/>
+                </w:rPr>
+                <m:t>min</m:t>
+              </m:r>
+            </m:sub>
+          </m:sSub>
+          <m:r>
+            <w:rPr>
+              <w:rFonts w:ascii="Cambria Math" w:hAnsi="Cambria Math" w:cs="Times New Roman"/>
+            </w:rPr>
+            <m:t>=</m:t>
+          </m:r>
+          <m:d>
+            <m:dPr>
+              <m:begChr m:val="|"/>
+              <m:endChr m:val="|"/>
+              <m:ctrlPr>
+                <w:rPr>
+                  <w:rFonts w:ascii="Cambria Math" w:hAnsi="Cambria Math" w:cs="Times New Roman"/>
+                  <w:bCs/>
+                </w:rPr>
+              </m:ctrlPr>
+            </m:dPr>
+            <m:e>
+              <m:f>
+                <m:fPr>
+                  <m:ctrlPr>
+                    <w:rPr>
+                      <w:rFonts w:ascii="Cambria Math" w:hAnsi="Cambria Math" w:cs="Times New Roman"/>
+                      <w:bCs/>
+                    </w:rPr>
+                  </m:ctrlPr>
+                </m:fPr>
+                <m:num>
+                  <m:d>
+                    <m:dPr>
+                      <m:ctrlPr>
+                        <w:rPr>
+                          <w:rFonts w:ascii="Cambria Math" w:hAnsi="Cambria Math" w:cs="Times New Roman"/>
+                          <w:bCs/>
+                          <w:i/>
+                        </w:rPr>
+                      </m:ctrlPr>
+                    </m:dPr>
+                    <m:e>
+                      <m:r>
+                        <w:rPr>
+                          <w:rFonts w:ascii="Cambria Math" w:hAnsi="Cambria Math" w:cs="Times New Roman"/>
+                        </w:rPr>
+                        <m:t>0-0,169</m:t>
+                      </m:r>
+                    </m:e>
+                  </m:d>
+                  <m:r>
+                    <m:rPr>
+                      <m:sty m:val="p"/>
+                    </m:rPr>
+                    <w:rPr>
+                      <w:rFonts w:ascii="Cambria Math" w:hAnsi="Cambria Math" w:cs="Times New Roman"/>
+                    </w:rPr>
+                    <m:t>⋅</m:t>
+                  </m:r>
+                  <m:sSup>
+                    <m:sSupPr>
+                      <m:ctrlPr>
+                        <w:rPr>
+                          <w:rFonts w:ascii="Cambria Math" w:hAnsi="Cambria Math" w:cs="Times New Roman"/>
+                          <w:bCs/>
+                          <w:i/>
+                        </w:rPr>
+                      </m:ctrlPr>
+                    </m:sSupPr>
+                    <m:e>
+                      <m:r>
+                        <w:rPr>
+                          <w:rFonts w:ascii="Cambria Math" w:hAnsi="Cambria Math" w:cs="Times New Roman"/>
+                        </w:rPr>
+                        <m:t>10</m:t>
+                      </m:r>
+                      <m:ctrlPr>
+                        <w:rPr>
+                          <w:rFonts w:ascii="Cambria Math" w:hAnsi="Cambria Math" w:cs="Times New Roman"/>
+                          <w:bCs/>
+                        </w:rPr>
+                      </m:ctrlPr>
+                    </m:e>
+                    <m:sup>
+                      <m:r>
+                        <w:rPr>
+                          <w:rFonts w:ascii="Cambria Math" w:hAnsi="Cambria Math" w:cs="Times New Roman"/>
+                        </w:rPr>
+                        <m:t>-3</m:t>
+                      </m:r>
+                    </m:sup>
+                  </m:sSup>
+                  <m:ctrlPr>
+                    <w:rPr>
+                      <w:rFonts w:ascii="Cambria Math" w:hAnsi="Cambria Math" w:cs="Times New Roman"/>
+                      <w:bCs/>
+                      <w:i/>
+                    </w:rPr>
+                  </m:ctrlPr>
+                </m:num>
+                <m:den>
+                  <m:r>
+                    <w:rPr>
+                      <w:rFonts w:ascii="Cambria Math" w:hAnsi="Cambria Math" w:cs="Times New Roman"/>
+                    </w:rPr>
+                    <m:t>2,879-2,473</m:t>
+                  </m:r>
+                  <m:ctrlPr>
+                    <w:rPr>
+                      <w:rFonts w:ascii="Cambria Math" w:hAnsi="Cambria Math" w:cs="Times New Roman"/>
+                      <w:bCs/>
+                      <w:i/>
+                    </w:rPr>
+                  </m:ctrlPr>
+                </m:den>
+              </m:f>
+              <m:ctrlPr>
+                <w:rPr>
+                  <w:rFonts w:ascii="Cambria Math" w:hAnsi="Cambria Math" w:cs="Times New Roman"/>
+                  <w:bCs/>
+                  <w:i/>
+                </w:rPr>
+              </m:ctrlPr>
+            </m:e>
+          </m:d>
+          <m:r>
+            <m:rPr>
+              <m:sty m:val="p"/>
+            </m:rPr>
+            <w:rPr>
+              <w:rFonts w:ascii="Cambria Math" w:hAnsi="Cambria Math" w:cs="Times New Roman"/>
+            </w:rPr>
+            <m:t>≈</m:t>
+          </m:r>
+          <m:r>
+            <w:rPr>
+              <w:rFonts w:ascii="Cambria Math" w:hAnsi="Cambria Math" w:cs="Times New Roman"/>
+            </w:rPr>
+            <m:t>0,415</m:t>
+          </m:r>
+          <m:r>
+            <m:rPr>
+              <m:nor/>
+            </m:rPr>
+            <w:rPr>
+              <w:rFonts w:ascii="Cambria Math" w:hAnsi="Cambria Math" w:cs="Times New Roman"/>
+              <w:bCs/>
+            </w:rPr>
+            <m:t xml:space="preserve"> мА</m:t>
+          </m:r>
+          <m:r>
+            <m:rPr>
+              <m:lit/>
+              <m:nor/>
+            </m:rPr>
+            <w:rPr>
+              <w:rFonts w:ascii="Cambria Math" w:hAnsi="Cambria Math" w:cs="Times New Roman"/>
+              <w:bCs/>
+            </w:rPr>
+            <m:t>/</m:t>
+          </m:r>
+          <m:r>
+            <m:rPr>
+              <m:nor/>
+            </m:rPr>
+            <w:rPr>
+              <w:rFonts w:ascii="Cambria Math" w:hAnsi="Cambria Math" w:cs="Times New Roman"/>
+              <w:bCs/>
+            </w:rPr>
+            <m:t>В</m:t>
+          </m:r>
+        </m:oMath>
+      </m:oMathPara>
+    </w:p>
+    <w:p>
+      <w:pPr>
+        <w:rPr>
           <w:rFonts w:ascii="Times New Roman" w:hAnsi="Times New Roman" w:cs="Times New Roman"/>
           <w:b/>
-          <w:sz w:val="24"/>
-          <w:szCs w:val="24"/>
         </w:rPr>
       </w:pPr>
+    </w:p>
+    <w:p>
+      <w:pPr>
+        <w:rPr>
+          <w:rFonts w:ascii="Times New Roman" w:hAnsi="Times New Roman" w:cs="Times New Roman"/>
+          <w:b/>
+          <w:sz w:val="24"/>
+          <w:szCs w:val="24"/>
+        </w:rPr>
+      </w:pPr>
+      <w:r>
+        <w:rPr>
+          <w:rFonts w:ascii="Times New Roman" w:hAnsi="Times New Roman" w:cs="Times New Roman"/>
+          <w:b/>
+          <w:sz w:val="24"/>
+          <w:szCs w:val="24"/>
+        </w:rPr>
+        <w:t>З</w:t>
+      </w:r>
+      <w:r>
+        <w:rPr>
+          <w:rFonts w:ascii="Times New Roman" w:hAnsi="Times New Roman" w:cs="Times New Roman"/>
+          <w:b/>
+          <w:sz w:val="24"/>
+          <w:szCs w:val="24"/>
+        </w:rPr>
+        <w:t>адание 7 Построение стоковой ВАХ</w:t>
+      </w:r>
+    </w:p>
+    <w:p>
+      <w:pPr>
+        <w:rPr>
+          <w:rFonts w:ascii="Times New Roman" w:eastAsiaTheme="minorEastAsia" w:hAnsi="Times New Roman" w:cs="Times New Roman"/>
+          <w:sz w:val="24"/>
+          <w:szCs w:val="24"/>
+        </w:rPr>
+      </w:pPr>
+      <w:r>
+        <w:rPr>
+          <w:rFonts w:ascii="Times New Roman" w:eastAsiaTheme="minorEastAsia" w:hAnsi="Times New Roman" w:cs="Times New Roman"/>
+          <w:sz w:val="24"/>
+          <w:szCs w:val="24"/>
+        </w:rPr>
+        <w:t>Найдем зависимость тока стока от напряжения затвор-исток при значениях напряжения сток-исток, равных 0 и половине напряжения отсечки (1,441 В). Полученные данные занесем в таблицу:</w:t>
+      </w:r>
+    </w:p>
+    <w:tbl>
+      <w:tblPr>
+        <w:tblStyle w:val="a5"/>
+        <w:tblW w:w="0" w:type="auto"/>
+        <w:tblLook w:val="04A0" w:firstRow="1" w:lastRow="0" w:firstColumn="1" w:lastColumn="0" w:noHBand="0" w:noVBand="1"/>
+      </w:tblPr>
+      <w:tblGrid>
+        <w:gridCol w:w="1668"/>
+        <w:gridCol w:w="850"/>
+        <w:gridCol w:w="916"/>
+        <w:gridCol w:w="850"/>
+        <w:gridCol w:w="992"/>
+        <w:gridCol w:w="851"/>
+        <w:gridCol w:w="850"/>
+        <w:gridCol w:w="928"/>
+        <w:gridCol w:w="1134"/>
+      </w:tblGrid>
+      <w:tr>
+        <w:trPr>
+          <w:trHeight w:val="553"/>
+        </w:trPr>
+        <w:tc>
+          <w:tcPr>
+            <w:tcW w:w="1668" w:type="dxa"/>
+          </w:tcPr>
+          <w:p>
+            <w:pPr>
+              <w:rPr>
+                <w:rFonts w:ascii="Times New Roman" w:hAnsi="Times New Roman" w:cs="Times New Roman"/>
+                <w:bCs/>
+                <w:sz w:val="24"/>
+                <w:szCs w:val="24"/>
+                <w:lang w:val="en-US"/>
+              </w:rPr>
+            </w:pPr>
+            <m:oMath>
+              <m:sSub>
+                <m:sSubPr>
+                  <m:ctrlPr>
+                    <w:rPr>
+                      <w:rFonts w:ascii="Cambria Math" w:hAnsi="Cambria Math" w:cs="Times New Roman"/>
+                      <w:bCs/>
+                      <w:i/>
+                      <w:sz w:val="24"/>
+                      <w:szCs w:val="24"/>
+                    </w:rPr>
+                  </m:ctrlPr>
+                </m:sSubPr>
+                <m:e>
+                  <m:r>
+                    <w:rPr>
+                      <w:rFonts w:ascii="Cambria Math" w:hAnsi="Cambria Math" w:cs="Times New Roman"/>
+                      <w:sz w:val="24"/>
+                      <w:szCs w:val="24"/>
+                    </w:rPr>
+                    <m:t>U</m:t>
+                  </m:r>
+                </m:e>
+                <m:sub>
+                  <m:r>
+                    <w:rPr>
+                      <w:rFonts w:ascii="Cambria Math" w:hAnsi="Cambria Math" w:cs="Times New Roman"/>
+                      <w:sz w:val="24"/>
+                      <w:szCs w:val="24"/>
+                    </w:rPr>
+                    <m:t>СИ</m:t>
+                  </m:r>
+                </m:sub>
+              </m:sSub>
+            </m:oMath>
+            <w:r>
+              <w:rPr>
+                <w:rFonts w:ascii="Times New Roman" w:hAnsi="Times New Roman" w:cs="Times New Roman"/>
+                <w:bCs/>
+                <w:sz w:val="24"/>
+                <w:szCs w:val="24"/>
+              </w:rPr>
+              <w:t>, В</w:t>
+            </w:r>
+          </w:p>
+        </w:tc>
+        <w:tc>
+          <w:tcPr>
+            <w:tcW w:w="850" w:type="dxa"/>
+          </w:tcPr>
+          <w:p>
+            <w:pPr>
+              <w:rPr>
+                <w:rFonts w:ascii="Times New Roman" w:hAnsi="Times New Roman" w:cs="Times New Roman"/>
+                <w:bCs/>
+                <w:sz w:val="24"/>
+                <w:szCs w:val="24"/>
+              </w:rPr>
+            </w:pPr>
+            <w:r>
+              <w:rPr>
+                <w:rFonts w:ascii="Times New Roman" w:hAnsi="Times New Roman" w:cs="Times New Roman"/>
+                <w:bCs/>
+                <w:sz w:val="24"/>
+                <w:szCs w:val="24"/>
+              </w:rPr>
+              <w:t>0</w:t>
+            </w:r>
+          </w:p>
+        </w:tc>
+        <w:tc>
+          <w:tcPr>
+            <w:tcW w:w="916" w:type="dxa"/>
+          </w:tcPr>
+          <w:p>
+            <w:pPr>
+              <w:rPr>
+                <w:rFonts w:ascii="Times New Roman" w:hAnsi="Times New Roman" w:cs="Times New Roman"/>
+                <w:bCs/>
+                <w:sz w:val="24"/>
+                <w:szCs w:val="24"/>
+              </w:rPr>
+            </w:pPr>
+            <w:r>
+              <w:rPr>
+                <w:rFonts w:ascii="Times New Roman" w:hAnsi="Times New Roman" w:cs="Times New Roman"/>
+                <w:bCs/>
+                <w:sz w:val="24"/>
+                <w:szCs w:val="24"/>
+              </w:rPr>
+              <w:t>1</w:t>
+            </w:r>
+          </w:p>
+        </w:tc>
+        <w:tc>
+          <w:tcPr>
+            <w:tcW w:w="850" w:type="dxa"/>
+          </w:tcPr>
+          <w:p>
+            <w:pPr>
+              <w:rPr>
+                <w:rFonts w:ascii="Times New Roman" w:hAnsi="Times New Roman" w:cs="Times New Roman"/>
+                <w:bCs/>
+                <w:sz w:val="24"/>
+                <w:szCs w:val="24"/>
+              </w:rPr>
+            </w:pPr>
+            <w:r>
+              <w:rPr>
+                <w:rFonts w:ascii="Times New Roman" w:hAnsi="Times New Roman" w:cs="Times New Roman"/>
+                <w:bCs/>
+                <w:sz w:val="24"/>
+                <w:szCs w:val="24"/>
+              </w:rPr>
+              <w:t>2</w:t>
+            </w:r>
+          </w:p>
+        </w:tc>
+        <w:tc>
+          <w:tcPr>
+            <w:tcW w:w="992" w:type="dxa"/>
+          </w:tcPr>
+          <w:p>
+            <w:pPr>
+              <w:rPr>
+                <w:rFonts w:ascii="Times New Roman" w:hAnsi="Times New Roman" w:cs="Times New Roman"/>
+                <w:bCs/>
+                <w:sz w:val="24"/>
+                <w:szCs w:val="24"/>
+              </w:rPr>
+            </w:pPr>
+            <w:r>
+              <w:rPr>
+                <w:rFonts w:ascii="Times New Roman" w:hAnsi="Times New Roman" w:cs="Times New Roman"/>
+                <w:bCs/>
+                <w:sz w:val="24"/>
+                <w:szCs w:val="24"/>
+              </w:rPr>
+              <w:t>3</w:t>
+            </w:r>
+          </w:p>
+        </w:tc>
+        <w:tc>
+          <w:tcPr>
+            <w:tcW w:w="851" w:type="dxa"/>
+          </w:tcPr>
+          <w:p>
+            <w:pPr>
+              <w:rPr>
+                <w:rFonts w:ascii="Times New Roman" w:hAnsi="Times New Roman" w:cs="Times New Roman"/>
+                <w:bCs/>
+                <w:sz w:val="24"/>
+                <w:szCs w:val="24"/>
+              </w:rPr>
+            </w:pPr>
+            <w:r>
+              <w:rPr>
+                <w:rFonts w:ascii="Times New Roman" w:hAnsi="Times New Roman" w:cs="Times New Roman"/>
+                <w:bCs/>
+                <w:sz w:val="24"/>
+                <w:szCs w:val="24"/>
+              </w:rPr>
+              <w:t>4</w:t>
+            </w:r>
+          </w:p>
+        </w:tc>
+        <w:tc>
+          <w:tcPr>
+            <w:tcW w:w="850" w:type="dxa"/>
+          </w:tcPr>
+          <w:p>
+            <w:pPr>
+              <w:rPr>
+                <w:rFonts w:ascii="Times New Roman" w:hAnsi="Times New Roman" w:cs="Times New Roman"/>
+                <w:bCs/>
+                <w:sz w:val="24"/>
+                <w:szCs w:val="24"/>
+              </w:rPr>
+            </w:pPr>
+            <w:r>
+              <w:rPr>
+                <w:rFonts w:ascii="Times New Roman" w:hAnsi="Times New Roman" w:cs="Times New Roman"/>
+                <w:bCs/>
+                <w:sz w:val="24"/>
+                <w:szCs w:val="24"/>
+              </w:rPr>
+              <w:t>6</w:t>
+            </w:r>
+          </w:p>
+        </w:tc>
+        <w:tc>
+          <w:tcPr>
+            <w:tcW w:w="928" w:type="dxa"/>
+          </w:tcPr>
+          <w:p>
+            <w:pPr>
+              <w:rPr>
+                <w:rFonts w:ascii="Times New Roman" w:hAnsi="Times New Roman" w:cs="Times New Roman"/>
+                <w:bCs/>
+                <w:sz w:val="24"/>
+                <w:szCs w:val="24"/>
+              </w:rPr>
+            </w:pPr>
+            <w:r>
+              <w:rPr>
+                <w:rFonts w:ascii="Times New Roman" w:hAnsi="Times New Roman" w:cs="Times New Roman"/>
+                <w:bCs/>
+                <w:sz w:val="24"/>
+                <w:szCs w:val="24"/>
+              </w:rPr>
+              <w:t>8</w:t>
+            </w:r>
+          </w:p>
+        </w:tc>
+        <w:tc>
+          <w:tcPr>
+            <w:tcW w:w="1134" w:type="dxa"/>
+          </w:tcPr>
+          <w:p>
+            <w:pPr>
+              <w:rPr>
+                <w:rFonts w:ascii="Times New Roman" w:hAnsi="Times New Roman" w:cs="Times New Roman"/>
+                <w:bCs/>
+                <w:sz w:val="24"/>
+                <w:szCs w:val="24"/>
+              </w:rPr>
+            </w:pPr>
+            <w:r>
+              <w:rPr>
+                <w:rFonts w:ascii="Times New Roman" w:hAnsi="Times New Roman" w:cs="Times New Roman"/>
+                <w:bCs/>
+                <w:sz w:val="24"/>
+                <w:szCs w:val="24"/>
+              </w:rPr>
+              <w:t>10</w:t>
+            </w:r>
+          </w:p>
+        </w:tc>
+      </w:tr>
+      <w:tr>
+        <w:trPr>
+          <w:trHeight w:val="689"/>
+        </w:trPr>
+        <w:tc>
+          <w:tcPr>
+            <w:tcW w:w="1668" w:type="dxa"/>
+          </w:tcPr>
+          <w:p>
+            <w:pPr>
+              <w:rPr>
+                <w:rFonts w:ascii="Times New Roman" w:hAnsi="Times New Roman" w:cs="Times New Roman"/>
+                <w:bCs/>
+                <w:sz w:val="24"/>
+                <w:szCs w:val="24"/>
+              </w:rPr>
+            </w:pPr>
+            <m:oMath>
+              <m:sSub>
+                <m:sSubPr>
+                  <m:ctrlPr>
+                    <w:rPr>
+                      <w:rFonts w:ascii="Cambria Math" w:hAnsi="Cambria Math" w:cs="Times New Roman"/>
+                      <w:bCs/>
+                      <w:i/>
+                      <w:sz w:val="24"/>
+                      <w:szCs w:val="24"/>
+                      <w:lang w:val="en-US"/>
+                    </w:rPr>
+                  </m:ctrlPr>
+                </m:sSubPr>
+                <m:e>
+                  <m:r>
+                    <w:rPr>
+                      <w:rFonts w:ascii="Cambria Math" w:hAnsi="Cambria Math" w:cs="Times New Roman"/>
+                      <w:sz w:val="24"/>
+                      <w:szCs w:val="24"/>
+                      <w:lang w:val="en-US"/>
+                    </w:rPr>
+                    <m:t>I</m:t>
+                  </m:r>
+                </m:e>
+                <m:sub>
+                  <m:r>
+                    <w:rPr>
+                      <w:rFonts w:ascii="Cambria Math" w:hAnsi="Cambria Math" w:cs="Times New Roman"/>
+                      <w:sz w:val="24"/>
+                      <w:szCs w:val="24"/>
+                      <w:lang w:val="en-US"/>
+                    </w:rPr>
+                    <m:t>C</m:t>
+                  </m:r>
+                </m:sub>
+              </m:sSub>
+            </m:oMath>
+            <w:r>
+              <w:rPr>
+                <w:rFonts w:ascii="Times New Roman" w:hAnsi="Times New Roman" w:cs="Times New Roman"/>
+                <w:bCs/>
+                <w:sz w:val="24"/>
+                <w:szCs w:val="24"/>
+              </w:rPr>
+              <w:t>, мА</w:t>
+            </w:r>
+          </w:p>
+          <w:p>
+            <w:pPr>
+              <w:rPr>
+                <w:rFonts w:ascii="Times New Roman" w:hAnsi="Times New Roman" w:cs="Times New Roman"/>
+                <w:b/>
+                <w:sz w:val="24"/>
+                <w:szCs w:val="24"/>
+                <w:lang w:val="en-US"/>
+              </w:rPr>
+            </w:pPr>
+            <m:oMath>
+              <m:sSub>
+                <m:sSubPr>
+                  <m:ctrlPr>
+                    <w:rPr>
+                      <w:rFonts w:ascii="Cambria Math" w:hAnsi="Cambria Math" w:cs="Times New Roman"/>
+                      <w:bCs/>
+                      <w:i/>
+                      <w:sz w:val="24"/>
+                      <w:szCs w:val="24"/>
+                    </w:rPr>
+                  </m:ctrlPr>
+                </m:sSubPr>
+                <m:e>
+                  <m:r>
+                    <w:rPr>
+                      <w:rFonts w:ascii="Cambria Math" w:hAnsi="Cambria Math" w:cs="Times New Roman"/>
+                      <w:sz w:val="24"/>
+                      <w:szCs w:val="24"/>
+                    </w:rPr>
+                    <m:t>U</m:t>
+                  </m:r>
+                </m:e>
+                <m:sub>
+                  <m:r>
+                    <w:rPr>
+                      <w:rFonts w:ascii="Cambria Math" w:hAnsi="Cambria Math" w:cs="Times New Roman"/>
+                      <w:sz w:val="24"/>
+                      <w:szCs w:val="24"/>
+                    </w:rPr>
+                    <m:t>ЗИ</m:t>
+                  </m:r>
+                </m:sub>
+              </m:sSub>
+              <m:r>
+                <w:rPr>
+                  <w:rFonts w:ascii="Cambria Math" w:hAnsi="Cambria Math" w:cs="Times New Roman"/>
+                  <w:sz w:val="24"/>
+                  <w:szCs w:val="24"/>
+                </w:rPr>
+                <m:t xml:space="preserve"> </m:t>
+              </m:r>
+            </m:oMath>
+            <w:r>
+              <w:rPr>
+                <w:rFonts w:ascii="Times New Roman" w:hAnsi="Times New Roman" w:cs="Times New Roman"/>
+                <w:bCs/>
+                <w:sz w:val="24"/>
+                <w:szCs w:val="24"/>
+              </w:rPr>
+              <w:t>= 0</w:t>
+            </w:r>
+          </w:p>
+        </w:tc>
+        <w:tc>
+          <w:tcPr>
+            <w:tcW w:w="850" w:type="dxa"/>
+          </w:tcPr>
+          <w:p>
+            <w:pPr>
+              <w:rPr>
+                <w:rFonts w:ascii="Times New Roman" w:hAnsi="Times New Roman" w:cs="Times New Roman"/>
+                <w:bCs/>
+                <w:sz w:val="24"/>
+                <w:szCs w:val="24"/>
+              </w:rPr>
+            </w:pPr>
+            <w:r>
+              <w:rPr>
+                <w:rFonts w:ascii="Times New Roman" w:hAnsi="Times New Roman" w:cs="Times New Roman"/>
+                <w:bCs/>
+                <w:sz w:val="24"/>
+                <w:szCs w:val="24"/>
+              </w:rPr>
+              <w:t>0</w:t>
+            </w:r>
+          </w:p>
+        </w:tc>
+        <w:tc>
+          <w:tcPr>
+            <w:tcW w:w="916" w:type="dxa"/>
+          </w:tcPr>
+          <w:p>
+            <w:pPr>
+              <w:rPr>
+                <w:rFonts w:ascii="Times New Roman" w:hAnsi="Times New Roman" w:cs="Times New Roman"/>
+                <w:bCs/>
+                <w:sz w:val="24"/>
+                <w:szCs w:val="24"/>
+                <w:lang w:val="en-US"/>
+              </w:rPr>
+            </w:pPr>
+            <w:r>
+              <w:rPr>
+                <w:rFonts w:ascii="Times New Roman" w:hAnsi="Times New Roman" w:cs="Times New Roman"/>
+                <w:bCs/>
+                <w:sz w:val="24"/>
+                <w:szCs w:val="24"/>
+              </w:rPr>
+              <w:t>4,1</w:t>
+            </w:r>
+            <w:r>
+              <w:rPr>
+                <w:rFonts w:ascii="Times New Roman" w:hAnsi="Times New Roman" w:cs="Times New Roman"/>
+                <w:bCs/>
+                <w:sz w:val="24"/>
+                <w:szCs w:val="24"/>
+              </w:rPr>
+              <w:t>60</w:t>
+            </w:r>
+          </w:p>
+        </w:tc>
+        <w:tc>
+          <w:tcPr>
+            <w:tcW w:w="850" w:type="dxa"/>
+          </w:tcPr>
+          <w:p>
+            <w:pPr>
+              <w:rPr>
+                <w:rFonts w:ascii="Times New Roman" w:hAnsi="Times New Roman" w:cs="Times New Roman"/>
+                <w:bCs/>
+                <w:sz w:val="24"/>
+                <w:szCs w:val="24"/>
+                <w:lang w:val="en-US"/>
+              </w:rPr>
+            </w:pPr>
+            <w:r>
+              <w:rPr>
+                <w:rFonts w:ascii="Times New Roman" w:hAnsi="Times New Roman" w:cs="Times New Roman"/>
+                <w:bCs/>
+                <w:sz w:val="24"/>
+                <w:szCs w:val="24"/>
+              </w:rPr>
+              <w:t>6,64</w:t>
+            </w:r>
+            <w:r>
+              <w:rPr>
+                <w:rFonts w:ascii="Times New Roman" w:hAnsi="Times New Roman" w:cs="Times New Roman"/>
+                <w:bCs/>
+                <w:sz w:val="24"/>
+                <w:szCs w:val="24"/>
+              </w:rPr>
+              <w:t>8</w:t>
+            </w:r>
+          </w:p>
+        </w:tc>
+        <w:tc>
+          <w:tcPr>
+            <w:tcW w:w="992" w:type="dxa"/>
+          </w:tcPr>
+          <w:p>
+            <w:pPr>
+              <w:rPr>
+                <w:rFonts w:ascii="Times New Roman" w:hAnsi="Times New Roman" w:cs="Times New Roman"/>
+                <w:bCs/>
+                <w:sz w:val="24"/>
+                <w:szCs w:val="24"/>
+              </w:rPr>
+            </w:pPr>
+            <w:r>
+              <w:rPr>
+                <w:rFonts w:ascii="Times New Roman" w:hAnsi="Times New Roman" w:cs="Times New Roman"/>
+                <w:bCs/>
+                <w:sz w:val="24"/>
+                <w:szCs w:val="24"/>
+              </w:rPr>
+              <w:t>7,42</w:t>
+            </w:r>
+            <w:r>
+              <w:rPr>
+                <w:rFonts w:ascii="Times New Roman" w:hAnsi="Times New Roman" w:cs="Times New Roman"/>
+                <w:bCs/>
+                <w:sz w:val="24"/>
+                <w:szCs w:val="24"/>
+              </w:rPr>
+              <w:t>9</w:t>
+            </w:r>
+          </w:p>
+        </w:tc>
+        <w:tc>
+          <w:tcPr>
+            <w:tcW w:w="851" w:type="dxa"/>
+          </w:tcPr>
+          <w:p>
+            <w:pPr>
+              <w:rPr>
+                <w:rFonts w:ascii="Times New Roman" w:hAnsi="Times New Roman" w:cs="Times New Roman"/>
+                <w:bCs/>
+                <w:sz w:val="24"/>
+                <w:szCs w:val="24"/>
+                <w:lang w:val="en-US"/>
+              </w:rPr>
+            </w:pPr>
+            <w:r>
+              <w:rPr>
+                <w:rFonts w:ascii="Times New Roman" w:hAnsi="Times New Roman" w:cs="Times New Roman"/>
+                <w:bCs/>
+                <w:sz w:val="24"/>
+                <w:szCs w:val="24"/>
+              </w:rPr>
+              <w:t>7,47</w:t>
+            </w:r>
+            <w:r>
+              <w:rPr>
+                <w:rFonts w:ascii="Times New Roman" w:hAnsi="Times New Roman" w:cs="Times New Roman"/>
+                <w:bCs/>
+                <w:sz w:val="24"/>
+                <w:szCs w:val="24"/>
+              </w:rPr>
+              <w:t>8</w:t>
+            </w:r>
+          </w:p>
+        </w:tc>
+        <w:tc>
+          <w:tcPr>
+            <w:tcW w:w="850" w:type="dxa"/>
+          </w:tcPr>
+          <w:p>
+            <w:pPr>
+              <w:rPr>
+                <w:rFonts w:ascii="Times New Roman" w:hAnsi="Times New Roman" w:cs="Times New Roman"/>
+                <w:bCs/>
+                <w:sz w:val="24"/>
+                <w:szCs w:val="24"/>
+                <w:lang w:val="en-US"/>
+              </w:rPr>
+            </w:pPr>
+            <w:r>
+              <w:rPr>
+                <w:rFonts w:ascii="Times New Roman" w:hAnsi="Times New Roman" w:cs="Times New Roman"/>
+                <w:bCs/>
+                <w:sz w:val="24"/>
+                <w:szCs w:val="24"/>
+              </w:rPr>
+              <w:t>7,57</w:t>
+            </w:r>
+            <w:r>
+              <w:rPr>
+                <w:rFonts w:ascii="Times New Roman" w:hAnsi="Times New Roman" w:cs="Times New Roman"/>
+                <w:bCs/>
+                <w:sz w:val="24"/>
+                <w:szCs w:val="24"/>
+              </w:rPr>
+              <w:t>6</w:t>
+            </w:r>
+          </w:p>
+        </w:tc>
+        <w:tc>
+          <w:tcPr>
+            <w:tcW w:w="928" w:type="dxa"/>
+          </w:tcPr>
+          <w:p>
+            <w:pPr>
+              <w:rPr>
+                <w:rFonts w:ascii="Times New Roman" w:hAnsi="Times New Roman" w:cs="Times New Roman"/>
+                <w:bCs/>
+                <w:sz w:val="24"/>
+                <w:szCs w:val="24"/>
+              </w:rPr>
+            </w:pPr>
+            <w:r>
+              <w:rPr>
+                <w:rFonts w:ascii="Times New Roman" w:hAnsi="Times New Roman" w:cs="Times New Roman"/>
+                <w:bCs/>
+                <w:sz w:val="24"/>
+                <w:szCs w:val="24"/>
+                <w:lang w:val="en-US"/>
+              </w:rPr>
+              <w:t>7.67</w:t>
+            </w:r>
+            <w:r>
+              <w:rPr>
+                <w:rFonts w:ascii="Times New Roman" w:hAnsi="Times New Roman" w:cs="Times New Roman"/>
+                <w:bCs/>
+                <w:sz w:val="24"/>
+                <w:szCs w:val="24"/>
+              </w:rPr>
+              <w:t>4</w:t>
+            </w:r>
+          </w:p>
+        </w:tc>
+        <w:tc>
+          <w:tcPr>
+            <w:tcW w:w="1134" w:type="dxa"/>
+          </w:tcPr>
+          <w:p>
+            <w:pPr>
+              <w:rPr>
+                <w:rFonts w:ascii="Times New Roman" w:hAnsi="Times New Roman" w:cs="Times New Roman"/>
+                <w:bCs/>
+                <w:sz w:val="24"/>
+                <w:szCs w:val="24"/>
+              </w:rPr>
+            </w:pPr>
+            <w:r>
+              <w:rPr>
+                <w:rFonts w:ascii="Times New Roman" w:hAnsi="Times New Roman" w:cs="Times New Roman"/>
+                <w:bCs/>
+                <w:sz w:val="24"/>
+                <w:szCs w:val="24"/>
+              </w:rPr>
+              <w:t>7</w:t>
+            </w:r>
+            <w:r>
+              <w:rPr>
+                <w:rFonts w:ascii="Times New Roman" w:hAnsi="Times New Roman" w:cs="Times New Roman"/>
+                <w:bCs/>
+                <w:sz w:val="24"/>
+                <w:szCs w:val="24"/>
+                <w:lang w:val="en-US"/>
+              </w:rPr>
+              <w:t>.7</w:t>
+            </w:r>
+            <w:r>
+              <w:rPr>
+                <w:rFonts w:ascii="Times New Roman" w:hAnsi="Times New Roman" w:cs="Times New Roman"/>
+                <w:bCs/>
+                <w:sz w:val="24"/>
+                <w:szCs w:val="24"/>
+              </w:rPr>
+              <w:t>70</w:t>
+            </w:r>
+          </w:p>
+        </w:tc>
+      </w:tr>
+      <w:tr>
+        <w:tc>
+          <w:tcPr>
+            <w:tcW w:w="1668" w:type="dxa"/>
+          </w:tcPr>
+          <w:p>
+            <w:pPr>
+              <w:rPr>
+                <w:rFonts w:ascii="Times New Roman" w:hAnsi="Times New Roman" w:cs="Times New Roman"/>
+                <w:bCs/>
+                <w:sz w:val="24"/>
+                <w:szCs w:val="24"/>
+              </w:rPr>
+            </w:pPr>
+            <m:oMath>
+              <m:sSub>
+                <m:sSubPr>
+                  <m:ctrlPr>
+                    <w:rPr>
+                      <w:rFonts w:ascii="Cambria Math" w:hAnsi="Cambria Math" w:cs="Times New Roman"/>
+                      <w:bCs/>
+                      <w:i/>
+                      <w:sz w:val="24"/>
+                      <w:szCs w:val="24"/>
+                      <w:lang w:val="en-US"/>
+                    </w:rPr>
+                  </m:ctrlPr>
+                </m:sSubPr>
+                <m:e>
+                  <m:r>
+                    <w:rPr>
+                      <w:rFonts w:ascii="Cambria Math" w:hAnsi="Cambria Math" w:cs="Times New Roman"/>
+                      <w:sz w:val="24"/>
+                      <w:szCs w:val="24"/>
+                      <w:lang w:val="en-US"/>
+                    </w:rPr>
+                    <m:t>I</m:t>
+                  </m:r>
+                </m:e>
+                <m:sub>
+                  <m:r>
+                    <w:rPr>
+                      <w:rFonts w:ascii="Cambria Math" w:hAnsi="Cambria Math" w:cs="Times New Roman"/>
+                      <w:sz w:val="24"/>
+                      <w:szCs w:val="24"/>
+                      <w:lang w:val="en-US"/>
+                    </w:rPr>
+                    <m:t>C</m:t>
+                  </m:r>
+                </m:sub>
+              </m:sSub>
+            </m:oMath>
+            <w:r>
+              <w:rPr>
+                <w:rFonts w:ascii="Times New Roman" w:hAnsi="Times New Roman" w:cs="Times New Roman"/>
+                <w:bCs/>
+                <w:sz w:val="24"/>
+                <w:szCs w:val="24"/>
+              </w:rPr>
+              <w:t>, мА</w:t>
+            </w:r>
+          </w:p>
+          <w:p>
+            <w:pPr>
+              <w:rPr>
+                <w:rFonts w:ascii="Times New Roman" w:hAnsi="Times New Roman" w:cs="Times New Roman"/>
+                <w:bCs/>
+                <w:sz w:val="24"/>
+                <w:szCs w:val="24"/>
+              </w:rPr>
+            </w:pPr>
+            <m:oMath>
+              <m:sSub>
+                <m:sSubPr>
+                  <m:ctrlPr>
+                    <w:rPr>
+                      <w:rFonts w:ascii="Cambria Math" w:hAnsi="Cambria Math" w:cs="Times New Roman"/>
+                      <w:bCs/>
+                      <w:i/>
+                      <w:sz w:val="24"/>
+                      <w:szCs w:val="24"/>
+                      <w:lang w:val="en-US"/>
+                    </w:rPr>
+                  </m:ctrlPr>
+                </m:sSubPr>
+                <m:e>
+                  <m:r>
+                    <w:rPr>
+                      <w:rFonts w:ascii="Cambria Math" w:hAnsi="Cambria Math" w:cs="Times New Roman"/>
+                      <w:sz w:val="24"/>
+                      <w:szCs w:val="24"/>
+                      <w:lang w:val="en-US"/>
+                    </w:rPr>
+                    <m:t>U</m:t>
+                  </m:r>
+                </m:e>
+                <m:sub>
+                  <m:r>
+                    <w:rPr>
+                      <w:rFonts w:ascii="Cambria Math" w:hAnsi="Cambria Math" w:cs="Times New Roman"/>
+                      <w:sz w:val="24"/>
+                      <w:szCs w:val="24"/>
+                    </w:rPr>
+                    <m:t>ЗИ</m:t>
+                  </m:r>
+                </m:sub>
+              </m:sSub>
+              <m:r>
+                <w:rPr>
+                  <w:rFonts w:ascii="Cambria Math" w:hAnsi="Cambria Math" w:cs="Times New Roman"/>
+                  <w:sz w:val="24"/>
+                  <w:szCs w:val="24"/>
+                </w:rPr>
+                <m:t xml:space="preserve"> </m:t>
+              </m:r>
+            </m:oMath>
+            <w:r>
+              <w:rPr>
+                <w:rFonts w:ascii="Times New Roman" w:hAnsi="Times New Roman" w:cs="Times New Roman"/>
+                <w:bCs/>
+                <w:sz w:val="24"/>
+                <w:szCs w:val="24"/>
+              </w:rPr>
+              <w:t>=</w:t>
+            </w:r>
+            <w:r>
+              <w:rPr>
+                <w:rFonts w:ascii="Times New Roman" w:hAnsi="Times New Roman" w:cs="Times New Roman"/>
+                <w:bCs/>
+                <w:sz w:val="24"/>
+                <w:szCs w:val="24"/>
+              </w:rPr>
+              <w:t xml:space="preserve"> </w:t>
+            </w:r>
+            <w:r>
+              <w:rPr>
+                <w:rFonts w:ascii="Times New Roman" w:hAnsi="Times New Roman" w:cs="Times New Roman"/>
+                <w:bCs/>
+                <w:sz w:val="24"/>
+                <w:szCs w:val="24"/>
+              </w:rPr>
+              <w:t>0,5</w:t>
+            </w:r>
+            <m:oMath>
+              <m:sSub>
+                <m:sSubPr>
+                  <m:ctrlPr>
+                    <w:rPr>
+                      <w:rFonts w:ascii="Cambria Math" w:hAnsi="Cambria Math" w:cs="Times New Roman"/>
+                      <w:bCs/>
+                      <w:i/>
+                      <w:sz w:val="24"/>
+                      <w:szCs w:val="24"/>
+                    </w:rPr>
+                  </m:ctrlPr>
+                </m:sSubPr>
+                <m:e>
+                  <m:r>
+                    <w:rPr>
+                      <w:rFonts w:ascii="Cambria Math" w:hAnsi="Cambria Math" w:cs="Times New Roman"/>
+                      <w:sz w:val="24"/>
+                      <w:szCs w:val="24"/>
+                      <w:lang w:val="en-US"/>
+                    </w:rPr>
+                    <m:t>U</m:t>
+                  </m:r>
+                  <m:ctrlPr>
+                    <w:rPr>
+                      <w:rFonts w:ascii="Cambria Math" w:hAnsi="Cambria Math" w:cs="Times New Roman"/>
+                      <w:bCs/>
+                      <w:i/>
+                      <w:sz w:val="24"/>
+                      <w:szCs w:val="24"/>
+                      <w:lang w:val="en-US"/>
+                    </w:rPr>
+                  </m:ctrlPr>
+                </m:e>
+                <m:sub>
+                  <m:r>
+                    <w:rPr>
+                      <w:rFonts w:ascii="Cambria Math" w:hAnsi="Cambria Math" w:cs="Times New Roman"/>
+                      <w:sz w:val="24"/>
+                      <w:szCs w:val="24"/>
+                    </w:rPr>
+                    <m:t>отс</m:t>
+                  </m:r>
+                </m:sub>
+              </m:sSub>
+            </m:oMath>
+          </w:p>
+          <w:p>
+            <w:pPr>
+              <w:rPr>
+                <w:rFonts w:ascii="Times New Roman" w:hAnsi="Times New Roman" w:cs="Times New Roman"/>
+                <w:b/>
+                <w:sz w:val="24"/>
+                <w:szCs w:val="24"/>
+              </w:rPr>
+            </w:pPr>
+          </w:p>
+        </w:tc>
+        <w:tc>
+          <w:tcPr>
+            <w:tcW w:w="850" w:type="dxa"/>
+          </w:tcPr>
+          <w:p>
+            <w:pPr>
+              <w:rPr>
+                <w:rFonts w:ascii="Times New Roman" w:hAnsi="Times New Roman" w:cs="Times New Roman"/>
+                <w:bCs/>
+                <w:sz w:val="24"/>
+                <w:szCs w:val="24"/>
+              </w:rPr>
+            </w:pPr>
+            <w:r>
+              <w:rPr>
+                <w:rFonts w:ascii="Times New Roman" w:hAnsi="Times New Roman" w:cs="Times New Roman"/>
+                <w:bCs/>
+                <w:sz w:val="24"/>
+                <w:szCs w:val="24"/>
+              </w:rPr>
+              <w:t>0</w:t>
+            </w:r>
+          </w:p>
+        </w:tc>
+        <w:tc>
+          <w:tcPr>
+            <w:tcW w:w="916" w:type="dxa"/>
+          </w:tcPr>
+          <w:p>
+            <w:pPr>
+              <w:rPr>
+                <w:rFonts w:ascii="Times New Roman" w:hAnsi="Times New Roman" w:cs="Times New Roman"/>
+                <w:bCs/>
+                <w:sz w:val="24"/>
+                <w:szCs w:val="24"/>
+                <w:lang w:val="en-US"/>
+              </w:rPr>
+            </w:pPr>
+            <w:r>
+              <w:rPr>
+                <w:rFonts w:ascii="Times New Roman" w:hAnsi="Times New Roman" w:cs="Times New Roman"/>
+                <w:bCs/>
+                <w:sz w:val="24"/>
+                <w:szCs w:val="24"/>
+              </w:rPr>
+              <w:t>1,68</w:t>
+            </w:r>
+            <w:r>
+              <w:rPr>
+                <w:rFonts w:ascii="Times New Roman" w:hAnsi="Times New Roman" w:cs="Times New Roman"/>
+                <w:bCs/>
+                <w:sz w:val="24"/>
+                <w:szCs w:val="24"/>
+              </w:rPr>
+              <w:t>5</w:t>
+            </w:r>
+          </w:p>
+        </w:tc>
+        <w:tc>
+          <w:tcPr>
+            <w:tcW w:w="850" w:type="dxa"/>
+          </w:tcPr>
+          <w:p>
+            <w:pPr>
+              <w:rPr>
+                <w:rFonts w:ascii="Times New Roman" w:hAnsi="Times New Roman" w:cs="Times New Roman"/>
+                <w:bCs/>
+                <w:sz w:val="24"/>
+                <w:szCs w:val="24"/>
+                <w:lang w:val="en-US"/>
+              </w:rPr>
+            </w:pPr>
+            <w:r>
+              <w:rPr>
+                <w:rFonts w:ascii="Times New Roman" w:hAnsi="Times New Roman" w:cs="Times New Roman"/>
+                <w:bCs/>
+                <w:sz w:val="24"/>
+                <w:szCs w:val="24"/>
+              </w:rPr>
+              <w:t>1,88</w:t>
+            </w:r>
+            <w:r>
+              <w:rPr>
+                <w:rFonts w:ascii="Times New Roman" w:hAnsi="Times New Roman" w:cs="Times New Roman"/>
+                <w:bCs/>
+                <w:sz w:val="24"/>
+                <w:szCs w:val="24"/>
+              </w:rPr>
+              <w:t>8</w:t>
+            </w:r>
+          </w:p>
+        </w:tc>
+        <w:tc>
+          <w:tcPr>
+            <w:tcW w:w="992" w:type="dxa"/>
+          </w:tcPr>
+          <w:p>
+            <w:pPr>
+              <w:rPr>
+                <w:rFonts w:ascii="Times New Roman" w:hAnsi="Times New Roman" w:cs="Times New Roman"/>
+                <w:bCs/>
+                <w:sz w:val="24"/>
+                <w:szCs w:val="24"/>
+                <w:lang w:val="en-US"/>
+              </w:rPr>
+            </w:pPr>
+            <w:r>
+              <w:rPr>
+                <w:rFonts w:ascii="Times New Roman" w:hAnsi="Times New Roman" w:cs="Times New Roman"/>
+                <w:bCs/>
+                <w:sz w:val="24"/>
+                <w:szCs w:val="24"/>
+              </w:rPr>
+              <w:t>1,</w:t>
+            </w:r>
+            <w:r>
+              <w:rPr>
+                <w:rFonts w:ascii="Times New Roman" w:hAnsi="Times New Roman" w:cs="Times New Roman"/>
+                <w:bCs/>
+                <w:sz w:val="24"/>
+                <w:szCs w:val="24"/>
+              </w:rPr>
+              <w:t>900</w:t>
+            </w:r>
+          </w:p>
+        </w:tc>
+        <w:tc>
+          <w:tcPr>
+            <w:tcW w:w="851" w:type="dxa"/>
+          </w:tcPr>
+          <w:p>
+            <w:pPr>
+              <w:rPr>
+                <w:rFonts w:ascii="Times New Roman" w:hAnsi="Times New Roman" w:cs="Times New Roman"/>
+                <w:bCs/>
+                <w:sz w:val="24"/>
+                <w:szCs w:val="24"/>
+                <w:lang w:val="en-US"/>
+              </w:rPr>
+            </w:pPr>
+            <w:r>
+              <w:rPr>
+                <w:rFonts w:ascii="Times New Roman" w:hAnsi="Times New Roman" w:cs="Times New Roman"/>
+                <w:bCs/>
+                <w:sz w:val="24"/>
+                <w:szCs w:val="24"/>
+              </w:rPr>
+              <w:t>1,9</w:t>
+            </w:r>
+            <w:r>
+              <w:rPr>
+                <w:rFonts w:ascii="Times New Roman" w:hAnsi="Times New Roman" w:cs="Times New Roman"/>
+                <w:bCs/>
+                <w:sz w:val="24"/>
+                <w:szCs w:val="24"/>
+              </w:rPr>
+              <w:t>12</w:t>
+            </w:r>
+          </w:p>
+        </w:tc>
+        <w:tc>
+          <w:tcPr>
+            <w:tcW w:w="850" w:type="dxa"/>
+          </w:tcPr>
+          <w:p>
+            <w:pPr>
+              <w:rPr>
+                <w:rFonts w:ascii="Times New Roman" w:hAnsi="Times New Roman" w:cs="Times New Roman"/>
+                <w:bCs/>
+                <w:sz w:val="24"/>
+                <w:szCs w:val="24"/>
+                <w:lang w:val="en-US"/>
+              </w:rPr>
+            </w:pPr>
+            <w:r>
+              <w:rPr>
+                <w:rFonts w:ascii="Times New Roman" w:hAnsi="Times New Roman" w:cs="Times New Roman"/>
+                <w:bCs/>
+                <w:sz w:val="24"/>
+                <w:szCs w:val="24"/>
+              </w:rPr>
+              <w:t>1,93</w:t>
+            </w:r>
+            <w:r>
+              <w:rPr>
+                <w:rFonts w:ascii="Times New Roman" w:hAnsi="Times New Roman" w:cs="Times New Roman"/>
+                <w:bCs/>
+                <w:sz w:val="24"/>
+                <w:szCs w:val="24"/>
+              </w:rPr>
+              <w:t>8</w:t>
+            </w:r>
+          </w:p>
+        </w:tc>
+        <w:tc>
+          <w:tcPr>
+            <w:tcW w:w="928" w:type="dxa"/>
+          </w:tcPr>
+          <w:p>
+            <w:pPr>
+              <w:rPr>
+                <w:rFonts w:ascii="Times New Roman" w:hAnsi="Times New Roman" w:cs="Times New Roman"/>
+                <w:bCs/>
+                <w:sz w:val="24"/>
+                <w:szCs w:val="24"/>
+                <w:lang w:val="en-US"/>
+              </w:rPr>
+            </w:pPr>
+            <w:r>
+              <w:rPr>
+                <w:rFonts w:ascii="Times New Roman" w:hAnsi="Times New Roman" w:cs="Times New Roman"/>
+                <w:bCs/>
+                <w:sz w:val="24"/>
+                <w:szCs w:val="24"/>
+              </w:rPr>
+              <w:t>1,9</w:t>
+            </w:r>
+            <w:r>
+              <w:rPr>
+                <w:rFonts w:ascii="Times New Roman" w:hAnsi="Times New Roman" w:cs="Times New Roman"/>
+                <w:bCs/>
+                <w:sz w:val="24"/>
+                <w:szCs w:val="24"/>
+              </w:rPr>
+              <w:t>64</w:t>
+            </w:r>
+          </w:p>
+        </w:tc>
+        <w:tc>
+          <w:tcPr>
+            <w:tcW w:w="1134" w:type="dxa"/>
+          </w:tcPr>
+          <w:p>
+            <w:pPr>
+              <w:rPr>
+                <w:rFonts w:ascii="Times New Roman" w:hAnsi="Times New Roman" w:cs="Times New Roman"/>
+                <w:bCs/>
+                <w:sz w:val="24"/>
+                <w:szCs w:val="24"/>
+                <w:lang w:val="en-US"/>
+              </w:rPr>
+            </w:pPr>
+            <w:r>
+              <w:rPr>
+                <w:rFonts w:ascii="Times New Roman" w:hAnsi="Times New Roman" w:cs="Times New Roman"/>
+                <w:bCs/>
+                <w:sz w:val="24"/>
+                <w:szCs w:val="24"/>
+              </w:rPr>
+              <w:t>1,98</w:t>
+            </w:r>
+            <w:r>
+              <w:rPr>
+                <w:rFonts w:ascii="Times New Roman" w:hAnsi="Times New Roman" w:cs="Times New Roman"/>
+                <w:bCs/>
+                <w:sz w:val="24"/>
+                <w:szCs w:val="24"/>
+              </w:rPr>
+              <w:t>7</w:t>
+            </w:r>
+          </w:p>
+        </w:tc>
+      </w:tr>
+    </w:tbl>
+    <w:p>
+      <w:pPr>
+        <w:rPr>
+          <w:rFonts w:ascii="Times New Roman" w:hAnsi="Times New Roman" w:cs="Times New Roman"/>
+          <w:b/>
+          <w:sz w:val="24"/>
+          <w:szCs w:val="24"/>
+        </w:rPr>
+      </w:pPr>
+    </w:p>
+    <w:p>
+      <w:pPr>
+        <w:rPr>
+          <w:rFonts w:ascii="Times New Roman" w:hAnsi="Times New Roman" w:cs="Times New Roman"/>
+          <w:b/>
+          <w:sz w:val="24"/>
+          <w:szCs w:val="24"/>
+        </w:rPr>
+      </w:pPr>
+      <w:r>
+        <w:rPr>
+          <w:rFonts w:ascii="Times New Roman" w:hAnsi="Times New Roman" w:cs="Times New Roman"/>
+          <w:b/>
+          <w:noProof/>
+          <w:sz w:val="24"/>
+          <w:szCs w:val="24"/>
+        </w:rPr>
+        <w:drawing>
+          <wp:inline distT="0" distB="0" distL="0" distR="0" wp14:anchorId="31BABA5C" wp14:editId="4AD9843F">
+            <wp:extent cx="5940425" cy="2667000"/>
+            <wp:effectExtent l="0" t="0" r="3175" b="0"/>
+            <wp:docPr id="6" name="Рисунок 6" descr="Изображение выглядит как текст, линия, График, диаграмма&#10;&#10;Контент, сгенерированный ИИ, может содержать ошибки."/>
+            <wp:cNvGraphicFramePr>
+              <a:graphicFrameLocks xmlns:a="http://schemas.openxmlformats.org/drawingml/2006/main" noChangeAspect="1"/>
+            </wp:cNvGraphicFramePr>
+            <a:graphic xmlns:a="http://schemas.openxmlformats.org/drawingml/2006/main">
+              <a:graphicData uri="http://schemas.openxmlformats.org/drawingml/2006/picture">
+                <pic:pic xmlns:pic="http://schemas.openxmlformats.org/drawingml/2006/picture">
+                  <pic:nvPicPr>
+                    <pic:cNvPr id="6" name="Рисунок 6" descr="Изображение выглядит как текст, линия, График, диаграмма&#10;&#10;Контент, сгенерированный ИИ, может содержать ошибки."/>
+                    <pic:cNvPicPr/>
+                  </pic:nvPicPr>
+                  <pic:blipFill>
+                    <a:blip r:embed="rId11">
+                      <a:extLst>
+                        <a:ext uri="{28A0092B-C50C-407E-A947-70E740481C1C}">
+                          <a14:useLocalDpi xmlns:a14="http://schemas.microsoft.com/office/drawing/2010/main" val="0"/>
+                        </a:ext>
+                      </a:extLst>
+                    </a:blip>
+                    <a:stretch>
+                      <a:fillRect/>
+                    </a:stretch>
+                  </pic:blipFill>
+                  <pic:spPr>
+                    <a:xfrm>
+                      <a:off x="0" y="0"/>
+                      <a:ext cx="5940425" cy="2667000"/>
+                    </a:xfrm>
+                    <a:prstGeom prst="rect">
+                      <a:avLst/>
+                    </a:prstGeom>
+                  </pic:spPr>
+                </pic:pic>
+              </a:graphicData>
+            </a:graphic>
+          </wp:inline>
+        </w:drawing>
+      </w:r>
+    </w:p>
+    <w:p>
+      <w:pPr>
+        <w:rPr>
+          <w:rFonts w:ascii="Times New Roman" w:hAnsi="Times New Roman" w:cs="Times New Roman"/>
+          <w:bCs/>
+          <w:sz w:val="24"/>
+          <w:szCs w:val="24"/>
+        </w:rPr>
+      </w:pPr>
+      <w:r>
+        <w:rPr>
+          <w:rFonts w:ascii="Times New Roman" w:hAnsi="Times New Roman" w:cs="Times New Roman"/>
+          <w:bCs/>
+          <w:sz w:val="24"/>
+          <w:szCs w:val="24"/>
+        </w:rPr>
+        <w:lastRenderedPageBreak/>
+        <w:t>По графику видно, что транзистор начинает работать в режиме насыщения</w:t>
+      </w:r>
+    </w:p>
+    <w:p>
+      <w:pPr>
+        <w:rPr>
+          <w:rFonts w:ascii="Times New Roman" w:hAnsi="Times New Roman" w:cs="Times New Roman"/>
+          <w:bCs/>
+          <w:sz w:val="24"/>
+          <w:szCs w:val="24"/>
+        </w:rPr>
+      </w:pPr>
+      <w:r>
+        <w:rPr>
+          <w:rFonts w:ascii="Times New Roman" w:hAnsi="Times New Roman" w:cs="Times New Roman"/>
+          <w:bCs/>
+          <w:sz w:val="24"/>
+          <w:szCs w:val="24"/>
+        </w:rPr>
+        <w:t>только при напряжении на стоке больше нескольких вольт — тогда ток</w:t>
+      </w:r>
+    </w:p>
+    <w:p>
+      <w:pPr>
+        <w:rPr>
+          <w:rFonts w:ascii="Times New Roman" w:hAnsi="Times New Roman" w:cs="Times New Roman"/>
+          <w:bCs/>
+          <w:sz w:val="24"/>
+          <w:szCs w:val="24"/>
+        </w:rPr>
+      </w:pPr>
+      <w:r>
+        <w:rPr>
+          <w:rFonts w:ascii="Times New Roman" w:hAnsi="Times New Roman" w:cs="Times New Roman"/>
+          <w:bCs/>
+          <w:sz w:val="24"/>
+          <w:szCs w:val="24"/>
+        </w:rPr>
+        <w:t xml:space="preserve">стока перестаёт расти. </w:t>
+      </w:r>
+      <w:r>
+        <w:rPr>
+          <w:rFonts w:ascii="Times New Roman" w:hAnsi="Times New Roman" w:cs="Times New Roman"/>
+          <w:bCs/>
+          <w:sz w:val="24"/>
+          <w:szCs w:val="24"/>
+        </w:rPr>
+        <w:t>С</w:t>
+      </w:r>
+      <w:r>
+        <w:rPr>
+          <w:rFonts w:ascii="Times New Roman" w:hAnsi="Times New Roman" w:cs="Times New Roman"/>
+          <w:bCs/>
+          <w:sz w:val="24"/>
+          <w:szCs w:val="24"/>
+        </w:rPr>
+        <w:t>амый большой ток получается при самом маленьком</w:t>
+      </w:r>
+    </w:p>
+    <w:p>
+      <w:pPr>
+        <w:rPr>
+          <w:rFonts w:ascii="Times New Roman" w:hAnsi="Times New Roman" w:cs="Times New Roman"/>
+          <w:bCs/>
+          <w:sz w:val="24"/>
+          <w:szCs w:val="24"/>
+        </w:rPr>
+      </w:pPr>
+      <w:r>
+        <w:rPr>
+          <w:rFonts w:ascii="Times New Roman" w:hAnsi="Times New Roman" w:cs="Times New Roman"/>
+          <w:bCs/>
+          <w:sz w:val="24"/>
+          <w:szCs w:val="24"/>
+        </w:rPr>
+        <w:t>напряжении на затворе.</w:t>
+      </w:r>
     </w:p>
     <w:sectPr>
       <w:pgSz w:w="11906" w:h="16838"/>
@@ -5392,6 +9053,56 @@
     </w:sectPr>
   </w:body>
 </w:document>
+</file>
+
+<file path=word/endnotes.xml><?xml version="1.0" encoding="utf-8"?>
+<w:endnotes xmlns:wpc="http://schemas.microsoft.com/office/word/2010/wordprocessingCanvas" xmlns:cx="http://schemas.microsoft.com/office/drawing/2014/chartex" xmlns:cx1="http://schemas.microsoft.com/office/drawing/2015/9/8/chartex" xmlns:cx2="http://schemas.microsoft.com/office/drawing/2015/10/21/chartex" xmlns:cx3="http://schemas.microsoft.com/office/drawing/2016/5/9/chartex" xmlns:cx4="http://schemas.microsoft.com/office/drawing/2016/5/10/chartex" xmlns:cx5="http://schemas.microsoft.com/office/drawing/2016/5/11/chartex" xmlns:cx6="http://schemas.microsoft.com/office/drawing/2016/5/12/chartex" xmlns:cx7="http://schemas.microsoft.com/office/drawing/2016/5/13/chartex" xmlns:cx8="http://schemas.microsoft.com/office/drawing/2016/5/14/chartex" xmlns:mc="http://schemas.openxmlformats.org/markup-compatibility/2006" xmlns:aink="http://schemas.microsoft.com/office/drawing/2016/ink" xmlns:am3d="http://schemas.microsoft.com/office/drawing/2017/model3d" xmlns:o="urn:schemas-microsoft-com:office:office" xmlns:oel="http://schemas.microsoft.com/office/2019/extlst" xmlns:r="http://schemas.openxmlformats.org/officeDocument/2006/relationships" xmlns:m="http://schemas.openxmlformats.org/officeDocument/2006/math" xmlns:v="urn:schemas-microsoft-com:vml" xmlns:wp14="http://schemas.microsoft.com/office/word/2010/wordprocessingDrawing" xmlns:wp="http://schemas.openxmlformats.org/drawingml/2006/wordprocessingDrawing" xmlns:w10="urn:schemas-microsoft-com:office:word" xmlns:w="http://schemas.openxmlformats.org/wordprocessingml/2006/main" xmlns:w14="http://schemas.microsoft.com/office/word/2010/wordml" xmlns:w15="http://schemas.microsoft.com/office/word/2012/wordml" xmlns:w16cex="http://schemas.microsoft.com/office/word/2018/wordml/cex" xmlns:w16cid="http://schemas.microsoft.com/office/word/2016/wordml/cid" xmlns:w16="http://schemas.microsoft.com/office/word/2018/wordml" xmlns:w16sdtdh="http://schemas.microsoft.com/office/word/2020/wordml/sdtdatahash" xmlns:w16se="http://schemas.microsoft.com/office/word/2015/wordml/symex" xmlns:wpg="http://schemas.microsoft.com/office/word/2010/wordprocessingGroup" xmlns:wpi="http://schemas.microsoft.com/office/word/2010/wordprocessingInk" xmlns:wne="http://schemas.microsoft.com/office/word/2006/wordml" xmlns:wps="http://schemas.microsoft.com/office/word/2010/wordprocessingShape" mc:Ignorable="w14 w15 w16se w16cid w16 w16cex w16sdtdh wp14">
+  <w:endnote w:type="separator" w:id="-1">
+    <w:p>
+      <w:pPr>
+        <w:spacing w:after="0" w:line="240" w:lineRule="auto"/>
+      </w:pPr>
+      <w:r>
+        <w:separator/>
+      </w:r>
+    </w:p>
+  </w:endnote>
+  <w:endnote w:type="continuationSeparator" w:id="0">
+    <w:p>
+      <w:pPr>
+        <w:spacing w:after="0" w:line="240" w:lineRule="auto"/>
+      </w:pPr>
+      <w:r>
+        <w:continuationSeparator/>
+      </w:r>
+    </w:p>
+  </w:endnote>
+</w:endnotes>
+</file>
+
+<file path=word/footnotes.xml><?xml version="1.0" encoding="utf-8"?>
+<w:footnotes xmlns:wpc="http://schemas.microsoft.com/office/word/2010/wordprocessingCanvas" xmlns:cx="http://schemas.microsoft.com/office/drawing/2014/chartex" xmlns:cx1="http://schemas.microsoft.com/office/drawing/2015/9/8/chartex" xmlns:cx2="http://schemas.microsoft.com/office/drawing/2015/10/21/chartex" xmlns:cx3="http://schemas.microsoft.com/office/drawing/2016/5/9/chartex" xmlns:cx4="http://schemas.microsoft.com/office/drawing/2016/5/10/chartex" xmlns:cx5="http://schemas.microsoft.com/office/drawing/2016/5/11/chartex" xmlns:cx6="http://schemas.microsoft.com/office/drawing/2016/5/12/chartex" xmlns:cx7="http://schemas.microsoft.com/office/drawing/2016/5/13/chartex" xmlns:cx8="http://schemas.microsoft.com/office/drawing/2016/5/14/chartex" xmlns:mc="http://schemas.openxmlformats.org/markup-compatibility/2006" xmlns:aink="http://schemas.microsoft.com/office/drawing/2016/ink" xmlns:am3d="http://schemas.microsoft.com/office/drawing/2017/model3d" xmlns:o="urn:schemas-microsoft-com:office:office" xmlns:oel="http://schemas.microsoft.com/office/2019/extlst" xmlns:r="http://schemas.openxmlformats.org/officeDocument/2006/relationships" xmlns:m="http://schemas.openxmlformats.org/officeDocument/2006/math" xmlns:v="urn:schemas-microsoft-com:vml" xmlns:wp14="http://schemas.microsoft.com/office/word/2010/wordprocessingDrawing" xmlns:wp="http://schemas.openxmlformats.org/drawingml/2006/wordprocessingDrawing" xmlns:w10="urn:schemas-microsoft-com:office:word" xmlns:w="http://schemas.openxmlformats.org/wordprocessingml/2006/main" xmlns:w14="http://schemas.microsoft.com/office/word/2010/wordml" xmlns:w15="http://schemas.microsoft.com/office/word/2012/wordml" xmlns:w16cex="http://schemas.microsoft.com/office/word/2018/wordml/cex" xmlns:w16cid="http://schemas.microsoft.com/office/word/2016/wordml/cid" xmlns:w16="http://schemas.microsoft.com/office/word/2018/wordml" xmlns:w16sdtdh="http://schemas.microsoft.com/office/word/2020/wordml/sdtdatahash" xmlns:w16se="http://schemas.microsoft.com/office/word/2015/wordml/symex" xmlns:wpg="http://schemas.microsoft.com/office/word/2010/wordprocessingGroup" xmlns:wpi="http://schemas.microsoft.com/office/word/2010/wordprocessingInk" xmlns:wne="http://schemas.microsoft.com/office/word/2006/wordml" xmlns:wps="http://schemas.microsoft.com/office/word/2010/wordprocessingShape" mc:Ignorable="w14 w15 w16se w16cid w16 w16cex w16sdtdh wp14">
+  <w:footnote w:type="separator" w:id="-1">
+    <w:p>
+      <w:pPr>
+        <w:spacing w:after="0" w:line="240" w:lineRule="auto"/>
+      </w:pPr>
+      <w:r>
+        <w:separator/>
+      </w:r>
+    </w:p>
+  </w:footnote>
+  <w:footnote w:type="continuationSeparator" w:id="0">
+    <w:p>
+      <w:pPr>
+        <w:spacing w:after="0" w:line="240" w:lineRule="auto"/>
+      </w:pPr>
+      <w:r>
+        <w:continuationSeparator/>
+      </w:r>
+    </w:p>
+  </w:footnote>
+</w:footnotes>
 </file>
 
 <file path=word/styles.xml><?xml version="1.0" encoding="utf-8"?>
@@ -5796,6 +9507,7 @@
   <w:style w:type="character" w:default="1" w:styleId="a0">
     <w:name w:val="Default Paragraph Font"/>
     <w:uiPriority w:val="1"/>
+    <w:semiHidden/>
     <w:unhideWhenUsed/>
   </w:style>
   <w:style w:type="table" w:default="1" w:styleId="a1">
@@ -5878,6 +9590,50 @@
       <w:b/>
       <w:bCs/>
     </w:rPr>
+  </w:style>
+  <w:style w:type="paragraph" w:styleId="a7">
+    <w:name w:val="header"/>
+    <w:basedOn w:val="a"/>
+    <w:link w:val="a8"/>
+    <w:uiPriority w:val="99"/>
+    <w:unhideWhenUsed/>
+    <w:rsid w:val="0098731C"/>
+    <w:pPr>
+      <w:tabs>
+        <w:tab w:val="center" w:pos="4677"/>
+        <w:tab w:val="right" w:pos="9355"/>
+      </w:tabs>
+      <w:spacing w:after="0" w:line="240" w:lineRule="auto"/>
+    </w:pPr>
+  </w:style>
+  <w:style w:type="character" w:customStyle="1" w:styleId="a8">
+    <w:name w:val="Верхний колонтитул Знак"/>
+    <w:basedOn w:val="a0"/>
+    <w:link w:val="a7"/>
+    <w:uiPriority w:val="99"/>
+    <w:rsid w:val="0098731C"/>
+  </w:style>
+  <w:style w:type="paragraph" w:styleId="a9">
+    <w:name w:val="footer"/>
+    <w:basedOn w:val="a"/>
+    <w:link w:val="aa"/>
+    <w:uiPriority w:val="99"/>
+    <w:unhideWhenUsed/>
+    <w:rsid w:val="0098731C"/>
+    <w:pPr>
+      <w:tabs>
+        <w:tab w:val="center" w:pos="4677"/>
+        <w:tab w:val="right" w:pos="9355"/>
+      </w:tabs>
+      <w:spacing w:after="0" w:line="240" w:lineRule="auto"/>
+    </w:pPr>
+  </w:style>
+  <w:style w:type="character" w:customStyle="1" w:styleId="aa">
+    <w:name w:val="Нижний колонтитул Знак"/>
+    <w:basedOn w:val="a0"/>
+    <w:link w:val="a9"/>
+    <w:uiPriority w:val="99"/>
+    <w:rsid w:val="0098731C"/>
   </w:style>
 </w:styles>
 </file>
